--- a/cv.docx
+++ b/cv.docx
@@ -1618,7 +1618,6 @@
         </w:rPr>
         <w:t>Proceedings of the 2011 IEEE International Conference on Granular Computing (</w:t>
       </w:r>
-      <w:proofErr w:type="spellStart"/>
       <w:r>
         <w:rPr>
           <w:rFonts w:ascii="Times New Roman" w:eastAsia="ＭＳ Ｐゴシック" w:hAnsi="Times New Roman" w:cs="Times New Roman"/>
@@ -1631,7 +1630,6 @@
         </w:rPr>
         <w:t>GrC</w:t>
       </w:r>
-      <w:proofErr w:type="spellEnd"/>
       <w:r>
         <w:rPr>
           <w:rFonts w:ascii="Times New Roman" w:eastAsia="ＭＳ Ｐゴシック" w:hAnsi="Times New Roman" w:cs="Times New Roman"/>
@@ -1736,27 +1734,7 @@
           <w:kern w:val="0"/>
           <w:szCs w:val="21"/>
         </w:rPr>
-        <w:t>, Takuya Akiba, Yuichi Yoshida, and Ken-</w:t>
-      </w:r>
-      <w:proofErr w:type="spellStart"/>
-      <w:r>
-        <w:rPr>
-          <w:rFonts w:ascii="Times New Roman" w:eastAsia="ＭＳ Ｐゴシック" w:hAnsi="Times New Roman" w:cs="Times New Roman"/>
-          <w:color w:val="000000"/>
-          <w:kern w:val="0"/>
-          <w:szCs w:val="21"/>
-        </w:rPr>
-        <w:t>ichi</w:t>
-      </w:r>
-      <w:proofErr w:type="spellEnd"/>
-      <w:r>
-        <w:rPr>
-          <w:rFonts w:ascii="Times New Roman" w:eastAsia="ＭＳ Ｐゴシック" w:hAnsi="Times New Roman" w:cs="Times New Roman"/>
-          <w:color w:val="000000"/>
-          <w:kern w:val="0"/>
-          <w:szCs w:val="21"/>
-        </w:rPr>
-        <w:t xml:space="preserve"> Kawarabayashi.</w:t>
+        <w:t>, Takuya Akiba, Yuichi Yoshida, and Ken-ichi Kawarabayashi.</w:t>
       </w:r>
       <w:r>
         <w:rPr>
@@ -1929,27 +1907,7 @@
           <w:kern w:val="0"/>
           <w:szCs w:val="21"/>
         </w:rPr>
-        <w:t>, Takanori Maehara, and Ken-</w:t>
-      </w:r>
-      <w:proofErr w:type="spellStart"/>
-      <w:r>
-        <w:rPr>
-          <w:rFonts w:ascii="Times New Roman" w:eastAsia="ＭＳ Ｐゴシック" w:hAnsi="Times New Roman" w:cs="Times New Roman"/>
-          <w:color w:val="000000"/>
-          <w:kern w:val="0"/>
-          <w:szCs w:val="21"/>
-        </w:rPr>
-        <w:t>ichi</w:t>
-      </w:r>
-      <w:proofErr w:type="spellEnd"/>
-      <w:r>
-        <w:rPr>
-          <w:rFonts w:ascii="Times New Roman" w:eastAsia="ＭＳ Ｐゴシック" w:hAnsi="Times New Roman" w:cs="Times New Roman"/>
-          <w:color w:val="000000"/>
-          <w:kern w:val="0"/>
-          <w:szCs w:val="21"/>
-        </w:rPr>
-        <w:t xml:space="preserve"> Kawarabayashi.</w:t>
+        <w:t>, Takanori Maehara, and Ken-ichi Kawarabayashi.</w:t>
       </w:r>
       <w:r>
         <w:rPr>
@@ -2295,27 +2253,7 @@
           <w:kern w:val="0"/>
           <w:szCs w:val="21"/>
         </w:rPr>
-        <w:t>, Takuya Akiba, Yuichi Yoshida, and Ken-</w:t>
-      </w:r>
-      <w:proofErr w:type="spellStart"/>
-      <w:r>
-        <w:rPr>
-          <w:rFonts w:ascii="Times New Roman" w:eastAsia="ＭＳ Ｐゴシック" w:hAnsi="Times New Roman" w:cs="Times New Roman"/>
-          <w:color w:val="000000"/>
-          <w:kern w:val="0"/>
-          <w:szCs w:val="21"/>
-        </w:rPr>
-        <w:t>ichi</w:t>
-      </w:r>
-      <w:proofErr w:type="spellEnd"/>
-      <w:r>
-        <w:rPr>
-          <w:rFonts w:ascii="Times New Roman" w:eastAsia="ＭＳ Ｐゴシック" w:hAnsi="Times New Roman" w:cs="Times New Roman"/>
-          <w:color w:val="000000"/>
-          <w:kern w:val="0"/>
-          <w:szCs w:val="21"/>
-        </w:rPr>
-        <w:t xml:space="preserve"> Kawarabayashi.</w:t>
+        <w:t>, Takuya Akiba, Yuichi Yoshida, and Ken-ichi Kawarabayashi.</w:t>
       </w:r>
       <w:r>
         <w:rPr>
@@ -2479,27 +2417,7 @@
           <w:kern w:val="0"/>
           <w:szCs w:val="21"/>
         </w:rPr>
-        <w:t>, Yutaro Yamaguchi, Naonori Kakimura, and Ken-</w:t>
-      </w:r>
-      <w:proofErr w:type="spellStart"/>
-      <w:r>
-        <w:rPr>
-          <w:rFonts w:ascii="Times New Roman" w:eastAsia="ＭＳ Ｐゴシック" w:hAnsi="Times New Roman" w:cs="Times New Roman"/>
-          <w:color w:val="000000"/>
-          <w:kern w:val="0"/>
-          <w:szCs w:val="21"/>
-        </w:rPr>
-        <w:t>ichi</w:t>
-      </w:r>
-      <w:proofErr w:type="spellEnd"/>
-      <w:r>
-        <w:rPr>
-          <w:rFonts w:ascii="Times New Roman" w:eastAsia="ＭＳ Ｐゴシック" w:hAnsi="Times New Roman" w:cs="Times New Roman"/>
-          <w:color w:val="000000"/>
-          <w:kern w:val="0"/>
-          <w:szCs w:val="21"/>
-        </w:rPr>
-        <w:t xml:space="preserve"> Kawarabayashi.</w:t>
+        <w:t>, Yutaro Yamaguchi, Naonori Kakimura, and Ken-ichi Kawarabayashi.</w:t>
       </w:r>
       <w:r>
         <w:rPr>
@@ -2841,25 +2759,7 @@
           <w:kern w:val="0"/>
           <w:szCs w:val="21"/>
         </w:rPr>
-        <w:t>, Tomohiro Sonobe, Sumio Fujita, and Ken-</w:t>
-      </w:r>
-      <w:proofErr w:type="spellStart"/>
-      <w:r>
-        <w:rPr>
-          <w:rFonts w:ascii="Times New Roman" w:eastAsia="ＭＳ Ｐゴシック" w:hAnsi="Times New Roman" w:cs="Times New Roman"/>
-          <w:kern w:val="0"/>
-          <w:szCs w:val="21"/>
-        </w:rPr>
-        <w:t>ichi</w:t>
-      </w:r>
-      <w:proofErr w:type="spellEnd"/>
-      <w:r>
-        <w:rPr>
-          <w:rFonts w:ascii="Times New Roman" w:eastAsia="ＭＳ Ｐゴシック" w:hAnsi="Times New Roman" w:cs="Times New Roman"/>
-          <w:kern w:val="0"/>
-          <w:szCs w:val="21"/>
-        </w:rPr>
-        <w:t xml:space="preserve"> Kawarabayashi.</w:t>
+        <w:t>, Tomohiro Sonobe, Sumio Fujita, and Ken-ichi Kawarabayashi.</w:t>
       </w:r>
       <w:r>
         <w:rPr>
@@ -3202,25 +3102,7 @@
           <w:kern w:val="0"/>
           <w:szCs w:val="21"/>
         </w:rPr>
-        <w:t>, Ken-</w:t>
-      </w:r>
-      <w:proofErr w:type="spellStart"/>
-      <w:r>
-        <w:rPr>
-          <w:rFonts w:ascii="Times New Roman" w:eastAsia="ＭＳ Ｐゴシック" w:hAnsi="Times New Roman" w:cs="Times New Roman"/>
-          <w:kern w:val="0"/>
-          <w:szCs w:val="21"/>
-        </w:rPr>
-        <w:t>ichi</w:t>
-      </w:r>
-      <w:proofErr w:type="spellEnd"/>
-      <w:r>
-        <w:rPr>
-          <w:rFonts w:ascii="Times New Roman" w:eastAsia="ＭＳ Ｐゴシック" w:hAnsi="Times New Roman" w:cs="Times New Roman"/>
-          <w:kern w:val="0"/>
-          <w:szCs w:val="21"/>
-        </w:rPr>
-        <w:t xml:space="preserve"> Kawarabayashi, and Alex Thomo.</w:t>
+        <w:t>, Ken-ichi Kawarabayashi, and Alex Thomo.</w:t>
       </w:r>
       <w:r>
         <w:rPr>
@@ -3239,23 +3121,13 @@
         </w:rPr>
         <w:t>“</w:t>
       </w:r>
-      <w:proofErr w:type="spellStart"/>
-      <w:r>
-        <w:rPr>
-          <w:rFonts w:ascii="Times New Roman" w:eastAsia="ＭＳ Ｐゴシック" w:hAnsi="Times New Roman" w:cs="Times New Roman"/>
-          <w:kern w:val="0"/>
-          <w:szCs w:val="21"/>
-        </w:rPr>
-        <w:t>NoSingles</w:t>
-      </w:r>
-      <w:proofErr w:type="spellEnd"/>
-      <w:r>
-        <w:rPr>
-          <w:rFonts w:ascii="Times New Roman" w:eastAsia="ＭＳ Ｐゴシック" w:hAnsi="Times New Roman" w:cs="Times New Roman"/>
-          <w:kern w:val="0"/>
-          <w:szCs w:val="21"/>
-        </w:rPr>
-        <w:t xml:space="preserve">: </w:t>
+      <w:r>
+        <w:rPr>
+          <w:rFonts w:ascii="Times New Roman" w:eastAsia="ＭＳ Ｐゴシック" w:hAnsi="Times New Roman" w:cs="Times New Roman"/>
+          <w:kern w:val="0"/>
+          <w:szCs w:val="21"/>
+        </w:rPr>
+        <w:t xml:space="preserve">NoSingles: </w:t>
       </w:r>
       <w:r>
         <w:rPr>
@@ -3426,43 +3298,7 @@
           <w:kern w:val="0"/>
           <w:szCs w:val="21"/>
         </w:rPr>
-        <w:t xml:space="preserve">, Tomohiro Sonobe, Naonori Kakimura, </w:t>
-      </w:r>
-      <w:proofErr w:type="spellStart"/>
-      <w:r>
-        <w:rPr>
-          <w:rFonts w:ascii="Times New Roman" w:eastAsia="ＭＳ Ｐゴシック" w:hAnsi="Times New Roman" w:cs="Times New Roman"/>
-          <w:kern w:val="0"/>
-          <w:szCs w:val="21"/>
-        </w:rPr>
-        <w:t>Takuro</w:t>
-      </w:r>
-      <w:proofErr w:type="spellEnd"/>
-      <w:r>
-        <w:rPr>
-          <w:rFonts w:ascii="Times New Roman" w:eastAsia="ＭＳ Ｐゴシック" w:hAnsi="Times New Roman" w:cs="Times New Roman"/>
-          <w:kern w:val="0"/>
-          <w:szCs w:val="21"/>
-        </w:rPr>
-        <w:t xml:space="preserve"> Fukunaga, Sumio Fujita, and Ken-</w:t>
-      </w:r>
-      <w:proofErr w:type="spellStart"/>
-      <w:r>
-        <w:rPr>
-          <w:rFonts w:ascii="Times New Roman" w:eastAsia="ＭＳ Ｐゴシック" w:hAnsi="Times New Roman" w:cs="Times New Roman"/>
-          <w:kern w:val="0"/>
-          <w:szCs w:val="21"/>
-        </w:rPr>
-        <w:t>ichi</w:t>
-      </w:r>
-      <w:proofErr w:type="spellEnd"/>
-      <w:r>
-        <w:rPr>
-          <w:rFonts w:ascii="Times New Roman" w:eastAsia="ＭＳ Ｐゴシック" w:hAnsi="Times New Roman" w:cs="Times New Roman"/>
-          <w:kern w:val="0"/>
-          <w:szCs w:val="21"/>
-        </w:rPr>
-        <w:t xml:space="preserve"> Kawarabayashi.</w:t>
+        <w:t>, Tomohiro Sonobe, Naonori Kakimura, Takuro Fukunaga, Sumio Fujita, and Ken-ichi Kawarabayashi.</w:t>
       </w:r>
       <w:r>
         <w:rPr>
@@ -6253,6 +6089,104 @@
           <w:t>https://doi.org/10.1613/jair.1.13288</w:t>
         </w:r>
       </w:hyperlink>
+      <w:r>
+        <w:rPr>
+          <w:rFonts w:hint="eastAsia"/>
+        </w:rPr>
+        <w:t xml:space="preserve"> </w:t>
+      </w:r>
+      <w:r>
+        <w:rPr>
+          <w:rFonts w:ascii="Times New Roman" w:eastAsia="ＭＳ Ｐゴシック" w:hAnsi="Times New Roman" w:cs="Times New Roman"/>
+          <w:kern w:val="0"/>
+          <w:szCs w:val="21"/>
+        </w:rPr>
+        <w:t>(</w:t>
+      </w:r>
+      <w:r>
+        <w:rPr>
+          <w:rFonts w:ascii="Times New Roman" w:eastAsia="ＭＳ Ｐゴシック" w:hAnsi="Times New Roman" w:cs="Times New Roman" w:hint="eastAsia"/>
+          <w:kern w:val="0"/>
+          <w:szCs w:val="21"/>
+        </w:rPr>
+        <w:t>p</w:t>
+      </w:r>
+      <w:r>
+        <w:rPr>
+          <w:rFonts w:ascii="Times New Roman" w:eastAsia="ＭＳ Ｐゴシック" w:hAnsi="Times New Roman" w:cs="Times New Roman"/>
+          <w:kern w:val="0"/>
+          <w:szCs w:val="21"/>
+        </w:rPr>
+        <w:t>reliminary version</w:t>
+      </w:r>
+      <w:r>
+        <w:rPr>
+          <w:rFonts w:ascii="Times New Roman" w:eastAsia="ＭＳ Ｐゴシック" w:hAnsi="Times New Roman" w:cs="Times New Roman" w:hint="eastAsia"/>
+          <w:kern w:val="0"/>
+          <w:szCs w:val="21"/>
+        </w:rPr>
+        <w:t xml:space="preserve"> appeared</w:t>
+      </w:r>
+      <w:r>
+        <w:rPr>
+          <w:rFonts w:ascii="Times New Roman" w:eastAsia="ＭＳ Ｐゴシック" w:hAnsi="Times New Roman" w:cs="Times New Roman"/>
+          <w:kern w:val="0"/>
+          <w:szCs w:val="21"/>
+        </w:rPr>
+        <w:t xml:space="preserve"> </w:t>
+      </w:r>
+      <w:r>
+        <w:rPr>
+          <w:rFonts w:ascii="Times New Roman" w:eastAsia="ＭＳ Ｐゴシック" w:hAnsi="Times New Roman" w:cs="Times New Roman" w:hint="eastAsia"/>
+          <w:kern w:val="0"/>
+          <w:szCs w:val="21"/>
+        </w:rPr>
+        <w:t>in</w:t>
+      </w:r>
+      <w:r>
+        <w:rPr>
+          <w:rFonts w:ascii="Times New Roman" w:eastAsia="ＭＳ Ｐゴシック" w:hAnsi="Times New Roman" w:cs="Times New Roman"/>
+          <w:kern w:val="0"/>
+          <w:szCs w:val="21"/>
+        </w:rPr>
+        <w:t xml:space="preserve"> </w:t>
+      </w:r>
+      <w:r>
+        <w:rPr>
+          <w:rFonts w:ascii="Times New Roman" w:eastAsia="ＭＳ Ｐゴシック" w:hAnsi="Times New Roman" w:cs="Times New Roman" w:hint="eastAsia"/>
+          <w:b/>
+          <w:bCs/>
+          <w:i/>
+          <w:iCs/>
+          <w:kern w:val="0"/>
+          <w:szCs w:val="21"/>
+        </w:rPr>
+        <w:t>AISTATS</w:t>
+      </w:r>
+      <w:r>
+        <w:rPr>
+          <w:rFonts w:ascii="Times New Roman" w:eastAsia="ＭＳ Ｐゴシック" w:hAnsi="Times New Roman" w:cs="Times New Roman"/>
+          <w:kern w:val="0"/>
+          <w:szCs w:val="21"/>
+        </w:rPr>
+        <w:t xml:space="preserve"> </w:t>
+      </w:r>
+      <w:r>
+        <w:rPr>
+          <w:rFonts w:ascii="Times New Roman" w:eastAsia="ＭＳ Ｐゴシック" w:hAnsi="Times New Roman" w:cs="Times New Roman" w:hint="eastAsia"/>
+          <w:kern w:val="0"/>
+          <w:szCs w:val="21"/>
+        </w:rPr>
+        <w:t>2021</w:t>
+      </w:r>
+      <w:r>
+        <w:rPr>
+          <w:rFonts w:ascii="Times New Roman" w:eastAsia="ＭＳ Ｐゴシック" w:hAnsi="Times New Roman" w:cs="Times New Roman"/>
+          <w:kern w:val="0"/>
+          <w:szCs w:val="21"/>
+        </w:rPr>
+        <w:t>)</w:t>
+      </w:r>
     </w:p>
     <w:p>
       <w:pPr>
@@ -6301,7 +6235,6 @@
         </w:rPr>
         <w:t xml:space="preserve"> </w:t>
       </w:r>
-      <w:proofErr w:type="gramStart"/>
       <w:r>
         <w:rPr>
           <w:rFonts w:ascii="Times New Roman" w:eastAsia="ＭＳ Ｐゴシック" w:hAnsi="Times New Roman" w:cs="Times New Roman"/>
@@ -6317,16 +6250,7 @@
           <w:kern w:val="0"/>
           <w:szCs w:val="21"/>
         </w:rPr>
-        <w:t>On</w:t>
-      </w:r>
-      <w:proofErr w:type="gramEnd"/>
-      <w:r>
-        <w:rPr>
-          <w:rFonts w:ascii="Times New Roman" w:eastAsia="ＭＳ Ｐゴシック" w:hAnsi="Times New Roman" w:cs="Times New Roman"/>
-          <w:kern w:val="0"/>
-          <w:szCs w:val="21"/>
-        </w:rPr>
-        <w:t xml:space="preserve"> the Parameterized Intractability of Determinant Maximization</w:t>
+        <w:t>On the Parameterized Intractability of Determinant Maximization</w:t>
       </w:r>
       <w:r>
         <w:rPr>
@@ -7400,7 +7324,6 @@
         </w:rPr>
         <w:t>Proceedings of the 17th ACM Conference on Recommender Systems (</w:t>
       </w:r>
-      <w:proofErr w:type="spellStart"/>
       <w:r>
         <w:rPr>
           <w:rFonts w:ascii="Times New Roman" w:eastAsia="ＭＳ Ｐゴシック" w:hAnsi="Times New Roman" w:cs="Times New Roman"/>
@@ -7413,7 +7336,6 @@
         </w:rPr>
         <w:t>RecSys</w:t>
       </w:r>
-      <w:proofErr w:type="spellEnd"/>
       <w:r>
         <w:rPr>
           <w:rFonts w:ascii="Times New Roman" w:eastAsia="ＭＳ Ｐゴシック" w:hAnsi="Times New Roman" w:cs="Times New Roman"/>
@@ -7907,25 +7829,7 @@
           <w:kern w:val="0"/>
           <w:szCs w:val="21"/>
         </w:rPr>
-        <w:t xml:space="preserve">Riku Togashi, </w:t>
-      </w:r>
-      <w:proofErr w:type="spellStart"/>
-      <w:r>
-        <w:rPr>
-          <w:rFonts w:ascii="Times New Roman" w:eastAsia="ＭＳ Ｐゴシック" w:hAnsi="Times New Roman" w:cs="Times New Roman"/>
-          <w:kern w:val="0"/>
-          <w:szCs w:val="21"/>
-        </w:rPr>
-        <w:t>Tatsushi</w:t>
-      </w:r>
-      <w:proofErr w:type="spellEnd"/>
-      <w:r>
-        <w:rPr>
-          <w:rFonts w:ascii="Times New Roman" w:eastAsia="ＭＳ Ｐゴシック" w:hAnsi="Times New Roman" w:cs="Times New Roman"/>
-          <w:kern w:val="0"/>
-          <w:szCs w:val="21"/>
-        </w:rPr>
-        <w:t xml:space="preserve"> Oka, </w:t>
+        <w:t xml:space="preserve">Riku Togashi, Tatsushi Oka, </w:t>
       </w:r>
       <w:r>
         <w:rPr>
@@ -8482,6 +8386,104 @@
           <w:t>https://doi.org/10.1016/j.tcs.2024.114513</w:t>
         </w:r>
       </w:hyperlink>
+      <w:r>
+        <w:rPr>
+          <w:rFonts w:hint="eastAsia"/>
+        </w:rPr>
+        <w:t xml:space="preserve"> </w:t>
+      </w:r>
+      <w:r>
+        <w:rPr>
+          <w:rFonts w:ascii="Times New Roman" w:eastAsia="ＭＳ Ｐゴシック" w:hAnsi="Times New Roman" w:cs="Times New Roman"/>
+          <w:kern w:val="0"/>
+          <w:szCs w:val="21"/>
+        </w:rPr>
+        <w:t>(</w:t>
+      </w:r>
+      <w:r>
+        <w:rPr>
+          <w:rFonts w:ascii="Times New Roman" w:eastAsia="ＭＳ Ｐゴシック" w:hAnsi="Times New Roman" w:cs="Times New Roman" w:hint="eastAsia"/>
+          <w:kern w:val="0"/>
+          <w:szCs w:val="21"/>
+        </w:rPr>
+        <w:t>p</w:t>
+      </w:r>
+      <w:r>
+        <w:rPr>
+          <w:rFonts w:ascii="Times New Roman" w:eastAsia="ＭＳ Ｐゴシック" w:hAnsi="Times New Roman" w:cs="Times New Roman"/>
+          <w:kern w:val="0"/>
+          <w:szCs w:val="21"/>
+        </w:rPr>
+        <w:t>reliminary version</w:t>
+      </w:r>
+      <w:r>
+        <w:rPr>
+          <w:rFonts w:ascii="Times New Roman" w:eastAsia="ＭＳ Ｐゴシック" w:hAnsi="Times New Roman" w:cs="Times New Roman" w:hint="eastAsia"/>
+          <w:kern w:val="0"/>
+          <w:szCs w:val="21"/>
+        </w:rPr>
+        <w:t xml:space="preserve"> appeared</w:t>
+      </w:r>
+      <w:r>
+        <w:rPr>
+          <w:rFonts w:ascii="Times New Roman" w:eastAsia="ＭＳ Ｐゴシック" w:hAnsi="Times New Roman" w:cs="Times New Roman"/>
+          <w:kern w:val="0"/>
+          <w:szCs w:val="21"/>
+        </w:rPr>
+        <w:t xml:space="preserve"> </w:t>
+      </w:r>
+      <w:r>
+        <w:rPr>
+          <w:rFonts w:ascii="Times New Roman" w:eastAsia="ＭＳ Ｐゴシック" w:hAnsi="Times New Roman" w:cs="Times New Roman" w:hint="eastAsia"/>
+          <w:kern w:val="0"/>
+          <w:szCs w:val="21"/>
+        </w:rPr>
+        <w:t>in</w:t>
+      </w:r>
+      <w:r>
+        <w:rPr>
+          <w:rFonts w:ascii="Times New Roman" w:eastAsia="ＭＳ Ｐゴシック" w:hAnsi="Times New Roman" w:cs="Times New Roman"/>
+          <w:kern w:val="0"/>
+          <w:szCs w:val="21"/>
+        </w:rPr>
+        <w:t xml:space="preserve"> </w:t>
+      </w:r>
+      <w:r>
+        <w:rPr>
+          <w:rFonts w:ascii="Times New Roman" w:eastAsia="ＭＳ Ｐゴシック" w:hAnsi="Times New Roman" w:cs="Times New Roman" w:hint="eastAsia"/>
+          <w:b/>
+          <w:bCs/>
+          <w:i/>
+          <w:iCs/>
+          <w:kern w:val="0"/>
+          <w:szCs w:val="21"/>
+        </w:rPr>
+        <w:t>ICML</w:t>
+      </w:r>
+      <w:r>
+        <w:rPr>
+          <w:rFonts w:ascii="Times New Roman" w:eastAsia="ＭＳ Ｐゴシック" w:hAnsi="Times New Roman" w:cs="Times New Roman"/>
+          <w:kern w:val="0"/>
+          <w:szCs w:val="21"/>
+        </w:rPr>
+        <w:t xml:space="preserve"> </w:t>
+      </w:r>
+      <w:r>
+        <w:rPr>
+          <w:rFonts w:ascii="Times New Roman" w:eastAsia="ＭＳ Ｐゴシック" w:hAnsi="Times New Roman" w:cs="Times New Roman" w:hint="eastAsia"/>
+          <w:kern w:val="0"/>
+          <w:szCs w:val="21"/>
+        </w:rPr>
+        <w:t>2020</w:t>
+      </w:r>
+      <w:r>
+        <w:rPr>
+          <w:rFonts w:ascii="Times New Roman" w:eastAsia="ＭＳ Ｐゴシック" w:hAnsi="Times New Roman" w:cs="Times New Roman"/>
+          <w:kern w:val="0"/>
+          <w:szCs w:val="21"/>
+        </w:rPr>
+        <w:t>)</w:t>
+      </w:r>
     </w:p>
     <w:p>
       <w:pPr>
@@ -10011,7 +10013,7 @@
         <w:ind w:leftChars="0"/>
         <w:jc w:val="left"/>
         <w:rPr>
-          <w:rFonts w:ascii="Times New Roman" w:eastAsia="ＭＳ Ｐゴシック" w:hAnsi="Times New Roman" w:cs="Times New Roman" w:hint="eastAsia"/>
+          <w:rFonts w:ascii="Times New Roman" w:eastAsia="ＭＳ Ｐゴシック" w:hAnsi="Times New Roman" w:cs="Times New Roman"/>
           <w:kern w:val="0"/>
           <w:szCs w:val="21"/>
         </w:rPr>
@@ -10106,7 +10108,111 @@
           <w:kern w:val="0"/>
           <w:szCs w:val="21"/>
         </w:rPr>
-        <w:t xml:space="preserve">) (Full version of </w:t>
+        <w:t>)</w:t>
+      </w:r>
+      <w:r>
+        <w:rPr>
+          <w:rFonts w:ascii="Times New Roman" w:eastAsia="ＭＳ Ｐゴシック" w:hAnsi="Times New Roman" w:cs="Times New Roman"/>
+          <w:kern w:val="0"/>
+          <w:szCs w:val="21"/>
+        </w:rPr>
+        <w:t xml:space="preserve">, </w:t>
+      </w:r>
+      <w:r>
+        <w:rPr>
+          <w:rFonts w:ascii="Times New Roman" w:eastAsia="ＭＳ Ｐゴシック" w:hAnsi="Times New Roman" w:cs="Times New Roman" w:hint="eastAsia"/>
+          <w:kern w:val="0"/>
+          <w:szCs w:val="21"/>
+        </w:rPr>
+        <w:t xml:space="preserve">to </w:t>
+      </w:r>
+      <w:r>
+        <w:rPr>
+          <w:rFonts w:ascii="Times New Roman" w:eastAsia="ＭＳ Ｐゴシック" w:hAnsi="Times New Roman" w:cs="Times New Roman"/>
+          <w:kern w:val="0"/>
+          <w:szCs w:val="21"/>
+        </w:rPr>
+        <w:t>appea</w:t>
+      </w:r>
+      <w:r>
+        <w:rPr>
+          <w:rFonts w:ascii="Times New Roman" w:eastAsia="ＭＳ Ｐゴシック" w:hAnsi="Times New Roman" w:cs="Times New Roman" w:hint="eastAsia"/>
+          <w:kern w:val="0"/>
+          <w:szCs w:val="21"/>
+        </w:rPr>
+        <w:t>r</w:t>
+      </w:r>
+      <w:r>
+        <w:rPr>
+          <w:rFonts w:ascii="Times New Roman" w:eastAsia="ＭＳ Ｐゴシック" w:hAnsi="Times New Roman" w:cs="Times New Roman"/>
+          <w:kern w:val="0"/>
+          <w:szCs w:val="21"/>
+        </w:rPr>
+        <w:t>.</w:t>
+      </w:r>
+      <w:r>
+        <w:rPr>
+          <w:rFonts w:ascii="Times New Roman" w:eastAsia="ＭＳ Ｐゴシック" w:hAnsi="Times New Roman" w:cs="Times New Roman" w:hint="eastAsia"/>
+          <w:kern w:val="0"/>
+          <w:szCs w:val="21"/>
+        </w:rPr>
+        <w:t xml:space="preserve"> </w:t>
+      </w:r>
+      <w:r>
+        <w:rPr>
+          <w:rFonts w:ascii="Times New Roman" w:eastAsia="ＭＳ Ｐゴシック" w:hAnsi="Times New Roman" w:cs="Times New Roman"/>
+          <w:kern w:val="0"/>
+          <w:szCs w:val="21"/>
+        </w:rPr>
+        <w:t>(</w:t>
+      </w:r>
+      <w:r>
+        <w:rPr>
+          <w:rFonts w:ascii="Times New Roman" w:eastAsia="ＭＳ Ｐゴシック" w:hAnsi="Times New Roman" w:cs="Times New Roman" w:hint="eastAsia"/>
+          <w:kern w:val="0"/>
+          <w:szCs w:val="21"/>
+        </w:rPr>
+        <w:t>p</w:t>
+      </w:r>
+      <w:r>
+        <w:rPr>
+          <w:rFonts w:ascii="Times New Roman" w:eastAsia="ＭＳ Ｐゴシック" w:hAnsi="Times New Roman" w:cs="Times New Roman"/>
+          <w:kern w:val="0"/>
+          <w:szCs w:val="21"/>
+        </w:rPr>
+        <w:t>reliminary version</w:t>
+      </w:r>
+      <w:r>
+        <w:rPr>
+          <w:rFonts w:ascii="Times New Roman" w:eastAsia="ＭＳ Ｐゴシック" w:hAnsi="Times New Roman" w:cs="Times New Roman" w:hint="eastAsia"/>
+          <w:kern w:val="0"/>
+          <w:szCs w:val="21"/>
+        </w:rPr>
+        <w:t xml:space="preserve"> appeared</w:t>
+      </w:r>
+      <w:r>
+        <w:rPr>
+          <w:rFonts w:ascii="Times New Roman" w:eastAsia="ＭＳ Ｐゴシック" w:hAnsi="Times New Roman" w:cs="Times New Roman"/>
+          <w:kern w:val="0"/>
+          <w:szCs w:val="21"/>
+        </w:rPr>
+        <w:t xml:space="preserve"> </w:t>
+      </w:r>
+      <w:r>
+        <w:rPr>
+          <w:rFonts w:ascii="Times New Roman" w:eastAsia="ＭＳ Ｐゴシック" w:hAnsi="Times New Roman" w:cs="Times New Roman" w:hint="eastAsia"/>
+          <w:kern w:val="0"/>
+          <w:szCs w:val="21"/>
+        </w:rPr>
+        <w:t>in</w:t>
+      </w:r>
+      <w:r>
+        <w:rPr>
+          <w:rFonts w:ascii="Times New Roman" w:eastAsia="ＭＳ Ｐゴシック" w:hAnsi="Times New Roman" w:cs="Times New Roman"/>
+          <w:kern w:val="0"/>
+          <w:szCs w:val="21"/>
+        </w:rPr>
+        <w:t xml:space="preserve"> </w:t>
       </w:r>
       <w:r>
         <w:rPr>
@@ -10123,12 +10229,131 @@
       <w:r>
         <w:rPr>
           <w:rFonts w:ascii="Times New Roman" w:eastAsia="ＭＳ Ｐゴシック" w:hAnsi="Times New Roman" w:cs="Times New Roman"/>
-          <w:i/>
-          <w:iCs/>
-          <w:kern w:val="0"/>
-          <w:szCs w:val="21"/>
-        </w:rPr>
-        <w:t xml:space="preserve"> 2023)</w:t>
+          <w:kern w:val="0"/>
+          <w:szCs w:val="21"/>
+        </w:rPr>
+        <w:t xml:space="preserve"> 2023</w:t>
+      </w:r>
+      <w:r>
+        <w:rPr>
+          <w:rFonts w:ascii="Times New Roman" w:eastAsia="ＭＳ Ｐゴシック" w:hAnsi="Times New Roman" w:cs="Times New Roman"/>
+          <w:kern w:val="0"/>
+          <w:szCs w:val="21"/>
+        </w:rPr>
+        <w:t>)</w:t>
+      </w:r>
+    </w:p>
+    <w:p>
+      <w:pPr>
+        <w:pStyle w:val="a3"/>
+        <w:widowControl/>
+        <w:numPr>
+          <w:ilvl w:val="0"/>
+          <w:numId w:val="14"/>
+        </w:numPr>
+        <w:tabs>
+          <w:tab w:val="left" w:pos="2520"/>
+          <w:tab w:val="left" w:pos="3119"/>
+        </w:tabs>
+        <w:ind w:leftChars="0"/>
+        <w:jc w:val="left"/>
+        <w:rPr>
+          <w:rFonts w:ascii="Times New Roman" w:eastAsia="ＭＳ Ｐゴシック" w:hAnsi="Times New Roman" w:cs="Times New Roman"/>
+          <w:kern w:val="0"/>
+          <w:szCs w:val="21"/>
+        </w:rPr>
+      </w:pPr>
+      <w:r>
+        <w:rPr>
+          <w:rFonts w:ascii="Times New Roman" w:eastAsia="ＭＳ Ｐゴシック" w:hAnsi="Times New Roman" w:cs="Times New Roman"/>
+          <w:kern w:val="0"/>
+          <w:szCs w:val="21"/>
+          <w:u w:val="single"/>
+        </w:rPr>
+        <w:t>Naoto Ohsaka</w:t>
+      </w:r>
+      <w:r>
+        <w:rPr>
+          <w:rFonts w:ascii="Times New Roman" w:eastAsia="ＭＳ Ｐゴシック" w:hAnsi="Times New Roman" w:cs="Times New Roman"/>
+          <w:kern w:val="0"/>
+          <w:szCs w:val="21"/>
+        </w:rPr>
+        <w:t>.</w:t>
+      </w:r>
+      <w:r>
+        <w:rPr>
+          <w:rFonts w:ascii="Times New Roman" w:eastAsia="ＭＳ Ｐゴシック" w:hAnsi="Times New Roman" w:cs="Times New Roman" w:hint="eastAsia"/>
+          <w:kern w:val="0"/>
+          <w:szCs w:val="21"/>
+        </w:rPr>
+        <w:t xml:space="preserve"> </w:t>
+      </w:r>
+      <w:r>
+        <w:rPr>
+          <w:rFonts w:ascii="Times New Roman" w:eastAsia="ＭＳ Ｐゴシック" w:hAnsi="Times New Roman" w:cs="Times New Roman"/>
+          <w:color w:val="000000"/>
+          <w:kern w:val="0"/>
+          <w:szCs w:val="21"/>
+        </w:rPr>
+        <w:t>“</w:t>
+      </w:r>
+      <w:r>
+        <w:rPr>
+          <w:rFonts w:ascii="Times New Roman" w:eastAsia="ＭＳ Ｐゴシック" w:hAnsi="Times New Roman" w:cs="Times New Roman"/>
+          <w:kern w:val="0"/>
+          <w:szCs w:val="21"/>
+        </w:rPr>
+        <w:t>Gap Amplification for Reconfiguration Problems</w:t>
+      </w:r>
+      <w:r>
+        <w:rPr>
+          <w:rFonts w:ascii="Times New Roman" w:eastAsia="ＭＳ Ｐゴシック" w:hAnsi="Times New Roman" w:cs="Times New Roman"/>
+          <w:color w:val="000000"/>
+          <w:kern w:val="0"/>
+          <w:szCs w:val="21"/>
+        </w:rPr>
+        <w:t>”.</w:t>
+      </w:r>
+      <w:r>
+        <w:rPr>
+          <w:rFonts w:ascii="Times New Roman" w:eastAsia="ＭＳ Ｐゴシック" w:hAnsi="Times New Roman" w:cs="Times New Roman" w:hint="eastAsia"/>
+          <w:color w:val="000000"/>
+          <w:kern w:val="0"/>
+          <w:szCs w:val="21"/>
+        </w:rPr>
+        <w:t xml:space="preserve"> </w:t>
+      </w:r>
+      <w:r>
+        <w:rPr>
+          <w:rFonts w:ascii="Times New Roman" w:eastAsia="ＭＳ Ｐゴシック" w:hAnsi="Times New Roman" w:cs="Times New Roman"/>
+          <w:i/>
+          <w:iCs/>
+          <w:kern w:val="0"/>
+          <w:szCs w:val="21"/>
+        </w:rPr>
+        <w:t>ACM Transactions on Algorithms (</w:t>
+      </w:r>
+      <w:r>
+        <w:rPr>
+          <w:rFonts w:ascii="Times New Roman" w:eastAsia="ＭＳ Ｐゴシック" w:hAnsi="Times New Roman" w:cs="Times New Roman"/>
+          <w:b/>
+          <w:bCs/>
+          <w:i/>
+          <w:iCs/>
+          <w:kern w:val="0"/>
+          <w:szCs w:val="21"/>
+        </w:rPr>
+        <w:t>TALG</w:t>
+      </w:r>
+      <w:r>
+        <w:rPr>
+          <w:rFonts w:ascii="Times New Roman" w:eastAsia="ＭＳ Ｐゴシック" w:hAnsi="Times New Roman" w:cs="Times New Roman"/>
+          <w:i/>
+          <w:iCs/>
+          <w:kern w:val="0"/>
+          <w:szCs w:val="21"/>
+        </w:rPr>
+        <w:t>)</w:t>
       </w:r>
       <w:r>
         <w:rPr>
@@ -10152,31 +10377,7 @@
           <w:kern w:val="0"/>
           <w:szCs w:val="21"/>
         </w:rPr>
-        <w:t>appear</w:t>
-      </w:r>
-      <w:r>
-        <w:rPr>
-          <w:rFonts w:ascii="Times New Roman" w:eastAsia="ＭＳ Ｐゴシック" w:hAnsi="Times New Roman" w:cs="Times New Roman"/>
-          <w:kern w:val="0"/>
-          <w:szCs w:val="21"/>
-        </w:rPr>
-        <w:t>, 202</w:t>
-      </w:r>
-      <w:r>
-        <w:rPr>
-          <w:rFonts w:ascii="Times New Roman" w:eastAsia="ＭＳ Ｐゴシック" w:hAnsi="Times New Roman" w:cs="Times New Roman" w:hint="eastAsia"/>
-          <w:kern w:val="0"/>
-          <w:szCs w:val="21"/>
-        </w:rPr>
-        <w:t>5</w:t>
-      </w:r>
-      <w:r>
-        <w:rPr>
-          <w:rFonts w:ascii="Times New Roman" w:eastAsia="ＭＳ Ｐゴシック" w:hAnsi="Times New Roman" w:cs="Times New Roman"/>
-          <w:kern w:val="0"/>
-          <w:szCs w:val="21"/>
-        </w:rPr>
-        <w:t>.</w:t>
+        <w:t>appear.</w:t>
       </w:r>
       <w:r>
         <w:rPr>
@@ -10185,6 +10386,90 @@
           <w:szCs w:val="21"/>
         </w:rPr>
         <w:t xml:space="preserve"> </w:t>
+      </w:r>
+      <w:r>
+        <w:rPr>
+          <w:rFonts w:ascii="Times New Roman" w:eastAsia="ＭＳ Ｐゴシック" w:hAnsi="Times New Roman" w:cs="Times New Roman"/>
+          <w:kern w:val="0"/>
+          <w:szCs w:val="21"/>
+        </w:rPr>
+        <w:t>(</w:t>
+      </w:r>
+      <w:r>
+        <w:rPr>
+          <w:rFonts w:ascii="Times New Roman" w:eastAsia="ＭＳ Ｐゴシック" w:hAnsi="Times New Roman" w:cs="Times New Roman" w:hint="eastAsia"/>
+          <w:kern w:val="0"/>
+          <w:szCs w:val="21"/>
+        </w:rPr>
+        <w:t>p</w:t>
+      </w:r>
+      <w:r>
+        <w:rPr>
+          <w:rFonts w:ascii="Times New Roman" w:eastAsia="ＭＳ Ｐゴシック" w:hAnsi="Times New Roman" w:cs="Times New Roman"/>
+          <w:kern w:val="0"/>
+          <w:szCs w:val="21"/>
+        </w:rPr>
+        <w:t>reliminary version</w:t>
+      </w:r>
+      <w:r>
+        <w:rPr>
+          <w:rFonts w:ascii="Times New Roman" w:eastAsia="ＭＳ Ｐゴシック" w:hAnsi="Times New Roman" w:cs="Times New Roman" w:hint="eastAsia"/>
+          <w:kern w:val="0"/>
+          <w:szCs w:val="21"/>
+        </w:rPr>
+        <w:t xml:space="preserve"> appeared</w:t>
+      </w:r>
+      <w:r>
+        <w:rPr>
+          <w:rFonts w:ascii="Times New Roman" w:eastAsia="ＭＳ Ｐゴシック" w:hAnsi="Times New Roman" w:cs="Times New Roman"/>
+          <w:kern w:val="0"/>
+          <w:szCs w:val="21"/>
+        </w:rPr>
+        <w:t xml:space="preserve"> </w:t>
+      </w:r>
+      <w:r>
+        <w:rPr>
+          <w:rFonts w:ascii="Times New Roman" w:eastAsia="ＭＳ Ｐゴシック" w:hAnsi="Times New Roman" w:cs="Times New Roman" w:hint="eastAsia"/>
+          <w:kern w:val="0"/>
+          <w:szCs w:val="21"/>
+        </w:rPr>
+        <w:t>in</w:t>
+      </w:r>
+      <w:r>
+        <w:rPr>
+          <w:rFonts w:ascii="Times New Roman" w:eastAsia="ＭＳ Ｐゴシック" w:hAnsi="Times New Roman" w:cs="Times New Roman"/>
+          <w:kern w:val="0"/>
+          <w:szCs w:val="21"/>
+        </w:rPr>
+        <w:t xml:space="preserve"> </w:t>
+      </w:r>
+      <w:r>
+        <w:rPr>
+          <w:rFonts w:ascii="Times New Roman" w:eastAsia="ＭＳ Ｐゴシック" w:hAnsi="Times New Roman" w:cs="Times New Roman"/>
+          <w:b/>
+          <w:bCs/>
+          <w:i/>
+          <w:iCs/>
+          <w:kern w:val="0"/>
+          <w:szCs w:val="21"/>
+        </w:rPr>
+        <w:t>SODA</w:t>
+      </w:r>
+      <w:r>
+        <w:rPr>
+          <w:rFonts w:ascii="Times New Roman" w:eastAsia="ＭＳ Ｐゴシック" w:hAnsi="Times New Roman" w:cs="Times New Roman"/>
+          <w:kern w:val="0"/>
+          <w:szCs w:val="21"/>
+        </w:rPr>
+        <w:t xml:space="preserve"> 2024</w:t>
+      </w:r>
+      <w:r>
+        <w:rPr>
+          <w:rFonts w:ascii="Times New Roman" w:eastAsia="ＭＳ Ｐゴシック" w:hAnsi="Times New Roman" w:cs="Times New Roman"/>
+          <w:kern w:val="0"/>
+          <w:szCs w:val="21"/>
+        </w:rPr>
+        <w:t>)</w:t>
       </w:r>
     </w:p>
     <w:p>
@@ -10256,6 +10541,8 @@
       <w:r>
         <w:rPr>
           <w:rFonts w:ascii="Times New Roman" w:eastAsia="ＭＳ Ｐゴシック" w:hAnsi="Times New Roman" w:cs="Times New Roman"/>
+          <w:i/>
+          <w:iCs/>
           <w:color w:val="000000"/>
           <w:kern w:val="0"/>
           <w:szCs w:val="21"/>
@@ -10265,6 +10552,8 @@
       <w:r>
         <w:rPr>
           <w:rFonts w:ascii="Times New Roman" w:eastAsia="ＭＳ Ｐゴシック" w:hAnsi="Times New Roman" w:cs="Times New Roman"/>
+          <w:i/>
+          <w:iCs/>
           <w:color w:val="000000"/>
           <w:kern w:val="0"/>
           <w:szCs w:val="21"/>
@@ -10275,31 +10564,22 @@
       <w:r>
         <w:rPr>
           <w:rFonts w:ascii="Times New Roman" w:eastAsia="ＭＳ Ｐゴシック" w:hAnsi="Times New Roman" w:cs="Times New Roman"/>
-          <w:color w:val="000000"/>
-          <w:kern w:val="0"/>
-          <w:szCs w:val="21"/>
-        </w:rPr>
-        <w:t xml:space="preserve"> </w:t>
-      </w:r>
-      <w:proofErr w:type="spellStart"/>
-      <w:r>
-        <w:rPr>
-          <w:rFonts w:ascii="Times New Roman" w:eastAsia="ＭＳ Ｐゴシック" w:hAnsi="Times New Roman" w:cs="Times New Roman"/>
-          <w:color w:val="000000"/>
-          <w:kern w:val="0"/>
-          <w:szCs w:val="21"/>
-        </w:rPr>
-        <w:t>CoRe</w:t>
-      </w:r>
-      <w:proofErr w:type="spellEnd"/>
-      <w:r>
-        <w:rPr>
-          <w:rFonts w:ascii="Times New Roman" w:eastAsia="ＭＳ Ｐゴシック" w:hAnsi="Times New Roman" w:cs="Times New Roman"/>
-          <w:color w:val="000000"/>
-          <w:kern w:val="0"/>
-          <w:szCs w:val="21"/>
-        </w:rPr>
-        <w:t xml:space="preserve"> Seminar, KAKENHI Grant-in-Aid for Transformative Research Areas (B), </w:t>
+          <w:i/>
+          <w:iCs/>
+          <w:color w:val="000000"/>
+          <w:kern w:val="0"/>
+          <w:szCs w:val="21"/>
+        </w:rPr>
+        <w:t xml:space="preserve"> CoRe Seminar</w:t>
+      </w:r>
+      <w:r>
+        <w:rPr>
+          <w:rFonts w:ascii="Times New Roman" w:eastAsia="ＭＳ Ｐゴシック" w:hAnsi="Times New Roman" w:cs="Times New Roman"/>
+          <w:color w:val="000000"/>
+          <w:kern w:val="0"/>
+          <w:szCs w:val="21"/>
+        </w:rPr>
+        <w:t xml:space="preserve">, KAKENHI Grant-in-Aid for Transformative Research Areas (B), </w:t>
       </w:r>
       <w:r>
         <w:rPr>
@@ -10317,7 +10597,16 @@
           <w:kern w:val="0"/>
           <w:szCs w:val="21"/>
         </w:rPr>
-        <w:t>January 6</w:t>
+        <w:t>Ja</w:t>
+      </w:r>
+      <w:r>
+        <w:rPr>
+          <w:rFonts w:ascii="Times New Roman" w:eastAsia="ＭＳ Ｐゴシック" w:hAnsi="Times New Roman" w:cs="Times New Roman"/>
+          <w:color w:val="000000"/>
+          <w:kern w:val="0"/>
+          <w:szCs w:val="21"/>
+        </w:rPr>
+        <w:t>nuary 6</w:t>
       </w:r>
       <w:r>
         <w:rPr>
@@ -10379,11 +10668,22 @@
       <w:r>
         <w:rPr>
           <w:rFonts w:ascii="Times New Roman" w:eastAsia="ＭＳ Ｐゴシック" w:hAnsi="Times New Roman" w:cs="Times New Roman"/>
-          <w:color w:val="000000"/>
-          <w:kern w:val="0"/>
-          <w:szCs w:val="21"/>
-        </w:rPr>
-        <w:t xml:space="preserve">Kawarabayashi Lab Seminar, the University of Tokyo, </w:t>
+          <w:i/>
+          <w:iCs/>
+          <w:color w:val="000000"/>
+          <w:kern w:val="0"/>
+          <w:szCs w:val="21"/>
+        </w:rPr>
+        <w:t>Kawarabayashi Lab Seminar</w:t>
+      </w:r>
+      <w:r>
+        <w:rPr>
+          <w:rFonts w:ascii="Times New Roman" w:eastAsia="ＭＳ Ｐゴシック" w:hAnsi="Times New Roman" w:cs="Times New Roman"/>
+          <w:color w:val="000000"/>
+          <w:kern w:val="0"/>
+          <w:szCs w:val="21"/>
+        </w:rPr>
+        <w:t xml:space="preserve">, the University of Tokyo, </w:t>
       </w:r>
       <w:r>
         <w:rPr>
@@ -10473,9 +10773,12 @@
       <w:r>
         <w:rPr>
           <w:rFonts w:ascii="Times New Roman" w:eastAsia="ＭＳ Ｐゴシック" w:hAnsi="Times New Roman" w:cs="Times New Roman"/>
-          <w:kern w:val="0"/>
-          <w:szCs w:val="21"/>
-        </w:rPr>
+          <w:i/>
+          <w:iCs/>
+          <w:kern w:val="0"/>
+          <w:szCs w:val="21"/>
+        </w:rPr>
+        <w:lastRenderedPageBreak/>
         <w:t>Theoretical Foundations of Computing (COMP)</w:t>
       </w:r>
       <w:r>
@@ -10562,10 +10865,11 @@
       <w:r>
         <w:rPr>
           <w:rFonts w:ascii="Times New Roman" w:eastAsia="ＭＳ Ｐゴシック" w:hAnsi="Times New Roman" w:cs="Times New Roman"/>
-          <w:kern w:val="0"/>
-          <w:szCs w:val="21"/>
-        </w:rPr>
-        <w:lastRenderedPageBreak/>
+          <w:i/>
+          <w:iCs/>
+          <w:kern w:val="0"/>
+          <w:szCs w:val="21"/>
+        </w:rPr>
         <w:t>The 5th Combinatorial Reconfiguration Workshop</w:t>
       </w:r>
       <w:r>
@@ -10717,47 +11021,7 @@
           <w:kern w:val="0"/>
           <w:szCs w:val="21"/>
         </w:rPr>
-        <w:t xml:space="preserve">Conferences: AAAI 2016, </w:t>
-      </w:r>
-      <w:proofErr w:type="spellStart"/>
-      <w:r>
-        <w:rPr>
-          <w:rFonts w:ascii="Times New Roman" w:eastAsia="ＭＳ Ｐゴシック" w:hAnsi="Times New Roman" w:cs="Times New Roman"/>
-          <w:color w:val="000000"/>
-          <w:kern w:val="0"/>
-          <w:szCs w:val="21"/>
-        </w:rPr>
-        <w:t>NeurIPS</w:t>
-      </w:r>
-      <w:proofErr w:type="spellEnd"/>
-      <w:r>
-        <w:rPr>
-          <w:rFonts w:ascii="Times New Roman" w:eastAsia="ＭＳ Ｐゴシック" w:hAnsi="Times New Roman" w:cs="Times New Roman"/>
-          <w:color w:val="000000"/>
-          <w:kern w:val="0"/>
-          <w:szCs w:val="21"/>
-        </w:rPr>
-        <w:t xml:space="preserve"> 2019, ICML 2020, </w:t>
-      </w:r>
-      <w:proofErr w:type="spellStart"/>
-      <w:r>
-        <w:rPr>
-          <w:rFonts w:ascii="Times New Roman" w:eastAsia="ＭＳ Ｐゴシック" w:hAnsi="Times New Roman" w:cs="Times New Roman"/>
-          <w:color w:val="000000"/>
-          <w:kern w:val="0"/>
-          <w:szCs w:val="21"/>
-        </w:rPr>
-        <w:t>NeurIPS</w:t>
-      </w:r>
-      <w:proofErr w:type="spellEnd"/>
-      <w:r>
-        <w:rPr>
-          <w:rFonts w:ascii="Times New Roman" w:eastAsia="ＭＳ Ｐゴシック" w:hAnsi="Times New Roman" w:cs="Times New Roman"/>
-          <w:color w:val="000000"/>
-          <w:kern w:val="0"/>
-          <w:szCs w:val="21"/>
-        </w:rPr>
-        <w:t xml:space="preserve"> 2020, AAAI 2021, AISTATS 2021, ICML 2021, ICML 2022, MFCS 2023, ISAAC 2023, CCC 2024, ICALP 2025, ESA 2025</w:t>
+        <w:t>Conferences: AAAI 2016, NeurIPS 2019, ICML 2020, NeurIPS 2020, AAAI 2021, AISTATS 2021, ICML 2021, ICML 2022, MFCS 2023, ISAAC 2023, CCC 2024, ICALP 2025, ESA 2025</w:t>
       </w:r>
       <w:r>
         <w:rPr>
@@ -11795,6 +12059,7 @@
           <w:kern w:val="0"/>
           <w:szCs w:val="21"/>
         </w:rPr>
+        <w:lastRenderedPageBreak/>
         <w:t>November 2012</w:t>
       </w:r>
       <w:r>
@@ -11805,27 +12070,7 @@
           <w:szCs w:val="21"/>
         </w:rPr>
         <w:tab/>
-        <w:t xml:space="preserve">3rd Place (with </w:t>
-      </w:r>
-      <w:proofErr w:type="spellStart"/>
-      <w:r>
-        <w:rPr>
-          <w:rFonts w:ascii="Times New Roman" w:eastAsia="ＭＳ Ｐゴシック" w:hAnsi="Times New Roman" w:cs="Times New Roman"/>
-          <w:color w:val="000000"/>
-          <w:kern w:val="0"/>
-          <w:szCs w:val="21"/>
-        </w:rPr>
-        <w:t>Izuru</w:t>
-      </w:r>
-      <w:proofErr w:type="spellEnd"/>
-      <w:r>
-        <w:rPr>
-          <w:rFonts w:ascii="Times New Roman" w:eastAsia="ＭＳ Ｐゴシック" w:hAnsi="Times New Roman" w:cs="Times New Roman"/>
-          <w:color w:val="000000"/>
-          <w:kern w:val="0"/>
-          <w:szCs w:val="21"/>
-        </w:rPr>
-        <w:t xml:space="preserve"> Matsuura and Masafumi Yabu), ACM International Collegiate Programming Contest Asia Regional Contest 2012 in Tokyo, Tokyo, Japan</w:t>
+        <w:t>3rd Place (with Izuru Matsuura and Masafumi Yabu), ACM International Collegiate Programming Contest Asia Regional Contest 2012 in Tokyo, Tokyo, Japan</w:t>
       </w:r>
     </w:p>
     <w:p>
@@ -11852,7 +12097,6 @@
           <w:kern w:val="0"/>
           <w:szCs w:val="21"/>
         </w:rPr>
-        <w:lastRenderedPageBreak/>
         <w:t>July 2013</w:t>
       </w:r>
       <w:r>
@@ -11863,27 +12107,7 @@
           <w:szCs w:val="21"/>
         </w:rPr>
         <w:tab/>
-        <w:t xml:space="preserve">14th Place (with </w:t>
-      </w:r>
-      <w:proofErr w:type="spellStart"/>
-      <w:r>
-        <w:rPr>
-          <w:rFonts w:ascii="Times New Roman" w:eastAsia="ＭＳ Ｐゴシック" w:hAnsi="Times New Roman" w:cs="Times New Roman"/>
-          <w:color w:val="000000"/>
-          <w:kern w:val="0"/>
-          <w:szCs w:val="21"/>
-        </w:rPr>
-        <w:t>Izuru</w:t>
-      </w:r>
-      <w:proofErr w:type="spellEnd"/>
-      <w:r>
-        <w:rPr>
-          <w:rFonts w:ascii="Times New Roman" w:eastAsia="ＭＳ Ｐゴシック" w:hAnsi="Times New Roman" w:cs="Times New Roman"/>
-          <w:color w:val="000000"/>
-          <w:kern w:val="0"/>
-          <w:szCs w:val="21"/>
-        </w:rPr>
-        <w:t xml:space="preserve"> Matsuura and Masafumi Yabu), ACM International Collegiate Programming Contest World Finals 2013, St. Petersburg, Russia</w:t>
+        <w:t>14th Place (with Izuru Matsuura and Masafumi Yabu), ACM International Collegiate Programming Contest World Finals 2013, St. Petersburg, Russia</w:t>
       </w:r>
     </w:p>
     <w:p>
@@ -11928,27 +12152,7 @@
           <w:kern w:val="0"/>
           <w:szCs w:val="21"/>
         </w:rPr>
-        <w:t xml:space="preserve">DBSJ </w:t>
-      </w:r>
-      <w:proofErr w:type="spellStart"/>
-      <w:r>
-        <w:rPr>
-          <w:rFonts w:ascii="Times New Roman" w:eastAsia="ＭＳ Ｐゴシック" w:hAnsi="Times New Roman" w:cs="Times New Roman"/>
-          <w:color w:val="000000"/>
-          <w:kern w:val="0"/>
-          <w:szCs w:val="21"/>
-        </w:rPr>
-        <w:t>Kambayashi</w:t>
-      </w:r>
-      <w:proofErr w:type="spellEnd"/>
-      <w:r>
-        <w:rPr>
-          <w:rFonts w:ascii="Times New Roman" w:eastAsia="ＭＳ Ｐゴシック" w:hAnsi="Times New Roman" w:cs="Times New Roman"/>
-          <w:color w:val="000000"/>
-          <w:kern w:val="0"/>
-          <w:szCs w:val="21"/>
-        </w:rPr>
-        <w:t xml:space="preserve"> Young Researcher Award</w:t>
+        <w:t>DBSJ Kambayashi Young Researcher Award</w:t>
       </w:r>
       <w:r>
         <w:rPr>
@@ -12049,7 +12253,7 @@
         <w:i/>
         <w:iCs/>
       </w:rPr>
-      <w:t>9</w:t>
+      <w:t>20</w:t>
     </w:r>
     <w:r>
       <w:rPr>

--- a/cv.docx
+++ b/cv.docx
@@ -1421,18 +1421,18 @@
         </w:tabs>
         <w:jc w:val="left"/>
         <w:rPr>
-          <w:rFonts w:ascii="Times New Roman" w:eastAsia="ＭＳ Ｐゴシック" w:hAnsi="Times New Roman" w:cs="Times New Roman"/>
-          <w:kern w:val="0"/>
-          <w:szCs w:val="21"/>
-        </w:rPr>
-      </w:pPr>
-      <w:r>
-        <w:rPr>
-          <w:rFonts w:ascii="Times New Roman" w:eastAsia="ＭＳ Ｐゴシック" w:hAnsi="Times New Roman" w:cs="Times New Roman"/>
-          <w:kern w:val="0"/>
-          <w:szCs w:val="21"/>
-        </w:rPr>
-        <w:t xml:space="preserve">In theoretical computer science (e.g., STOC, FOCS, SODA, and ICALP), </w:t>
+          <w:rFonts w:ascii="Times New Roman" w:eastAsia="ＭＳ Ｐゴシック" w:hAnsi="Times New Roman" w:cs="Times New Roman" w:hint="eastAsia"/>
+          <w:kern w:val="0"/>
+          <w:szCs w:val="21"/>
+        </w:rPr>
+      </w:pPr>
+      <w:r>
+        <w:rPr>
+          <w:rFonts w:ascii="Times New Roman" w:eastAsia="ＭＳ Ｐゴシック" w:hAnsi="Times New Roman" w:cs="Times New Roman"/>
+          <w:kern w:val="0"/>
+          <w:szCs w:val="21"/>
+        </w:rPr>
+        <w:t xml:space="preserve">In theoretical computer science, </w:t>
       </w:r>
       <w:r>
         <w:rPr>
@@ -1452,51 +1452,123 @@
       </w:r>
       <w:r>
         <w:rPr>
-          <w:rFonts w:ascii="Times New Roman" w:eastAsia="ＭＳ Ｐゴシック" w:hAnsi="Times New Roman" w:cs="Times New Roman"/>
-          <w:kern w:val="0"/>
-          <w:szCs w:val="21"/>
-        </w:rPr>
-        <w:t xml:space="preserve"> are the primary publication venues, and </w:t>
-      </w:r>
-      <w:r>
-        <w:rPr>
-          <w:rFonts w:ascii="Times New Roman" w:eastAsia="ＭＳ Ｐゴシック" w:hAnsi="Times New Roman" w:cs="Times New Roman"/>
-          <w:kern w:val="0"/>
-          <w:szCs w:val="21"/>
-        </w:rPr>
-        <w:t xml:space="preserve">the authors are listed </w:t>
-      </w:r>
-      <w:r>
-        <w:rPr>
-          <w:rFonts w:ascii="Times New Roman" w:eastAsia="ＭＳ Ｐゴシック" w:hAnsi="Times New Roman" w:cs="Times New Roman"/>
-          <w:kern w:val="0"/>
-          <w:szCs w:val="21"/>
-        </w:rPr>
-        <w:t>in alphabetical order.</w:t>
-      </w:r>
-      <w:r>
-        <w:rPr>
-          <w:rFonts w:ascii="Times New Roman" w:eastAsia="ＭＳ Ｐゴシック" w:hAnsi="Times New Roman" w:cs="Times New Roman"/>
-          <w:kern w:val="0"/>
-          <w:szCs w:val="21"/>
-        </w:rPr>
-        <w:t xml:space="preserve"> For other </w:t>
-      </w:r>
-      <w:r>
-        <w:rPr>
-          <w:rFonts w:ascii="Times New Roman" w:eastAsia="ＭＳ Ｐゴシック" w:hAnsi="Times New Roman" w:cs="Times New Roman"/>
-          <w:kern w:val="0"/>
-          <w:szCs w:val="21"/>
-        </w:rPr>
-        <w:t>papers</w:t>
-      </w:r>
-      <w:r>
-        <w:rPr>
-          <w:rFonts w:ascii="Times New Roman" w:eastAsia="ＭＳ Ｐゴシック" w:hAnsi="Times New Roman" w:cs="Times New Roman"/>
-          <w:kern w:val="0"/>
-          <w:szCs w:val="21"/>
-        </w:rPr>
-        <w:t>, the authors are listed in order of contribution.</w:t>
+          <w:rFonts w:ascii="Times New Roman" w:eastAsia="ＭＳ Ｐゴシック" w:hAnsi="Times New Roman" w:cs="Times New Roman" w:hint="eastAsia"/>
+          <w:kern w:val="0"/>
+          <w:szCs w:val="21"/>
+        </w:rPr>
+        <w:t xml:space="preserve"> </w:t>
+      </w:r>
+      <w:r>
+        <w:rPr>
+          <w:rFonts w:ascii="Times New Roman" w:eastAsia="ＭＳ Ｐゴシック" w:hAnsi="Times New Roman" w:cs="Times New Roman"/>
+          <w:kern w:val="0"/>
+          <w:szCs w:val="21"/>
+        </w:rPr>
+        <w:t>(</w:t>
+      </w:r>
+      <w:r>
+        <w:rPr>
+          <w:rFonts w:ascii="Times New Roman" w:eastAsia="ＭＳ Ｐゴシック" w:hAnsi="Times New Roman" w:cs="Times New Roman" w:hint="eastAsia"/>
+          <w:kern w:val="0"/>
+          <w:szCs w:val="21"/>
+        </w:rPr>
+        <w:t>e.g.,</w:t>
+      </w:r>
+      <w:r>
+        <w:rPr>
+          <w:rFonts w:ascii="Times New Roman" w:eastAsia="ＭＳ Ｐゴシック" w:hAnsi="Times New Roman" w:cs="Times New Roman"/>
+          <w:kern w:val="0"/>
+          <w:szCs w:val="21"/>
+        </w:rPr>
+        <w:t xml:space="preserve"> STOC, FOCS, SODA, and ICALP)</w:t>
+      </w:r>
+      <w:r>
+        <w:rPr>
+          <w:rFonts w:ascii="Times New Roman" w:eastAsia="ＭＳ Ｐゴシック" w:hAnsi="Times New Roman" w:cs="Times New Roman" w:hint="eastAsia"/>
+          <w:kern w:val="0"/>
+          <w:szCs w:val="21"/>
+        </w:rPr>
+        <w:t xml:space="preserve"> </w:t>
+      </w:r>
+      <w:r>
+        <w:rPr>
+          <w:rFonts w:ascii="Times New Roman" w:eastAsia="ＭＳ Ｐゴシック" w:hAnsi="Times New Roman" w:cs="Times New Roman"/>
+          <w:kern w:val="0"/>
+          <w:szCs w:val="21"/>
+        </w:rPr>
+        <w:t>are the primary publication venues</w:t>
+      </w:r>
+      <w:r>
+        <w:rPr>
+          <w:rFonts w:ascii="Times New Roman" w:eastAsia="ＭＳ Ｐゴシック" w:hAnsi="Times New Roman" w:cs="Times New Roman" w:hint="eastAsia"/>
+          <w:kern w:val="0"/>
+          <w:szCs w:val="21"/>
+        </w:rPr>
+        <w:t>.</w:t>
+      </w:r>
+      <w:r>
+        <w:rPr>
+          <w:rFonts w:ascii="Times New Roman" w:eastAsia="ＭＳ Ｐゴシック" w:hAnsi="Times New Roman" w:cs="Times New Roman"/>
+          <w:kern w:val="0"/>
+          <w:szCs w:val="21"/>
+        </w:rPr>
+        <w:t xml:space="preserve"> </w:t>
+      </w:r>
+      <w:r>
+        <w:rPr>
+          <w:rFonts w:ascii="Times New Roman" w:eastAsia="ＭＳ Ｐゴシック" w:hAnsi="Times New Roman" w:cs="Times New Roman"/>
+          <w:kern w:val="0"/>
+          <w:szCs w:val="21"/>
+        </w:rPr>
+        <w:t>As a common convention in this field, authors are listed in alphabetical order.</w:t>
+      </w:r>
+      <w:r>
+        <w:rPr>
+          <w:rFonts w:ascii="Times New Roman" w:eastAsia="ＭＳ Ｐゴシック" w:hAnsi="Times New Roman" w:cs="Times New Roman" w:hint="eastAsia"/>
+          <w:kern w:val="0"/>
+          <w:szCs w:val="21"/>
+        </w:rPr>
+        <w:t xml:space="preserve"> In </w:t>
+      </w:r>
+      <w:r>
+        <w:rPr>
+          <w:rFonts w:ascii="Times New Roman" w:eastAsia="ＭＳ Ｐゴシック" w:hAnsi="Times New Roman" w:cs="Times New Roman"/>
+          <w:kern w:val="0"/>
+          <w:szCs w:val="21"/>
+        </w:rPr>
+        <w:t>other</w:t>
+      </w:r>
+      <w:r>
+        <w:rPr>
+          <w:rFonts w:ascii="Times New Roman" w:eastAsia="ＭＳ Ｐゴシック" w:hAnsi="Times New Roman" w:cs="Times New Roman" w:hint="eastAsia"/>
+          <w:kern w:val="0"/>
+          <w:szCs w:val="21"/>
+        </w:rPr>
+        <w:t xml:space="preserve"> fields,</w:t>
+      </w:r>
+      <w:r>
+        <w:rPr>
+          <w:rFonts w:ascii="Times New Roman" w:eastAsia="ＭＳ Ｐゴシック" w:hAnsi="Times New Roman" w:cs="Times New Roman"/>
+          <w:kern w:val="0"/>
+          <w:szCs w:val="21"/>
+        </w:rPr>
+        <w:t xml:space="preserve"> </w:t>
+      </w:r>
+      <w:r>
+        <w:rPr>
+          <w:rFonts w:ascii="Times New Roman" w:eastAsia="ＭＳ Ｐゴシック" w:hAnsi="Times New Roman" w:cs="Times New Roman"/>
+          <w:kern w:val="0"/>
+          <w:szCs w:val="21"/>
+        </w:rPr>
+        <w:t>the order of authors reflects their relative contributions</w:t>
+      </w:r>
+      <w:r>
+        <w:rPr>
+          <w:rFonts w:ascii="Times New Roman" w:eastAsia="ＭＳ Ｐゴシック" w:hAnsi="Times New Roman" w:cs="Times New Roman" w:hint="eastAsia"/>
+          <w:kern w:val="0"/>
+          <w:szCs w:val="21"/>
+        </w:rPr>
+        <w:t>.</w:t>
       </w:r>
     </w:p>
     <w:p>
@@ -1618,6 +1690,7 @@
         </w:rPr>
         <w:t>Proceedings of the 2011 IEEE International Conference on Granular Computing (</w:t>
       </w:r>
+      <w:proofErr w:type="spellStart"/>
       <w:r>
         <w:rPr>
           <w:rFonts w:ascii="Times New Roman" w:eastAsia="ＭＳ Ｐゴシック" w:hAnsi="Times New Roman" w:cs="Times New Roman"/>
@@ -1630,6 +1703,7 @@
         </w:rPr>
         <w:t>GrC</w:t>
       </w:r>
+      <w:proofErr w:type="spellEnd"/>
       <w:r>
         <w:rPr>
           <w:rFonts w:ascii="Times New Roman" w:eastAsia="ＭＳ Ｐゴシック" w:hAnsi="Times New Roman" w:cs="Times New Roman"/>
@@ -1734,7 +1808,27 @@
           <w:kern w:val="0"/>
           <w:szCs w:val="21"/>
         </w:rPr>
-        <w:t>, Takuya Akiba, Yuichi Yoshida, and Ken-ichi Kawarabayashi.</w:t>
+        <w:t>, Takuya Akiba, Yuichi Yoshida, and Ken-</w:t>
+      </w:r>
+      <w:proofErr w:type="spellStart"/>
+      <w:r>
+        <w:rPr>
+          <w:rFonts w:ascii="Times New Roman" w:eastAsia="ＭＳ Ｐゴシック" w:hAnsi="Times New Roman" w:cs="Times New Roman"/>
+          <w:color w:val="000000"/>
+          <w:kern w:val="0"/>
+          <w:szCs w:val="21"/>
+        </w:rPr>
+        <w:t>ichi</w:t>
+      </w:r>
+      <w:proofErr w:type="spellEnd"/>
+      <w:r>
+        <w:rPr>
+          <w:rFonts w:ascii="Times New Roman" w:eastAsia="ＭＳ Ｐゴシック" w:hAnsi="Times New Roman" w:cs="Times New Roman"/>
+          <w:color w:val="000000"/>
+          <w:kern w:val="0"/>
+          <w:szCs w:val="21"/>
+        </w:rPr>
+        <w:t xml:space="preserve"> Kawarabayashi.</w:t>
       </w:r>
       <w:r>
         <w:rPr>
@@ -1907,7 +2001,27 @@
           <w:kern w:val="0"/>
           <w:szCs w:val="21"/>
         </w:rPr>
-        <w:t>, Takanori Maehara, and Ken-ichi Kawarabayashi.</w:t>
+        <w:t>, Takanori Maehara, and Ken-</w:t>
+      </w:r>
+      <w:proofErr w:type="spellStart"/>
+      <w:r>
+        <w:rPr>
+          <w:rFonts w:ascii="Times New Roman" w:eastAsia="ＭＳ Ｐゴシック" w:hAnsi="Times New Roman" w:cs="Times New Roman"/>
+          <w:color w:val="000000"/>
+          <w:kern w:val="0"/>
+          <w:szCs w:val="21"/>
+        </w:rPr>
+        <w:t>ichi</w:t>
+      </w:r>
+      <w:proofErr w:type="spellEnd"/>
+      <w:r>
+        <w:rPr>
+          <w:rFonts w:ascii="Times New Roman" w:eastAsia="ＭＳ Ｐゴシック" w:hAnsi="Times New Roman" w:cs="Times New Roman"/>
+          <w:color w:val="000000"/>
+          <w:kern w:val="0"/>
+          <w:szCs w:val="21"/>
+        </w:rPr>
+        <w:t xml:space="preserve"> Kawarabayashi.</w:t>
       </w:r>
       <w:r>
         <w:rPr>
@@ -2253,7 +2367,27 @@
           <w:kern w:val="0"/>
           <w:szCs w:val="21"/>
         </w:rPr>
-        <w:t>, Takuya Akiba, Yuichi Yoshida, and Ken-ichi Kawarabayashi.</w:t>
+        <w:t>, Takuya Akiba, Yuichi Yoshida, and Ken-</w:t>
+      </w:r>
+      <w:proofErr w:type="spellStart"/>
+      <w:r>
+        <w:rPr>
+          <w:rFonts w:ascii="Times New Roman" w:eastAsia="ＭＳ Ｐゴシック" w:hAnsi="Times New Roman" w:cs="Times New Roman"/>
+          <w:color w:val="000000"/>
+          <w:kern w:val="0"/>
+          <w:szCs w:val="21"/>
+        </w:rPr>
+        <w:t>ichi</w:t>
+      </w:r>
+      <w:proofErr w:type="spellEnd"/>
+      <w:r>
+        <w:rPr>
+          <w:rFonts w:ascii="Times New Roman" w:eastAsia="ＭＳ Ｐゴシック" w:hAnsi="Times New Roman" w:cs="Times New Roman"/>
+          <w:color w:val="000000"/>
+          <w:kern w:val="0"/>
+          <w:szCs w:val="21"/>
+        </w:rPr>
+        <w:t xml:space="preserve"> Kawarabayashi.</w:t>
       </w:r>
       <w:r>
         <w:rPr>
@@ -2417,7 +2551,27 @@
           <w:kern w:val="0"/>
           <w:szCs w:val="21"/>
         </w:rPr>
-        <w:t>, Yutaro Yamaguchi, Naonori Kakimura, and Ken-ichi Kawarabayashi.</w:t>
+        <w:t>, Yutaro Yamaguchi, Naonori Kakimura, and Ken-</w:t>
+      </w:r>
+      <w:proofErr w:type="spellStart"/>
+      <w:r>
+        <w:rPr>
+          <w:rFonts w:ascii="Times New Roman" w:eastAsia="ＭＳ Ｐゴシック" w:hAnsi="Times New Roman" w:cs="Times New Roman"/>
+          <w:color w:val="000000"/>
+          <w:kern w:val="0"/>
+          <w:szCs w:val="21"/>
+        </w:rPr>
+        <w:t>ichi</w:t>
+      </w:r>
+      <w:proofErr w:type="spellEnd"/>
+      <w:r>
+        <w:rPr>
+          <w:rFonts w:ascii="Times New Roman" w:eastAsia="ＭＳ Ｐゴシック" w:hAnsi="Times New Roman" w:cs="Times New Roman"/>
+          <w:color w:val="000000"/>
+          <w:kern w:val="0"/>
+          <w:szCs w:val="21"/>
+        </w:rPr>
+        <w:t xml:space="preserve"> Kawarabayashi.</w:t>
       </w:r>
       <w:r>
         <w:rPr>
@@ -2759,7 +2913,25 @@
           <w:kern w:val="0"/>
           <w:szCs w:val="21"/>
         </w:rPr>
-        <w:t>, Tomohiro Sonobe, Sumio Fujita, and Ken-ichi Kawarabayashi.</w:t>
+        <w:t>, Tomohiro Sonobe, Sumio Fujita, and Ken-</w:t>
+      </w:r>
+      <w:proofErr w:type="spellStart"/>
+      <w:r>
+        <w:rPr>
+          <w:rFonts w:ascii="Times New Roman" w:eastAsia="ＭＳ Ｐゴシック" w:hAnsi="Times New Roman" w:cs="Times New Roman"/>
+          <w:kern w:val="0"/>
+          <w:szCs w:val="21"/>
+        </w:rPr>
+        <w:t>ichi</w:t>
+      </w:r>
+      <w:proofErr w:type="spellEnd"/>
+      <w:r>
+        <w:rPr>
+          <w:rFonts w:ascii="Times New Roman" w:eastAsia="ＭＳ Ｐゴシック" w:hAnsi="Times New Roman" w:cs="Times New Roman"/>
+          <w:kern w:val="0"/>
+          <w:szCs w:val="21"/>
+        </w:rPr>
+        <w:t xml:space="preserve"> Kawarabayashi.</w:t>
       </w:r>
       <w:r>
         <w:rPr>
@@ -3102,7 +3274,25 @@
           <w:kern w:val="0"/>
           <w:szCs w:val="21"/>
         </w:rPr>
-        <w:t>, Ken-ichi Kawarabayashi, and Alex Thomo.</w:t>
+        <w:t>, Ken-</w:t>
+      </w:r>
+      <w:proofErr w:type="spellStart"/>
+      <w:r>
+        <w:rPr>
+          <w:rFonts w:ascii="Times New Roman" w:eastAsia="ＭＳ Ｐゴシック" w:hAnsi="Times New Roman" w:cs="Times New Roman"/>
+          <w:kern w:val="0"/>
+          <w:szCs w:val="21"/>
+        </w:rPr>
+        <w:t>ichi</w:t>
+      </w:r>
+      <w:proofErr w:type="spellEnd"/>
+      <w:r>
+        <w:rPr>
+          <w:rFonts w:ascii="Times New Roman" w:eastAsia="ＭＳ Ｐゴシック" w:hAnsi="Times New Roman" w:cs="Times New Roman"/>
+          <w:kern w:val="0"/>
+          <w:szCs w:val="21"/>
+        </w:rPr>
+        <w:t xml:space="preserve"> Kawarabayashi, and Alex Thomo.</w:t>
       </w:r>
       <w:r>
         <w:rPr>
@@ -3121,13 +3311,23 @@
         </w:rPr>
         <w:t>“</w:t>
       </w:r>
-      <w:r>
-        <w:rPr>
-          <w:rFonts w:ascii="Times New Roman" w:eastAsia="ＭＳ Ｐゴシック" w:hAnsi="Times New Roman" w:cs="Times New Roman"/>
-          <w:kern w:val="0"/>
-          <w:szCs w:val="21"/>
-        </w:rPr>
-        <w:t xml:space="preserve">NoSingles: </w:t>
+      <w:proofErr w:type="spellStart"/>
+      <w:r>
+        <w:rPr>
+          <w:rFonts w:ascii="Times New Roman" w:eastAsia="ＭＳ Ｐゴシック" w:hAnsi="Times New Roman" w:cs="Times New Roman"/>
+          <w:kern w:val="0"/>
+          <w:szCs w:val="21"/>
+        </w:rPr>
+        <w:t>NoSingles</w:t>
+      </w:r>
+      <w:proofErr w:type="spellEnd"/>
+      <w:r>
+        <w:rPr>
+          <w:rFonts w:ascii="Times New Roman" w:eastAsia="ＭＳ Ｐゴシック" w:hAnsi="Times New Roman" w:cs="Times New Roman"/>
+          <w:kern w:val="0"/>
+          <w:szCs w:val="21"/>
+        </w:rPr>
+        <w:t xml:space="preserve">: </w:t>
       </w:r>
       <w:r>
         <w:rPr>
@@ -3298,7 +3498,43 @@
           <w:kern w:val="0"/>
           <w:szCs w:val="21"/>
         </w:rPr>
-        <w:t>, Tomohiro Sonobe, Naonori Kakimura, Takuro Fukunaga, Sumio Fujita, and Ken-ichi Kawarabayashi.</w:t>
+        <w:t xml:space="preserve">, Tomohiro Sonobe, Naonori Kakimura, </w:t>
+      </w:r>
+      <w:proofErr w:type="spellStart"/>
+      <w:r>
+        <w:rPr>
+          <w:rFonts w:ascii="Times New Roman" w:eastAsia="ＭＳ Ｐゴシック" w:hAnsi="Times New Roman" w:cs="Times New Roman"/>
+          <w:kern w:val="0"/>
+          <w:szCs w:val="21"/>
+        </w:rPr>
+        <w:t>Takuro</w:t>
+      </w:r>
+      <w:proofErr w:type="spellEnd"/>
+      <w:r>
+        <w:rPr>
+          <w:rFonts w:ascii="Times New Roman" w:eastAsia="ＭＳ Ｐゴシック" w:hAnsi="Times New Roman" w:cs="Times New Roman"/>
+          <w:kern w:val="0"/>
+          <w:szCs w:val="21"/>
+        </w:rPr>
+        <w:t xml:space="preserve"> Fukunaga, Sumio Fujita, and Ken-</w:t>
+      </w:r>
+      <w:proofErr w:type="spellStart"/>
+      <w:r>
+        <w:rPr>
+          <w:rFonts w:ascii="Times New Roman" w:eastAsia="ＭＳ Ｐゴシック" w:hAnsi="Times New Roman" w:cs="Times New Roman"/>
+          <w:kern w:val="0"/>
+          <w:szCs w:val="21"/>
+        </w:rPr>
+        <w:t>ichi</w:t>
+      </w:r>
+      <w:proofErr w:type="spellEnd"/>
+      <w:r>
+        <w:rPr>
+          <w:rFonts w:ascii="Times New Roman" w:eastAsia="ＭＳ Ｐゴシック" w:hAnsi="Times New Roman" w:cs="Times New Roman"/>
+          <w:kern w:val="0"/>
+          <w:szCs w:val="21"/>
+        </w:rPr>
+        <w:t xml:space="preserve"> Kawarabayashi.</w:t>
       </w:r>
       <w:r>
         <w:rPr>
@@ -6235,6 +6471,7 @@
         </w:rPr>
         <w:t xml:space="preserve"> </w:t>
       </w:r>
+      <w:proofErr w:type="gramStart"/>
       <w:r>
         <w:rPr>
           <w:rFonts w:ascii="Times New Roman" w:eastAsia="ＭＳ Ｐゴシック" w:hAnsi="Times New Roman" w:cs="Times New Roman"/>
@@ -6250,7 +6487,16 @@
           <w:kern w:val="0"/>
           <w:szCs w:val="21"/>
         </w:rPr>
-        <w:t>On the Parameterized Intractability of Determinant Maximization</w:t>
+        <w:t>On</w:t>
+      </w:r>
+      <w:proofErr w:type="gramEnd"/>
+      <w:r>
+        <w:rPr>
+          <w:rFonts w:ascii="Times New Roman" w:eastAsia="ＭＳ Ｐゴシック" w:hAnsi="Times New Roman" w:cs="Times New Roman"/>
+          <w:kern w:val="0"/>
+          <w:szCs w:val="21"/>
+        </w:rPr>
+        <w:t xml:space="preserve"> the Parameterized Intractability of Determinant Maximization</w:t>
       </w:r>
       <w:r>
         <w:rPr>
@@ -7324,6 +7570,7 @@
         </w:rPr>
         <w:t>Proceedings of the 17th ACM Conference on Recommender Systems (</w:t>
       </w:r>
+      <w:proofErr w:type="spellStart"/>
       <w:r>
         <w:rPr>
           <w:rFonts w:ascii="Times New Roman" w:eastAsia="ＭＳ Ｐゴシック" w:hAnsi="Times New Roman" w:cs="Times New Roman"/>
@@ -7336,6 +7583,7 @@
         </w:rPr>
         <w:t>RecSys</w:t>
       </w:r>
+      <w:proofErr w:type="spellEnd"/>
       <w:r>
         <w:rPr>
           <w:rFonts w:ascii="Times New Roman" w:eastAsia="ＭＳ Ｐゴシック" w:hAnsi="Times New Roman" w:cs="Times New Roman"/>
@@ -7829,7 +8077,25 @@
           <w:kern w:val="0"/>
           <w:szCs w:val="21"/>
         </w:rPr>
-        <w:t xml:space="preserve">Riku Togashi, Tatsushi Oka, </w:t>
+        <w:t xml:space="preserve">Riku Togashi, </w:t>
+      </w:r>
+      <w:proofErr w:type="spellStart"/>
+      <w:r>
+        <w:rPr>
+          <w:rFonts w:ascii="Times New Roman" w:eastAsia="ＭＳ Ｐゴシック" w:hAnsi="Times New Roman" w:cs="Times New Roman"/>
+          <w:kern w:val="0"/>
+          <w:szCs w:val="21"/>
+        </w:rPr>
+        <w:t>Tatsushi</w:t>
+      </w:r>
+      <w:proofErr w:type="spellEnd"/>
+      <w:r>
+        <w:rPr>
+          <w:rFonts w:ascii="Times New Roman" w:eastAsia="ＭＳ Ｐゴシック" w:hAnsi="Times New Roman" w:cs="Times New Roman"/>
+          <w:kern w:val="0"/>
+          <w:szCs w:val="21"/>
+        </w:rPr>
+        <w:t xml:space="preserve"> Oka, </w:t>
       </w:r>
       <w:r>
         <w:rPr>
@@ -9995,8 +10261,51 @@
           <w:kern w:val="0"/>
           <w:szCs w:val="21"/>
         </w:rPr>
-        <w:t xml:space="preserve"> to appear, 2025.</w:t>
-      </w:r>
+        <w:t xml:space="preserve"> pp. </w:t>
+      </w:r>
+      <w:r>
+        <w:rPr>
+          <w:rFonts w:ascii="Times New Roman" w:eastAsia="ＭＳ Ｐゴシック" w:hAnsi="Times New Roman" w:cs="Times New Roman"/>
+          <w:kern w:val="0"/>
+          <w:szCs w:val="21"/>
+        </w:rPr>
+        <w:t>39:1-39:20</w:t>
+      </w:r>
+      <w:r>
+        <w:rPr>
+          <w:rFonts w:ascii="Times New Roman" w:eastAsia="ＭＳ Ｐゴシック" w:hAnsi="Times New Roman" w:cs="Times New Roman"/>
+          <w:kern w:val="0"/>
+          <w:szCs w:val="21"/>
+        </w:rPr>
+        <w:t xml:space="preserve">, </w:t>
+      </w:r>
+      <w:r>
+        <w:rPr>
+          <w:rFonts w:ascii="Times New Roman" w:eastAsia="ＭＳ Ｐゴシック" w:hAnsi="Times New Roman" w:cs="Times New Roman"/>
+          <w:kern w:val="0"/>
+          <w:szCs w:val="21"/>
+        </w:rPr>
+        <w:t>2025.</w:t>
+      </w:r>
+      <w:r>
+        <w:rPr>
+          <w:rFonts w:ascii="Times New Roman" w:eastAsia="ＭＳ Ｐゴシック" w:hAnsi="Times New Roman" w:cs="Times New Roman" w:hint="eastAsia"/>
+          <w:kern w:val="0"/>
+          <w:szCs w:val="21"/>
+        </w:rPr>
+        <w:t xml:space="preserve"> DOI: </w:t>
+      </w:r>
+      <w:hyperlink r:id="rId54" w:history="1">
+        <w:r>
+          <w:rPr>
+            <w:rStyle w:val="a4"/>
+            <w:rFonts w:ascii="Times New Roman" w:eastAsia="ＭＳ Ｐゴシック" w:hAnsi="Times New Roman" w:cs="Times New Roman"/>
+            <w:kern w:val="0"/>
+            <w:szCs w:val="21"/>
+          </w:rPr>
+          <w:t>https://doi.org/10.4230/LIPIcs.ISAAC.2025.39</w:t>
+        </w:r>
+      </w:hyperlink>
     </w:p>
     <w:p>
       <w:pPr>
@@ -10124,23 +10433,31 @@
           <w:kern w:val="0"/>
           <w:szCs w:val="21"/>
         </w:rPr>
-        <w:t xml:space="preserve">to </w:t>
-      </w:r>
-      <w:r>
-        <w:rPr>
-          <w:rFonts w:ascii="Times New Roman" w:eastAsia="ＭＳ Ｐゴシック" w:hAnsi="Times New Roman" w:cs="Times New Roman"/>
-          <w:kern w:val="0"/>
-          <w:szCs w:val="21"/>
-        </w:rPr>
-        <w:t>appea</w:t>
-      </w:r>
-      <w:r>
-        <w:rPr>
-          <w:rFonts w:ascii="Times New Roman" w:eastAsia="ＭＳ Ｐゴシック" w:hAnsi="Times New Roman" w:cs="Times New Roman" w:hint="eastAsia"/>
-          <w:kern w:val="0"/>
-          <w:szCs w:val="21"/>
-        </w:rPr>
-        <w:t>r</w:t>
+        <w:t xml:space="preserve">157, pp. </w:t>
+      </w:r>
+      <w:r>
+        <w:rPr>
+          <w:rFonts w:ascii="Times New Roman" w:eastAsia="ＭＳ Ｐゴシック" w:hAnsi="Times New Roman" w:cs="Times New Roman"/>
+          <w:kern w:val="0"/>
+          <w:szCs w:val="21"/>
+        </w:rPr>
+        <w:t>103733</w:t>
+      </w:r>
+      <w:r>
+        <w:rPr>
+          <w:rFonts w:ascii="Times New Roman" w:eastAsia="ＭＳ Ｐゴシック" w:hAnsi="Times New Roman" w:cs="Times New Roman" w:hint="eastAsia"/>
+          <w:kern w:val="0"/>
+          <w:szCs w:val="21"/>
+        </w:rPr>
+        <w:t xml:space="preserve"> 202</w:t>
+      </w:r>
+      <w:r>
+        <w:rPr>
+          <w:rFonts w:ascii="Times New Roman" w:eastAsia="ＭＳ Ｐゴシック" w:hAnsi="Times New Roman" w:cs="Times New Roman" w:hint="eastAsia"/>
+          <w:kern w:val="0"/>
+          <w:szCs w:val="21"/>
+        </w:rPr>
+        <w:t>6</w:t>
       </w:r>
       <w:r>
         <w:rPr>
@@ -10150,6 +10467,33 @@
         </w:rPr>
         <w:t>.</w:t>
       </w:r>
+      <w:r>
+        <w:rPr>
+          <w:rFonts w:ascii="Times New Roman" w:eastAsia="ＭＳ Ｐゴシック" w:hAnsi="Times New Roman" w:cs="Times New Roman" w:hint="eastAsia"/>
+          <w:kern w:val="0"/>
+          <w:szCs w:val="21"/>
+        </w:rPr>
+        <w:t xml:space="preserve"> </w:t>
+      </w:r>
+      <w:r>
+        <w:rPr>
+          <w:rFonts w:ascii="Times New Roman" w:eastAsia="ＭＳ Ｐゴシック" w:hAnsi="Times New Roman" w:cs="Times New Roman" w:hint="eastAsia"/>
+          <w:kern w:val="0"/>
+          <w:szCs w:val="21"/>
+        </w:rPr>
+        <w:t xml:space="preserve">DOI: </w:t>
+      </w:r>
+      <w:hyperlink r:id="rId55" w:history="1">
+        <w:r>
+          <w:rPr>
+            <w:rStyle w:val="a4"/>
+            <w:rFonts w:ascii="Times New Roman" w:eastAsia="ＭＳ Ｐゴシック" w:hAnsi="Times New Roman" w:cs="Times New Roman"/>
+            <w:kern w:val="0"/>
+            <w:szCs w:val="21"/>
+          </w:rPr>
+          <w:t>https://doi.org/10.1016/j.jcss.2025.103733</w:t>
+        </w:r>
+      </w:hyperlink>
       <w:r>
         <w:rPr>
           <w:rFonts w:ascii="Times New Roman" w:eastAsia="ＭＳ Ｐゴシック" w:hAnsi="Times New Roman" w:cs="Times New Roman" w:hint="eastAsia"/>
@@ -10232,15 +10576,7 @@
           <w:kern w:val="0"/>
           <w:szCs w:val="21"/>
         </w:rPr>
-        <w:t xml:space="preserve"> 2023</w:t>
-      </w:r>
-      <w:r>
-        <w:rPr>
-          <w:rFonts w:ascii="Times New Roman" w:eastAsia="ＭＳ Ｐゴシック" w:hAnsi="Times New Roman" w:cs="Times New Roman"/>
-          <w:kern w:val="0"/>
-          <w:szCs w:val="21"/>
-        </w:rPr>
-        <w:t>)</w:t>
+        <w:t xml:space="preserve"> 2023)</w:t>
       </w:r>
     </w:p>
     <w:p>
@@ -10389,6 +10725,36 @@
       </w:r>
       <w:r>
         <w:rPr>
+          <w:rFonts w:ascii="Times New Roman" w:eastAsia="ＭＳ Ｐゴシック" w:hAnsi="Times New Roman" w:cs="Times New Roman" w:hint="eastAsia"/>
+          <w:kern w:val="0"/>
+          <w:szCs w:val="21"/>
+        </w:rPr>
+        <w:t>DOI:</w:t>
+      </w:r>
+      <w:r>
+        <w:t xml:space="preserve"> </w:t>
+      </w:r>
+      <w:hyperlink r:id="rId56" w:history="1">
+        <w:r>
+          <w:rPr>
+            <w:rStyle w:val="a4"/>
+            <w:rFonts w:ascii="Times New Roman" w:eastAsia="ＭＳ Ｐゴシック" w:hAnsi="Times New Roman" w:cs="Times New Roman"/>
+            <w:kern w:val="0"/>
+            <w:szCs w:val="21"/>
+          </w:rPr>
+          <w:t>https://doi.org/10.1145/3779053</w:t>
+        </w:r>
+      </w:hyperlink>
+      <w:r>
+        <w:rPr>
+          <w:rFonts w:ascii="Times New Roman" w:eastAsia="ＭＳ Ｐゴシック" w:hAnsi="Times New Roman" w:cs="Times New Roman" w:hint="eastAsia"/>
+          <w:kern w:val="0"/>
+          <w:szCs w:val="21"/>
+        </w:rPr>
+        <w:t xml:space="preserve"> </w:t>
+      </w:r>
+      <w:r>
+        <w:rPr>
           <w:rFonts w:ascii="Times New Roman" w:eastAsia="ＭＳ Ｐゴシック" w:hAnsi="Times New Roman" w:cs="Times New Roman"/>
           <w:kern w:val="0"/>
           <w:szCs w:val="21"/>
@@ -10461,15 +10827,7 @@
           <w:kern w:val="0"/>
           <w:szCs w:val="21"/>
         </w:rPr>
-        <w:t xml:space="preserve"> 2024</w:t>
-      </w:r>
-      <w:r>
-        <w:rPr>
-          <w:rFonts w:ascii="Times New Roman" w:eastAsia="ＭＳ Ｐゴシック" w:hAnsi="Times New Roman" w:cs="Times New Roman"/>
-          <w:kern w:val="0"/>
-          <w:szCs w:val="21"/>
-        </w:rPr>
-        <w:t>)</w:t>
+        <w:t xml:space="preserve"> 2024)</w:t>
       </w:r>
     </w:p>
     <w:p>
@@ -10570,7 +10928,31 @@
           <w:kern w:val="0"/>
           <w:szCs w:val="21"/>
         </w:rPr>
-        <w:t xml:space="preserve"> CoRe Seminar</w:t>
+        <w:t xml:space="preserve"> </w:t>
+      </w:r>
+      <w:proofErr w:type="spellStart"/>
+      <w:r>
+        <w:rPr>
+          <w:rFonts w:ascii="Times New Roman" w:eastAsia="ＭＳ Ｐゴシック" w:hAnsi="Times New Roman" w:cs="Times New Roman"/>
+          <w:i/>
+          <w:iCs/>
+          <w:color w:val="000000"/>
+          <w:kern w:val="0"/>
+          <w:szCs w:val="21"/>
+        </w:rPr>
+        <w:t>CoRe</w:t>
+      </w:r>
+      <w:proofErr w:type="spellEnd"/>
+      <w:r>
+        <w:rPr>
+          <w:rFonts w:ascii="Times New Roman" w:eastAsia="ＭＳ Ｐゴシック" w:hAnsi="Times New Roman" w:cs="Times New Roman"/>
+          <w:i/>
+          <w:iCs/>
+          <w:color w:val="000000"/>
+          <w:kern w:val="0"/>
+          <w:szCs w:val="21"/>
+        </w:rPr>
+        <w:t xml:space="preserve"> Seminar</w:t>
       </w:r>
       <w:r>
         <w:rPr>
@@ -10674,6 +11056,7 @@
           <w:kern w:val="0"/>
           <w:szCs w:val="21"/>
         </w:rPr>
+        <w:lastRenderedPageBreak/>
         <w:t>Kawarabayashi Lab Seminar</w:t>
       </w:r>
       <w:r>
@@ -10778,7 +11161,6 @@
           <w:kern w:val="0"/>
           <w:szCs w:val="21"/>
         </w:rPr>
-        <w:lastRenderedPageBreak/>
         <w:t>Theoretical Foundations of Computing (COMP)</w:t>
       </w:r>
       <w:r>
@@ -11021,7 +11403,47 @@
           <w:kern w:val="0"/>
           <w:szCs w:val="21"/>
         </w:rPr>
-        <w:t>Conferences: AAAI 2016, NeurIPS 2019, ICML 2020, NeurIPS 2020, AAAI 2021, AISTATS 2021, ICML 2021, ICML 2022, MFCS 2023, ISAAC 2023, CCC 2024, ICALP 2025, ESA 2025</w:t>
+        <w:t xml:space="preserve">Conferences: AAAI 2016, </w:t>
+      </w:r>
+      <w:proofErr w:type="spellStart"/>
+      <w:r>
+        <w:rPr>
+          <w:rFonts w:ascii="Times New Roman" w:eastAsia="ＭＳ Ｐゴシック" w:hAnsi="Times New Roman" w:cs="Times New Roman"/>
+          <w:color w:val="000000"/>
+          <w:kern w:val="0"/>
+          <w:szCs w:val="21"/>
+        </w:rPr>
+        <w:t>NeurIPS</w:t>
+      </w:r>
+      <w:proofErr w:type="spellEnd"/>
+      <w:r>
+        <w:rPr>
+          <w:rFonts w:ascii="Times New Roman" w:eastAsia="ＭＳ Ｐゴシック" w:hAnsi="Times New Roman" w:cs="Times New Roman"/>
+          <w:color w:val="000000"/>
+          <w:kern w:val="0"/>
+          <w:szCs w:val="21"/>
+        </w:rPr>
+        <w:t xml:space="preserve"> 2019, ICML 2020, </w:t>
+      </w:r>
+      <w:proofErr w:type="spellStart"/>
+      <w:r>
+        <w:rPr>
+          <w:rFonts w:ascii="Times New Roman" w:eastAsia="ＭＳ Ｐゴシック" w:hAnsi="Times New Roman" w:cs="Times New Roman"/>
+          <w:color w:val="000000"/>
+          <w:kern w:val="0"/>
+          <w:szCs w:val="21"/>
+        </w:rPr>
+        <w:t>NeurIPS</w:t>
+      </w:r>
+      <w:proofErr w:type="spellEnd"/>
+      <w:r>
+        <w:rPr>
+          <w:rFonts w:ascii="Times New Roman" w:eastAsia="ＭＳ Ｐゴシック" w:hAnsi="Times New Roman" w:cs="Times New Roman"/>
+          <w:color w:val="000000"/>
+          <w:kern w:val="0"/>
+          <w:szCs w:val="21"/>
+        </w:rPr>
+        <w:t xml:space="preserve"> 2020, AAAI 2021, AISTATS 2021, ICML 2021, ICML 2022, MFCS 2023, ISAAC 2023, CCC 2024, ICALP 2025, ESA 2025</w:t>
       </w:r>
       <w:r>
         <w:rPr>
@@ -11031,6 +11453,35 @@
           <w:szCs w:val="21"/>
         </w:rPr>
         <w:t>, APPROX 2025</w:t>
+      </w:r>
+      <w:r>
+        <w:rPr>
+          <w:rFonts w:ascii="Times New Roman" w:eastAsia="ＭＳ Ｐゴシック" w:hAnsi="Times New Roman" w:cs="Times New Roman" w:hint="eastAsia"/>
+          <w:color w:val="000000"/>
+          <w:kern w:val="0"/>
+          <w:szCs w:val="21"/>
+        </w:rPr>
+        <w:t xml:space="preserve">, </w:t>
+      </w:r>
+      <w:proofErr w:type="spellStart"/>
+      <w:r>
+        <w:rPr>
+          <w:rFonts w:ascii="Times New Roman" w:eastAsia="ＭＳ Ｐゴシック" w:hAnsi="Times New Roman" w:cs="Times New Roman" w:hint="eastAsia"/>
+          <w:color w:val="000000"/>
+          <w:kern w:val="0"/>
+          <w:szCs w:val="21"/>
+        </w:rPr>
+        <w:t>SoCG</w:t>
+      </w:r>
+      <w:proofErr w:type="spellEnd"/>
+      <w:r>
+        <w:rPr>
+          <w:rFonts w:ascii="Times New Roman" w:eastAsia="ＭＳ Ｐゴシック" w:hAnsi="Times New Roman" w:cs="Times New Roman" w:hint="eastAsia"/>
+          <w:color w:val="000000"/>
+          <w:kern w:val="0"/>
+          <w:szCs w:val="21"/>
+        </w:rPr>
+        <w:t xml:space="preserve"> 2026</w:t>
       </w:r>
     </w:p>
     <w:p>
@@ -11115,6 +11566,294 @@
           <w:sz w:val="28"/>
           <w:szCs w:val="28"/>
         </w:rPr>
+        <w:t xml:space="preserve">Teaching </w:t>
+      </w:r>
+      <w:r>
+        <w:rPr>
+          <w:rFonts w:ascii="Times New Roman" w:eastAsia="ＭＳ Ｐゴシック" w:hAnsi="Times New Roman" w:cs="Times New Roman" w:hint="eastAsia"/>
+          <w:b/>
+          <w:bCs/>
+          <w:color w:val="000000"/>
+          <w:kern w:val="0"/>
+          <w:sz w:val="28"/>
+          <w:szCs w:val="28"/>
+        </w:rPr>
+        <w:t xml:space="preserve">and Mentoring </w:t>
+      </w:r>
+      <w:r>
+        <w:rPr>
+          <w:rFonts w:ascii="Times New Roman" w:eastAsia="ＭＳ Ｐゴシック" w:hAnsi="Times New Roman" w:cs="Times New Roman"/>
+          <w:b/>
+          <w:bCs/>
+          <w:color w:val="000000"/>
+          <w:kern w:val="0"/>
+          <w:sz w:val="28"/>
+          <w:szCs w:val="28"/>
+        </w:rPr>
+        <w:t>Experience</w:t>
+      </w:r>
+    </w:p>
+    <w:p>
+      <w:pPr>
+        <w:pStyle w:val="a3"/>
+        <w:widowControl/>
+        <w:numPr>
+          <w:ilvl w:val="0"/>
+          <w:numId w:val="15"/>
+        </w:numPr>
+        <w:tabs>
+          <w:tab w:val="left" w:pos="2520"/>
+          <w:tab w:val="left" w:pos="3119"/>
+        </w:tabs>
+        <w:ind w:leftChars="0"/>
+        <w:jc w:val="left"/>
+        <w:rPr>
+          <w:rFonts w:ascii="Times New Roman" w:eastAsia="ＭＳ Ｐゴシック" w:hAnsi="Times New Roman" w:cs="Times New Roman"/>
+          <w:color w:val="000000"/>
+          <w:kern w:val="0"/>
+          <w:szCs w:val="21"/>
+        </w:rPr>
+      </w:pPr>
+      <w:r>
+        <w:rPr>
+          <w:rFonts w:ascii="Times New Roman" w:eastAsia="ＭＳ Ｐゴシック" w:hAnsi="Times New Roman" w:cs="Times New Roman" w:hint="eastAsia"/>
+          <w:color w:val="000000"/>
+          <w:kern w:val="0"/>
+          <w:szCs w:val="21"/>
+        </w:rPr>
+        <w:t xml:space="preserve">One guest lecture </w:t>
+      </w:r>
+      <w:r>
+        <w:rPr>
+          <w:rFonts w:ascii="Times New Roman" w:eastAsia="ＭＳ Ｐゴシック" w:hAnsi="Times New Roman" w:cs="Times New Roman" w:hint="eastAsia"/>
+          <w:color w:val="000000"/>
+          <w:kern w:val="0"/>
+          <w:szCs w:val="21"/>
+        </w:rPr>
+        <w:t xml:space="preserve">on </w:t>
+      </w:r>
+      <w:r>
+        <w:rPr>
+          <w:rFonts w:ascii="Times New Roman" w:eastAsia="ＭＳ Ｐゴシック" w:hAnsi="Times New Roman" w:cs="Times New Roman"/>
+          <w:i/>
+          <w:iCs/>
+          <w:color w:val="000000"/>
+          <w:kern w:val="0"/>
+          <w:szCs w:val="21"/>
+        </w:rPr>
+        <w:t>4810-1196</w:t>
+      </w:r>
+      <w:r>
+        <w:rPr>
+          <w:rFonts w:ascii="Times New Roman" w:eastAsia="ＭＳ Ｐゴシック" w:hAnsi="Times New Roman" w:cs="Times New Roman"/>
+          <w:color w:val="000000"/>
+          <w:kern w:val="0"/>
+          <w:szCs w:val="21"/>
+        </w:rPr>
+        <w:t xml:space="preserve"> </w:t>
+      </w:r>
+      <w:r>
+        <w:rPr>
+          <w:rFonts w:ascii="Times New Roman" w:eastAsia="ＭＳ Ｐゴシック" w:hAnsi="Times New Roman" w:cs="Times New Roman"/>
+          <w:i/>
+          <w:iCs/>
+          <w:color w:val="000000"/>
+          <w:kern w:val="0"/>
+          <w:szCs w:val="21"/>
+        </w:rPr>
+        <w:t>Graph Algorithms and Graph Structures</w:t>
+      </w:r>
+      <w:r>
+        <w:rPr>
+          <w:rFonts w:ascii="Times New Roman" w:eastAsia="ＭＳ Ｐゴシック" w:hAnsi="Times New Roman" w:cs="Times New Roman" w:hint="eastAsia"/>
+          <w:color w:val="000000"/>
+          <w:kern w:val="0"/>
+          <w:szCs w:val="21"/>
+        </w:rPr>
+        <w:t xml:space="preserve"> </w:t>
+      </w:r>
+      <w:r>
+        <w:rPr>
+          <w:rFonts w:ascii="Times New Roman" w:eastAsia="ＭＳ Ｐゴシック" w:hAnsi="Times New Roman" w:cs="Times New Roman"/>
+          <w:color w:val="000000"/>
+          <w:kern w:val="0"/>
+          <w:szCs w:val="21"/>
+        </w:rPr>
+        <w:t>taught by</w:t>
+      </w:r>
+      <w:r>
+        <w:rPr>
+          <w:rFonts w:ascii="Times New Roman" w:eastAsia="ＭＳ Ｐゴシック" w:hAnsi="Times New Roman" w:cs="Times New Roman" w:hint="eastAsia"/>
+          <w:color w:val="000000"/>
+          <w:kern w:val="0"/>
+          <w:szCs w:val="21"/>
+        </w:rPr>
+        <w:t xml:space="preserve"> Ken-</w:t>
+      </w:r>
+      <w:proofErr w:type="spellStart"/>
+      <w:r>
+        <w:rPr>
+          <w:rFonts w:ascii="Times New Roman" w:eastAsia="ＭＳ Ｐゴシック" w:hAnsi="Times New Roman" w:cs="Times New Roman" w:hint="eastAsia"/>
+          <w:color w:val="000000"/>
+          <w:kern w:val="0"/>
+          <w:szCs w:val="21"/>
+        </w:rPr>
+        <w:t>ichi</w:t>
+      </w:r>
+      <w:proofErr w:type="spellEnd"/>
+      <w:r>
+        <w:rPr>
+          <w:rFonts w:ascii="Times New Roman" w:eastAsia="ＭＳ Ｐゴシック" w:hAnsi="Times New Roman" w:cs="Times New Roman" w:hint="eastAsia"/>
+          <w:color w:val="000000"/>
+          <w:kern w:val="0"/>
+          <w:szCs w:val="21"/>
+        </w:rPr>
+        <w:t xml:space="preserve"> Kawarabayashi,</w:t>
+      </w:r>
+      <w:r>
+        <w:rPr>
+          <w:rFonts w:ascii="Times New Roman" w:eastAsia="ＭＳ Ｐゴシック" w:hAnsi="Times New Roman" w:cs="Times New Roman" w:hint="eastAsia"/>
+          <w:color w:val="000000"/>
+          <w:kern w:val="0"/>
+          <w:szCs w:val="21"/>
+        </w:rPr>
+        <w:t xml:space="preserve"> the University of Tokyo</w:t>
+      </w:r>
+      <w:r>
+        <w:rPr>
+          <w:rFonts w:ascii="Times New Roman" w:eastAsia="ＭＳ Ｐゴシック" w:hAnsi="Times New Roman" w:cs="Times New Roman" w:hint="eastAsia"/>
+          <w:color w:val="000000"/>
+          <w:kern w:val="0"/>
+          <w:szCs w:val="21"/>
+        </w:rPr>
+        <w:t>,</w:t>
+      </w:r>
+      <w:r>
+        <w:rPr>
+          <w:rFonts w:ascii="Times New Roman" w:eastAsia="ＭＳ Ｐゴシック" w:hAnsi="Times New Roman" w:cs="Times New Roman" w:hint="eastAsia"/>
+          <w:color w:val="000000"/>
+          <w:kern w:val="0"/>
+          <w:szCs w:val="21"/>
+        </w:rPr>
+        <w:t xml:space="preserve"> Japan</w:t>
+      </w:r>
+      <w:r>
+        <w:rPr>
+          <w:rFonts w:ascii="Times New Roman" w:eastAsia="ＭＳ Ｐゴシック" w:hAnsi="Times New Roman" w:cs="Times New Roman" w:hint="eastAsia"/>
+          <w:color w:val="000000"/>
+          <w:kern w:val="0"/>
+          <w:szCs w:val="21"/>
+        </w:rPr>
+        <w:t>,</w:t>
+      </w:r>
+      <w:r>
+        <w:rPr>
+          <w:rFonts w:ascii="Times New Roman" w:eastAsia="ＭＳ Ｐゴシック" w:hAnsi="Times New Roman" w:cs="Times New Roman" w:hint="eastAsia"/>
+          <w:color w:val="000000"/>
+          <w:kern w:val="0"/>
+          <w:szCs w:val="21"/>
+        </w:rPr>
+        <w:t xml:space="preserve"> </w:t>
+      </w:r>
+      <w:r>
+        <w:rPr>
+          <w:rFonts w:ascii="Times New Roman" w:eastAsia="ＭＳ Ｐゴシック" w:hAnsi="Times New Roman" w:cs="Times New Roman"/>
+          <w:color w:val="000000"/>
+          <w:kern w:val="0"/>
+          <w:szCs w:val="21"/>
+        </w:rPr>
+        <w:t>December</w:t>
+      </w:r>
+      <w:r>
+        <w:rPr>
+          <w:rFonts w:ascii="Times New Roman" w:eastAsia="ＭＳ Ｐゴシック" w:hAnsi="Times New Roman" w:cs="Times New Roman" w:hint="eastAsia"/>
+          <w:color w:val="000000"/>
+          <w:kern w:val="0"/>
+          <w:szCs w:val="21"/>
+        </w:rPr>
+        <w:t xml:space="preserve"> 19</w:t>
+      </w:r>
+      <w:r>
+        <w:rPr>
+          <w:rFonts w:ascii="Times New Roman" w:eastAsia="ＭＳ Ｐゴシック" w:hAnsi="Times New Roman" w:cs="Times New Roman" w:hint="eastAsia"/>
+          <w:color w:val="000000"/>
+          <w:kern w:val="0"/>
+          <w:szCs w:val="21"/>
+          <w:vertAlign w:val="superscript"/>
+        </w:rPr>
+        <w:t>th</w:t>
+      </w:r>
+      <w:r>
+        <w:rPr>
+          <w:rFonts w:ascii="Times New Roman" w:eastAsia="ＭＳ Ｐゴシック" w:hAnsi="Times New Roman" w:cs="Times New Roman" w:hint="eastAsia"/>
+          <w:color w:val="000000"/>
+          <w:kern w:val="0"/>
+          <w:szCs w:val="21"/>
+        </w:rPr>
+        <w:t>, 2025.</w:t>
+      </w:r>
+      <w:r>
+        <w:rPr>
+          <w:rFonts w:ascii="Times New Roman" w:eastAsia="ＭＳ Ｐゴシック" w:hAnsi="Times New Roman" w:cs="Times New Roman"/>
+          <w:color w:val="000000"/>
+          <w:kern w:val="0"/>
+          <w:szCs w:val="21"/>
+        </w:rPr>
+        <w:br/>
+      </w:r>
+      <w:r>
+        <w:rPr>
+          <w:rFonts w:ascii="Times New Roman" w:eastAsia="ＭＳ Ｐゴシック" w:hAnsi="Times New Roman" w:cs="Times New Roman"/>
+          <w:color w:val="000000"/>
+          <w:kern w:val="0"/>
+          <w:szCs w:val="21"/>
+        </w:rPr>
+        <w:t>“Recoloring”</w:t>
+      </w:r>
+    </w:p>
+    <w:p>
+      <w:pPr>
+        <w:widowControl/>
+        <w:tabs>
+          <w:tab w:val="left" w:pos="2520"/>
+          <w:tab w:val="left" w:pos="3119"/>
+        </w:tabs>
+        <w:jc w:val="left"/>
+        <w:textAlignment w:val="baseline"/>
+        <w:rPr>
+          <w:rFonts w:ascii="Times New Roman" w:eastAsia="ＭＳ Ｐゴシック" w:hAnsi="Times New Roman" w:cs="Times New Roman"/>
+          <w:color w:val="000000"/>
+          <w:kern w:val="0"/>
+          <w:szCs w:val="21"/>
+        </w:rPr>
+      </w:pPr>
+    </w:p>
+    <w:p>
+      <w:pPr>
+        <w:widowControl/>
+        <w:tabs>
+          <w:tab w:val="left" w:pos="2520"/>
+          <w:tab w:val="left" w:pos="3119"/>
+        </w:tabs>
+        <w:ind w:left="3174" w:hangingChars="1129" w:hanging="3174"/>
+        <w:jc w:val="left"/>
+        <w:rPr>
+          <w:rFonts w:ascii="Times New Roman" w:eastAsia="ＭＳ Ｐゴシック" w:hAnsi="Times New Roman" w:cs="Times New Roman"/>
+          <w:kern w:val="0"/>
+          <w:sz w:val="28"/>
+          <w:szCs w:val="28"/>
+        </w:rPr>
+      </w:pPr>
+      <w:r>
+        <w:rPr>
+          <w:rFonts w:ascii="Times New Roman" w:eastAsia="ＭＳ Ｐゴシック" w:hAnsi="Times New Roman" w:cs="Times New Roman"/>
+          <w:b/>
+          <w:bCs/>
+          <w:color w:val="000000"/>
+          <w:kern w:val="0"/>
+          <w:sz w:val="28"/>
+          <w:szCs w:val="28"/>
+        </w:rPr>
         <w:t>Patents</w:t>
       </w:r>
     </w:p>
@@ -11815,6 +12554,7 @@
           <w:szCs w:val="21"/>
           <w:u w:val="single"/>
         </w:rPr>
+        <w:lastRenderedPageBreak/>
         <w:t xml:space="preserve">Naoto </w:t>
       </w:r>
       <w:r>
@@ -11993,6 +12733,113 @@
     </w:p>
     <w:p>
       <w:pPr>
+        <w:pStyle w:val="a3"/>
+        <w:widowControl/>
+        <w:numPr>
+          <w:ilvl w:val="0"/>
+          <w:numId w:val="19"/>
+        </w:numPr>
+        <w:tabs>
+          <w:tab w:val="left" w:pos="2520"/>
+          <w:tab w:val="left" w:pos="3119"/>
+        </w:tabs>
+        <w:ind w:leftChars="0"/>
+        <w:jc w:val="left"/>
+        <w:textAlignment w:val="baseline"/>
+        <w:rPr>
+          <w:rFonts w:ascii="Times New Roman" w:hAnsi="Times New Roman" w:cs="Times New Roman"/>
+          <w:szCs w:val="21"/>
+        </w:rPr>
+      </w:pPr>
+      <w:r>
+        <w:rPr>
+          <w:rFonts w:ascii="Times New Roman" w:hAnsi="Times New Roman" w:cs="Times New Roman"/>
+          <w:szCs w:val="21"/>
+          <w:u w:val="single"/>
+        </w:rPr>
+        <w:t>Naoto Ohsaka</w:t>
+      </w:r>
+      <w:r>
+        <w:rPr>
+          <w:rFonts w:ascii="Times New Roman" w:hAnsi="Times New Roman" w:cs="Times New Roman"/>
+          <w:szCs w:val="21"/>
+        </w:rPr>
+        <w:t xml:space="preserve"> and Tatsuya Matsuoka</w:t>
+      </w:r>
+      <w:r>
+        <w:rPr>
+          <w:rFonts w:ascii="Times New Roman" w:hAnsi="Times New Roman" w:cs="Times New Roman"/>
+          <w:szCs w:val="21"/>
+        </w:rPr>
+        <w:t xml:space="preserve">. </w:t>
+      </w:r>
+      <w:r>
+        <w:rPr>
+          <w:rFonts w:ascii="Times New Roman" w:hAnsi="Times New Roman" w:cs="Times New Roman"/>
+          <w:szCs w:val="21"/>
+        </w:rPr>
+        <w:t>Information processing device, control method, and storage medium</w:t>
+      </w:r>
+      <w:r>
+        <w:rPr>
+          <w:rFonts w:ascii="Times New Roman" w:hAnsi="Times New Roman" w:cs="Times New Roman"/>
+          <w:szCs w:val="21"/>
+        </w:rPr>
+        <w:t xml:space="preserve">. </w:t>
+      </w:r>
+      <w:r>
+        <w:rPr>
+          <w:rFonts w:ascii="Times New Roman" w:hAnsi="Times New Roman" w:cs="Times New Roman"/>
+          <w:szCs w:val="21"/>
+        </w:rPr>
+        <w:t>US20250348915A1</w:t>
+      </w:r>
+      <w:r>
+        <w:rPr>
+          <w:rFonts w:ascii="Times New Roman" w:hAnsi="Times New Roman" w:cs="Times New Roman"/>
+          <w:szCs w:val="21"/>
+        </w:rPr>
+        <w:t xml:space="preserve">, issued </w:t>
+      </w:r>
+      <w:r>
+        <w:rPr>
+          <w:rFonts w:ascii="Times New Roman" w:hAnsi="Times New Roman" w:cs="Times New Roman"/>
+          <w:szCs w:val="21"/>
+        </w:rPr>
+        <w:t>November</w:t>
+      </w:r>
+      <w:r>
+        <w:rPr>
+          <w:rFonts w:ascii="Times New Roman" w:hAnsi="Times New Roman" w:cs="Times New Roman"/>
+          <w:szCs w:val="21"/>
+        </w:rPr>
+        <w:t xml:space="preserve"> </w:t>
+      </w:r>
+      <w:r>
+        <w:rPr>
+          <w:rFonts w:ascii="Times New Roman" w:hAnsi="Times New Roman" w:cs="Times New Roman" w:hint="eastAsia"/>
+          <w:szCs w:val="21"/>
+        </w:rPr>
+        <w:t>13</w:t>
+      </w:r>
+      <w:r>
+        <w:rPr>
+          <w:rFonts w:ascii="Times New Roman" w:hAnsi="Times New Roman" w:cs="Times New Roman"/>
+          <w:szCs w:val="21"/>
+          <w:vertAlign w:val="superscript"/>
+        </w:rPr>
+        <w:t>h</w:t>
+      </w:r>
+      <w:r>
+        <w:rPr>
+          <w:rFonts w:ascii="Times New Roman" w:hAnsi="Times New Roman" w:cs="Times New Roman"/>
+          <w:szCs w:val="21"/>
+        </w:rPr>
+        <w:t>, 2025.</w:t>
+      </w:r>
+    </w:p>
+    <w:p>
+      <w:pPr>
         <w:widowControl/>
         <w:tabs>
           <w:tab w:val="left" w:pos="2520"/>
@@ -12059,7 +12906,6 @@
           <w:kern w:val="0"/>
           <w:szCs w:val="21"/>
         </w:rPr>
-        <w:lastRenderedPageBreak/>
         <w:t>November 2012</w:t>
       </w:r>
       <w:r>
@@ -12070,7 +12916,27 @@
           <w:szCs w:val="21"/>
         </w:rPr>
         <w:tab/>
-        <w:t>3rd Place (with Izuru Matsuura and Masafumi Yabu), ACM International Collegiate Programming Contest Asia Regional Contest 2012 in Tokyo, Tokyo, Japan</w:t>
+        <w:t xml:space="preserve">3rd Place (with </w:t>
+      </w:r>
+      <w:proofErr w:type="spellStart"/>
+      <w:r>
+        <w:rPr>
+          <w:rFonts w:ascii="Times New Roman" w:eastAsia="ＭＳ Ｐゴシック" w:hAnsi="Times New Roman" w:cs="Times New Roman"/>
+          <w:color w:val="000000"/>
+          <w:kern w:val="0"/>
+          <w:szCs w:val="21"/>
+        </w:rPr>
+        <w:t>Izuru</w:t>
+      </w:r>
+      <w:proofErr w:type="spellEnd"/>
+      <w:r>
+        <w:rPr>
+          <w:rFonts w:ascii="Times New Roman" w:eastAsia="ＭＳ Ｐゴシック" w:hAnsi="Times New Roman" w:cs="Times New Roman"/>
+          <w:color w:val="000000"/>
+          <w:kern w:val="0"/>
+          <w:szCs w:val="21"/>
+        </w:rPr>
+        <w:t xml:space="preserve"> Matsuura and Masafumi Yabu), ACM International Collegiate Programming Contest Asia Regional Contest 2012 in Tokyo, Tokyo, Japan</w:t>
       </w:r>
     </w:p>
     <w:p>
@@ -12107,7 +12973,27 @@
           <w:szCs w:val="21"/>
         </w:rPr>
         <w:tab/>
-        <w:t>14th Place (with Izuru Matsuura and Masafumi Yabu), ACM International Collegiate Programming Contest World Finals 2013, St. Petersburg, Russia</w:t>
+        <w:t xml:space="preserve">14th Place (with </w:t>
+      </w:r>
+      <w:proofErr w:type="spellStart"/>
+      <w:r>
+        <w:rPr>
+          <w:rFonts w:ascii="Times New Roman" w:eastAsia="ＭＳ Ｐゴシック" w:hAnsi="Times New Roman" w:cs="Times New Roman"/>
+          <w:color w:val="000000"/>
+          <w:kern w:val="0"/>
+          <w:szCs w:val="21"/>
+        </w:rPr>
+        <w:t>Izuru</w:t>
+      </w:r>
+      <w:proofErr w:type="spellEnd"/>
+      <w:r>
+        <w:rPr>
+          <w:rFonts w:ascii="Times New Roman" w:eastAsia="ＭＳ Ｐゴシック" w:hAnsi="Times New Roman" w:cs="Times New Roman"/>
+          <w:color w:val="000000"/>
+          <w:kern w:val="0"/>
+          <w:szCs w:val="21"/>
+        </w:rPr>
+        <w:t xml:space="preserve"> Matsuura and Masafumi Yabu), ACM International Collegiate Programming Contest World Finals 2013, St. Petersburg, Russia</w:t>
       </w:r>
     </w:p>
     <w:p>
@@ -12152,7 +13038,27 @@
           <w:kern w:val="0"/>
           <w:szCs w:val="21"/>
         </w:rPr>
-        <w:t>DBSJ Kambayashi Young Researcher Award</w:t>
+        <w:t xml:space="preserve">DBSJ </w:t>
+      </w:r>
+      <w:proofErr w:type="spellStart"/>
+      <w:r>
+        <w:rPr>
+          <w:rFonts w:ascii="Times New Roman" w:eastAsia="ＭＳ Ｐゴシック" w:hAnsi="Times New Roman" w:cs="Times New Roman"/>
+          <w:color w:val="000000"/>
+          <w:kern w:val="0"/>
+          <w:szCs w:val="21"/>
+        </w:rPr>
+        <w:t>Kambayashi</w:t>
+      </w:r>
+      <w:proofErr w:type="spellEnd"/>
+      <w:r>
+        <w:rPr>
+          <w:rFonts w:ascii="Times New Roman" w:eastAsia="ＭＳ Ｐゴシック" w:hAnsi="Times New Roman" w:cs="Times New Roman"/>
+          <w:color w:val="000000"/>
+          <w:kern w:val="0"/>
+          <w:szCs w:val="21"/>
+        </w:rPr>
+        <w:t xml:space="preserve"> Young Researcher Award</w:t>
       </w:r>
       <w:r>
         <w:rPr>
@@ -12189,7 +13095,7 @@
       </w:pPr>
     </w:p>
     <w:sectPr>
-      <w:footerReference w:type="default" r:id="rId54"/>
+      <w:footerReference w:type="default" r:id="rId57"/>
       <w:pgSz w:w="12240" w:h="15840" w:code="1"/>
       <w:pgMar w:top="1440" w:right="1080" w:bottom="1440" w:left="1080" w:header="851" w:footer="992" w:gutter="0"/>
       <w:cols w:space="425"/>
@@ -12233,11 +13139,11 @@
     </w:pPr>
     <w:r>
       <w:rPr>
-        <w:rFonts w:ascii="Georgia" w:hAnsi="Georgia"/>
+        <w:rFonts w:ascii="Georgia" w:hAnsi="Georgia" w:hint="eastAsia"/>
         <w:i/>
         <w:iCs/>
       </w:rPr>
-      <w:t>November</w:t>
+      <w:t>January</w:t>
     </w:r>
     <w:r>
       <w:rPr>
@@ -12253,7 +13159,7 @@
         <w:i/>
         <w:iCs/>
       </w:rPr>
-      <w:t>20</w:t>
+      <w:t>19</w:t>
     </w:r>
     <w:r>
       <w:rPr>
@@ -12278,7 +13184,7 @@
         <w:i/>
         <w:iCs/>
       </w:rPr>
-      <w:t>5</w:t>
+      <w:t>6</w:t>
     </w:r>
     <w:r>
       <w:rPr>

--- a/cv.docx
+++ b/cv.docx
@@ -1421,7 +1421,7 @@
         </w:tabs>
         <w:jc w:val="left"/>
         <w:rPr>
-          <w:rFonts w:ascii="Times New Roman" w:eastAsia="ＭＳ Ｐゴシック" w:hAnsi="Times New Roman" w:cs="Times New Roman" w:hint="eastAsia"/>
+          <w:rFonts w:ascii="Times New Roman" w:eastAsia="ＭＳ Ｐゴシック" w:hAnsi="Times New Roman" w:cs="Times New Roman"/>
           <w:kern w:val="0"/>
           <w:szCs w:val="21"/>
         </w:rPr>
@@ -10832,6 +10832,198 @@
     </w:p>
     <w:p>
       <w:pPr>
+        <w:pStyle w:val="a3"/>
+        <w:widowControl/>
+        <w:numPr>
+          <w:ilvl w:val="0"/>
+          <w:numId w:val="14"/>
+        </w:numPr>
+        <w:tabs>
+          <w:tab w:val="left" w:pos="2520"/>
+          <w:tab w:val="left" w:pos="3119"/>
+        </w:tabs>
+        <w:ind w:leftChars="0"/>
+        <w:jc w:val="left"/>
+        <w:rPr>
+          <w:rFonts w:ascii="Times New Roman" w:eastAsia="ＭＳ Ｐゴシック" w:hAnsi="Times New Roman" w:cs="Times New Roman"/>
+          <w:kern w:val="0"/>
+          <w:szCs w:val="21"/>
+        </w:rPr>
+      </w:pPr>
+      <w:r>
+        <w:rPr>
+          <w:rFonts w:ascii="Times New Roman" w:eastAsia="ＭＳ Ｐゴシック" w:hAnsi="Times New Roman" w:cs="Times New Roman"/>
+          <w:kern w:val="0"/>
+          <w:szCs w:val="21"/>
+        </w:rPr>
+        <w:t xml:space="preserve">Antonio Tejero-de-Pablos, </w:t>
+      </w:r>
+      <w:proofErr w:type="spellStart"/>
+      <w:r>
+        <w:rPr>
+          <w:rFonts w:ascii="Times New Roman" w:eastAsia="ＭＳ Ｐゴシック" w:hAnsi="Times New Roman" w:cs="Times New Roman"/>
+          <w:kern w:val="0"/>
+          <w:szCs w:val="21"/>
+        </w:rPr>
+        <w:t>Sichao</w:t>
+      </w:r>
+      <w:proofErr w:type="spellEnd"/>
+      <w:r>
+        <w:rPr>
+          <w:rFonts w:ascii="Times New Roman" w:eastAsia="ＭＳ Ｐゴシック" w:hAnsi="Times New Roman" w:cs="Times New Roman"/>
+          <w:kern w:val="0"/>
+          <w:szCs w:val="21"/>
+        </w:rPr>
+        <w:t xml:space="preserve"> Song, </w:t>
+      </w:r>
+      <w:r>
+        <w:rPr>
+          <w:rFonts w:ascii="Times New Roman" w:eastAsia="ＭＳ Ｐゴシック" w:hAnsi="Times New Roman" w:cs="Times New Roman"/>
+          <w:kern w:val="0"/>
+          <w:szCs w:val="21"/>
+          <w:u w:val="single"/>
+        </w:rPr>
+        <w:t>Naoto Ohsaka</w:t>
+      </w:r>
+      <w:r>
+        <w:rPr>
+          <w:rFonts w:ascii="Times New Roman" w:eastAsia="ＭＳ Ｐゴシック" w:hAnsi="Times New Roman" w:cs="Times New Roman"/>
+          <w:kern w:val="0"/>
+          <w:szCs w:val="21"/>
+        </w:rPr>
+        <w:t xml:space="preserve">, Mayu Otani, </w:t>
+      </w:r>
+      <w:proofErr w:type="spellStart"/>
+      <w:r>
+        <w:rPr>
+          <w:rFonts w:ascii="Times New Roman" w:eastAsia="ＭＳ Ｐゴシック" w:hAnsi="Times New Roman" w:cs="Times New Roman"/>
+          <w:kern w:val="0"/>
+          <w:szCs w:val="21"/>
+        </w:rPr>
+        <w:t>Shin'ichi</w:t>
+      </w:r>
+      <w:proofErr w:type="spellEnd"/>
+      <w:r>
+        <w:rPr>
+          <w:rFonts w:ascii="Times New Roman" w:eastAsia="ＭＳ Ｐゴシック" w:hAnsi="Times New Roman" w:cs="Times New Roman"/>
+          <w:kern w:val="0"/>
+          <w:szCs w:val="21"/>
+        </w:rPr>
+        <w:t xml:space="preserve"> Satoh. </w:t>
+      </w:r>
+      <w:r>
+        <w:rPr>
+          <w:rFonts w:ascii="Times New Roman" w:eastAsia="ＭＳ Ｐゴシック" w:hAnsi="Times New Roman" w:cs="Times New Roman"/>
+          <w:color w:val="000000"/>
+          <w:kern w:val="0"/>
+          <w:szCs w:val="21"/>
+        </w:rPr>
+        <w:t>“</w:t>
+      </w:r>
+      <w:proofErr w:type="spellStart"/>
+      <w:r>
+        <w:rPr>
+          <w:rFonts w:ascii="Times New Roman" w:eastAsia="ＭＳ Ｐゴシック" w:hAnsi="Times New Roman" w:cs="Times New Roman"/>
+          <w:kern w:val="0"/>
+          <w:szCs w:val="21"/>
+        </w:rPr>
+        <w:t>DiverXplorer</w:t>
+      </w:r>
+      <w:proofErr w:type="spellEnd"/>
+      <w:r>
+        <w:rPr>
+          <w:rFonts w:ascii="Times New Roman" w:eastAsia="ＭＳ Ｐゴシック" w:hAnsi="Times New Roman" w:cs="Times New Roman"/>
+          <w:kern w:val="0"/>
+          <w:szCs w:val="21"/>
+        </w:rPr>
+        <w:t>: Stock Image Exploration via Diversity Adjustment for Graphic Design</w:t>
+      </w:r>
+      <w:r>
+        <w:rPr>
+          <w:rFonts w:ascii="Times New Roman" w:eastAsia="ＭＳ Ｐゴシック" w:hAnsi="Times New Roman" w:cs="Times New Roman"/>
+          <w:color w:val="000000"/>
+          <w:kern w:val="0"/>
+          <w:szCs w:val="21"/>
+        </w:rPr>
+        <w:t>”</w:t>
+      </w:r>
+      <w:r>
+        <w:rPr>
+          <w:rFonts w:ascii="Times New Roman" w:eastAsia="ＭＳ Ｐゴシック" w:hAnsi="Times New Roman" w:cs="Times New Roman"/>
+          <w:kern w:val="0"/>
+          <w:szCs w:val="21"/>
+        </w:rPr>
+        <w:t>.</w:t>
+      </w:r>
+      <w:r>
+        <w:rPr>
+          <w:rFonts w:ascii="Times New Roman" w:eastAsia="ＭＳ Ｐゴシック" w:hAnsi="Times New Roman" w:cs="Times New Roman" w:hint="eastAsia"/>
+          <w:kern w:val="0"/>
+          <w:szCs w:val="21"/>
+        </w:rPr>
+        <w:t xml:space="preserve"> </w:t>
+      </w:r>
+      <w:r>
+        <w:rPr>
+          <w:rFonts w:ascii="Times New Roman" w:eastAsia="ＭＳ Ｐゴシック" w:hAnsi="Times New Roman" w:cs="Times New Roman" w:hint="eastAsia"/>
+          <w:i/>
+          <w:iCs/>
+          <w:kern w:val="0"/>
+          <w:szCs w:val="21"/>
+        </w:rPr>
+        <w:t xml:space="preserve">Proceedings of the </w:t>
+      </w:r>
+      <w:r>
+        <w:rPr>
+          <w:rFonts w:ascii="Times New Roman" w:eastAsia="ＭＳ Ｐゴシック" w:hAnsi="Times New Roman" w:cs="Times New Roman"/>
+          <w:i/>
+          <w:iCs/>
+          <w:kern w:val="0"/>
+          <w:szCs w:val="21"/>
+        </w:rPr>
+        <w:t>2026 ACM CHI Conference on Human Factors in Computing System (</w:t>
+      </w:r>
+      <w:r>
+        <w:rPr>
+          <w:rFonts w:ascii="Times New Roman" w:eastAsia="ＭＳ Ｐゴシック" w:hAnsi="Times New Roman" w:cs="Times New Roman"/>
+          <w:b/>
+          <w:bCs/>
+          <w:i/>
+          <w:iCs/>
+          <w:kern w:val="0"/>
+          <w:szCs w:val="21"/>
+        </w:rPr>
+        <w:t>CHI</w:t>
+      </w:r>
+      <w:r>
+        <w:rPr>
+          <w:rFonts w:ascii="Times New Roman" w:eastAsia="ＭＳ Ｐゴシック" w:hAnsi="Times New Roman" w:cs="Times New Roman"/>
+          <w:i/>
+          <w:iCs/>
+          <w:kern w:val="0"/>
+          <w:szCs w:val="21"/>
+        </w:rPr>
+        <w:t>)</w:t>
+      </w:r>
+      <w:r>
+        <w:rPr>
+          <w:rFonts w:ascii="Times New Roman" w:eastAsia="ＭＳ Ｐゴシック" w:hAnsi="Times New Roman" w:cs="Times New Roman"/>
+          <w:kern w:val="0"/>
+          <w:szCs w:val="21"/>
+        </w:rPr>
+        <w:t xml:space="preserve"> (Posters Track)</w:t>
+      </w:r>
+      <w:r>
+        <w:rPr>
+          <w:rFonts w:ascii="Times New Roman" w:eastAsia="ＭＳ Ｐゴシック" w:hAnsi="Times New Roman" w:cs="Times New Roman" w:hint="eastAsia"/>
+          <w:kern w:val="0"/>
+          <w:szCs w:val="21"/>
+        </w:rPr>
+        <w:t>, to appear.</w:t>
+      </w:r>
+    </w:p>
+    <w:p>
+      <w:pPr>
         <w:widowControl/>
         <w:tabs>
           <w:tab w:val="left" w:pos="2520"/>
@@ -10905,6 +11097,7 @@
           <w:kern w:val="0"/>
           <w:szCs w:val="21"/>
         </w:rPr>
+        <w:lastRenderedPageBreak/>
         <w:t>20</w:t>
       </w:r>
       <w:r>
@@ -11056,7 +11249,6 @@
           <w:kern w:val="0"/>
           <w:szCs w:val="21"/>
         </w:rPr>
-        <w:lastRenderedPageBreak/>
         <w:t>Kawarabayashi Lab Seminar</w:t>
       </w:r>
       <w:r>
@@ -12482,6 +12674,7 @@
           <w:szCs w:val="21"/>
           <w:u w:val="single"/>
         </w:rPr>
+        <w:lastRenderedPageBreak/>
         <w:t>Naoto Ohsaka</w:t>
       </w:r>
       <w:r>
@@ -12554,7 +12747,6 @@
           <w:szCs w:val="21"/>
           <w:u w:val="single"/>
         </w:rPr>
-        <w:lastRenderedPageBreak/>
         <w:t xml:space="preserve">Naoto </w:t>
       </w:r>
       <w:r>

--- a/cv.docx
+++ b/cv.docx
@@ -1690,7 +1690,6 @@
         </w:rPr>
         <w:t>Proceedings of the 2011 IEEE International Conference on Granular Computing (</w:t>
       </w:r>
-      <w:proofErr w:type="spellStart"/>
       <w:r>
         <w:rPr>
           <w:rFonts w:ascii="Times New Roman" w:eastAsia="ＭＳ Ｐゴシック" w:hAnsi="Times New Roman" w:cs="Times New Roman"/>
@@ -1703,7 +1702,6 @@
         </w:rPr>
         <w:t>GrC</w:t>
       </w:r>
-      <w:proofErr w:type="spellEnd"/>
       <w:r>
         <w:rPr>
           <w:rFonts w:ascii="Times New Roman" w:eastAsia="ＭＳ Ｐゴシック" w:hAnsi="Times New Roman" w:cs="Times New Roman"/>
@@ -1808,27 +1806,7 @@
           <w:kern w:val="0"/>
           <w:szCs w:val="21"/>
         </w:rPr>
-        <w:t>, Takuya Akiba, Yuichi Yoshida, and Ken-</w:t>
-      </w:r>
-      <w:proofErr w:type="spellStart"/>
-      <w:r>
-        <w:rPr>
-          <w:rFonts w:ascii="Times New Roman" w:eastAsia="ＭＳ Ｐゴシック" w:hAnsi="Times New Roman" w:cs="Times New Roman"/>
-          <w:color w:val="000000"/>
-          <w:kern w:val="0"/>
-          <w:szCs w:val="21"/>
-        </w:rPr>
-        <w:t>ichi</w:t>
-      </w:r>
-      <w:proofErr w:type="spellEnd"/>
-      <w:r>
-        <w:rPr>
-          <w:rFonts w:ascii="Times New Roman" w:eastAsia="ＭＳ Ｐゴシック" w:hAnsi="Times New Roman" w:cs="Times New Roman"/>
-          <w:color w:val="000000"/>
-          <w:kern w:val="0"/>
-          <w:szCs w:val="21"/>
-        </w:rPr>
-        <w:t xml:space="preserve"> Kawarabayashi.</w:t>
+        <w:t>, Takuya Akiba, Yuichi Yoshida, and Ken-ichi Kawarabayashi.</w:t>
       </w:r>
       <w:r>
         <w:rPr>
@@ -2001,27 +1979,7 @@
           <w:kern w:val="0"/>
           <w:szCs w:val="21"/>
         </w:rPr>
-        <w:t>, Takanori Maehara, and Ken-</w:t>
-      </w:r>
-      <w:proofErr w:type="spellStart"/>
-      <w:r>
-        <w:rPr>
-          <w:rFonts w:ascii="Times New Roman" w:eastAsia="ＭＳ Ｐゴシック" w:hAnsi="Times New Roman" w:cs="Times New Roman"/>
-          <w:color w:val="000000"/>
-          <w:kern w:val="0"/>
-          <w:szCs w:val="21"/>
-        </w:rPr>
-        <w:t>ichi</w:t>
-      </w:r>
-      <w:proofErr w:type="spellEnd"/>
-      <w:r>
-        <w:rPr>
-          <w:rFonts w:ascii="Times New Roman" w:eastAsia="ＭＳ Ｐゴシック" w:hAnsi="Times New Roman" w:cs="Times New Roman"/>
-          <w:color w:val="000000"/>
-          <w:kern w:val="0"/>
-          <w:szCs w:val="21"/>
-        </w:rPr>
-        <w:t xml:space="preserve"> Kawarabayashi.</w:t>
+        <w:t>, Takanori Maehara, and Ken-ichi Kawarabayashi.</w:t>
       </w:r>
       <w:r>
         <w:rPr>
@@ -2367,27 +2325,7 @@
           <w:kern w:val="0"/>
           <w:szCs w:val="21"/>
         </w:rPr>
-        <w:t>, Takuya Akiba, Yuichi Yoshida, and Ken-</w:t>
-      </w:r>
-      <w:proofErr w:type="spellStart"/>
-      <w:r>
-        <w:rPr>
-          <w:rFonts w:ascii="Times New Roman" w:eastAsia="ＭＳ Ｐゴシック" w:hAnsi="Times New Roman" w:cs="Times New Roman"/>
-          <w:color w:val="000000"/>
-          <w:kern w:val="0"/>
-          <w:szCs w:val="21"/>
-        </w:rPr>
-        <w:t>ichi</w:t>
-      </w:r>
-      <w:proofErr w:type="spellEnd"/>
-      <w:r>
-        <w:rPr>
-          <w:rFonts w:ascii="Times New Roman" w:eastAsia="ＭＳ Ｐゴシック" w:hAnsi="Times New Roman" w:cs="Times New Roman"/>
-          <w:color w:val="000000"/>
-          <w:kern w:val="0"/>
-          <w:szCs w:val="21"/>
-        </w:rPr>
-        <w:t xml:space="preserve"> Kawarabayashi.</w:t>
+        <w:t>, Takuya Akiba, Yuichi Yoshida, and Ken-ichi Kawarabayashi.</w:t>
       </w:r>
       <w:r>
         <w:rPr>
@@ -2551,27 +2489,7 @@
           <w:kern w:val="0"/>
           <w:szCs w:val="21"/>
         </w:rPr>
-        <w:t>, Yutaro Yamaguchi, Naonori Kakimura, and Ken-</w:t>
-      </w:r>
-      <w:proofErr w:type="spellStart"/>
-      <w:r>
-        <w:rPr>
-          <w:rFonts w:ascii="Times New Roman" w:eastAsia="ＭＳ Ｐゴシック" w:hAnsi="Times New Roman" w:cs="Times New Roman"/>
-          <w:color w:val="000000"/>
-          <w:kern w:val="0"/>
-          <w:szCs w:val="21"/>
-        </w:rPr>
-        <w:t>ichi</w:t>
-      </w:r>
-      <w:proofErr w:type="spellEnd"/>
-      <w:r>
-        <w:rPr>
-          <w:rFonts w:ascii="Times New Roman" w:eastAsia="ＭＳ Ｐゴシック" w:hAnsi="Times New Roman" w:cs="Times New Roman"/>
-          <w:color w:val="000000"/>
-          <w:kern w:val="0"/>
-          <w:szCs w:val="21"/>
-        </w:rPr>
-        <w:t xml:space="preserve"> Kawarabayashi.</w:t>
+        <w:t>, Yutaro Yamaguchi, Naonori Kakimura, and Ken-ichi Kawarabayashi.</w:t>
       </w:r>
       <w:r>
         <w:rPr>
@@ -2913,25 +2831,7 @@
           <w:kern w:val="0"/>
           <w:szCs w:val="21"/>
         </w:rPr>
-        <w:t>, Tomohiro Sonobe, Sumio Fujita, and Ken-</w:t>
-      </w:r>
-      <w:proofErr w:type="spellStart"/>
-      <w:r>
-        <w:rPr>
-          <w:rFonts w:ascii="Times New Roman" w:eastAsia="ＭＳ Ｐゴシック" w:hAnsi="Times New Roman" w:cs="Times New Roman"/>
-          <w:kern w:val="0"/>
-          <w:szCs w:val="21"/>
-        </w:rPr>
-        <w:t>ichi</w:t>
-      </w:r>
-      <w:proofErr w:type="spellEnd"/>
-      <w:r>
-        <w:rPr>
-          <w:rFonts w:ascii="Times New Roman" w:eastAsia="ＭＳ Ｐゴシック" w:hAnsi="Times New Roman" w:cs="Times New Roman"/>
-          <w:kern w:val="0"/>
-          <w:szCs w:val="21"/>
-        </w:rPr>
-        <w:t xml:space="preserve"> Kawarabayashi.</w:t>
+        <w:t>, Tomohiro Sonobe, Sumio Fujita, and Ken-ichi Kawarabayashi.</w:t>
       </w:r>
       <w:r>
         <w:rPr>
@@ -3274,25 +3174,7 @@
           <w:kern w:val="0"/>
           <w:szCs w:val="21"/>
         </w:rPr>
-        <w:t>, Ken-</w:t>
-      </w:r>
-      <w:proofErr w:type="spellStart"/>
-      <w:r>
-        <w:rPr>
-          <w:rFonts w:ascii="Times New Roman" w:eastAsia="ＭＳ Ｐゴシック" w:hAnsi="Times New Roman" w:cs="Times New Roman"/>
-          <w:kern w:val="0"/>
-          <w:szCs w:val="21"/>
-        </w:rPr>
-        <w:t>ichi</w:t>
-      </w:r>
-      <w:proofErr w:type="spellEnd"/>
-      <w:r>
-        <w:rPr>
-          <w:rFonts w:ascii="Times New Roman" w:eastAsia="ＭＳ Ｐゴシック" w:hAnsi="Times New Roman" w:cs="Times New Roman"/>
-          <w:kern w:val="0"/>
-          <w:szCs w:val="21"/>
-        </w:rPr>
-        <w:t xml:space="preserve"> Kawarabayashi, and Alex Thomo.</w:t>
+        <w:t>, Ken-ichi Kawarabayashi, and Alex Thomo.</w:t>
       </w:r>
       <w:r>
         <w:rPr>
@@ -3311,23 +3193,13 @@
         </w:rPr>
         <w:t>“</w:t>
       </w:r>
-      <w:proofErr w:type="spellStart"/>
-      <w:r>
-        <w:rPr>
-          <w:rFonts w:ascii="Times New Roman" w:eastAsia="ＭＳ Ｐゴシック" w:hAnsi="Times New Roman" w:cs="Times New Roman"/>
-          <w:kern w:val="0"/>
-          <w:szCs w:val="21"/>
-        </w:rPr>
-        <w:t>NoSingles</w:t>
-      </w:r>
-      <w:proofErr w:type="spellEnd"/>
-      <w:r>
-        <w:rPr>
-          <w:rFonts w:ascii="Times New Roman" w:eastAsia="ＭＳ Ｐゴシック" w:hAnsi="Times New Roman" w:cs="Times New Roman"/>
-          <w:kern w:val="0"/>
-          <w:szCs w:val="21"/>
-        </w:rPr>
-        <w:t xml:space="preserve">: </w:t>
+      <w:r>
+        <w:rPr>
+          <w:rFonts w:ascii="Times New Roman" w:eastAsia="ＭＳ Ｐゴシック" w:hAnsi="Times New Roman" w:cs="Times New Roman"/>
+          <w:kern w:val="0"/>
+          <w:szCs w:val="21"/>
+        </w:rPr>
+        <w:t xml:space="preserve">NoSingles: </w:t>
       </w:r>
       <w:r>
         <w:rPr>
@@ -3498,43 +3370,7 @@
           <w:kern w:val="0"/>
           <w:szCs w:val="21"/>
         </w:rPr>
-        <w:t xml:space="preserve">, Tomohiro Sonobe, Naonori Kakimura, </w:t>
-      </w:r>
-      <w:proofErr w:type="spellStart"/>
-      <w:r>
-        <w:rPr>
-          <w:rFonts w:ascii="Times New Roman" w:eastAsia="ＭＳ Ｐゴシック" w:hAnsi="Times New Roman" w:cs="Times New Roman"/>
-          <w:kern w:val="0"/>
-          <w:szCs w:val="21"/>
-        </w:rPr>
-        <w:t>Takuro</w:t>
-      </w:r>
-      <w:proofErr w:type="spellEnd"/>
-      <w:r>
-        <w:rPr>
-          <w:rFonts w:ascii="Times New Roman" w:eastAsia="ＭＳ Ｐゴシック" w:hAnsi="Times New Roman" w:cs="Times New Roman"/>
-          <w:kern w:val="0"/>
-          <w:szCs w:val="21"/>
-        </w:rPr>
-        <w:t xml:space="preserve"> Fukunaga, Sumio Fujita, and Ken-</w:t>
-      </w:r>
-      <w:proofErr w:type="spellStart"/>
-      <w:r>
-        <w:rPr>
-          <w:rFonts w:ascii="Times New Roman" w:eastAsia="ＭＳ Ｐゴシック" w:hAnsi="Times New Roman" w:cs="Times New Roman"/>
-          <w:kern w:val="0"/>
-          <w:szCs w:val="21"/>
-        </w:rPr>
-        <w:t>ichi</w:t>
-      </w:r>
-      <w:proofErr w:type="spellEnd"/>
-      <w:r>
-        <w:rPr>
-          <w:rFonts w:ascii="Times New Roman" w:eastAsia="ＭＳ Ｐゴシック" w:hAnsi="Times New Roman" w:cs="Times New Roman"/>
-          <w:kern w:val="0"/>
-          <w:szCs w:val="21"/>
-        </w:rPr>
-        <w:t xml:space="preserve"> Kawarabayashi.</w:t>
+        <w:t>, Tomohiro Sonobe, Naonori Kakimura, Takuro Fukunaga, Sumio Fujita, and Ken-ichi Kawarabayashi.</w:t>
       </w:r>
       <w:r>
         <w:rPr>
@@ -6471,7 +6307,6 @@
         </w:rPr>
         <w:t xml:space="preserve"> </w:t>
       </w:r>
-      <w:proofErr w:type="gramStart"/>
       <w:r>
         <w:rPr>
           <w:rFonts w:ascii="Times New Roman" w:eastAsia="ＭＳ Ｐゴシック" w:hAnsi="Times New Roman" w:cs="Times New Roman"/>
@@ -6487,16 +6322,7 @@
           <w:kern w:val="0"/>
           <w:szCs w:val="21"/>
         </w:rPr>
-        <w:t>On</w:t>
-      </w:r>
-      <w:proofErr w:type="gramEnd"/>
-      <w:r>
-        <w:rPr>
-          <w:rFonts w:ascii="Times New Roman" w:eastAsia="ＭＳ Ｐゴシック" w:hAnsi="Times New Roman" w:cs="Times New Roman"/>
-          <w:kern w:val="0"/>
-          <w:szCs w:val="21"/>
-        </w:rPr>
-        <w:t xml:space="preserve"> the Parameterized Intractability of Determinant Maximization</w:t>
+        <w:t>On the Parameterized Intractability of Determinant Maximization</w:t>
       </w:r>
       <w:r>
         <w:rPr>
@@ -7570,7 +7396,6 @@
         </w:rPr>
         <w:t>Proceedings of the 17th ACM Conference on Recommender Systems (</w:t>
       </w:r>
-      <w:proofErr w:type="spellStart"/>
       <w:r>
         <w:rPr>
           <w:rFonts w:ascii="Times New Roman" w:eastAsia="ＭＳ Ｐゴシック" w:hAnsi="Times New Roman" w:cs="Times New Roman"/>
@@ -7583,7 +7408,6 @@
         </w:rPr>
         <w:t>RecSys</w:t>
       </w:r>
-      <w:proofErr w:type="spellEnd"/>
       <w:r>
         <w:rPr>
           <w:rFonts w:ascii="Times New Roman" w:eastAsia="ＭＳ Ｐゴシック" w:hAnsi="Times New Roman" w:cs="Times New Roman"/>
@@ -8077,25 +7901,7 @@
           <w:kern w:val="0"/>
           <w:szCs w:val="21"/>
         </w:rPr>
-        <w:t xml:space="preserve">Riku Togashi, </w:t>
-      </w:r>
-      <w:proofErr w:type="spellStart"/>
-      <w:r>
-        <w:rPr>
-          <w:rFonts w:ascii="Times New Roman" w:eastAsia="ＭＳ Ｐゴシック" w:hAnsi="Times New Roman" w:cs="Times New Roman"/>
-          <w:kern w:val="0"/>
-          <w:szCs w:val="21"/>
-        </w:rPr>
-        <w:t>Tatsushi</w:t>
-      </w:r>
-      <w:proofErr w:type="spellEnd"/>
-      <w:r>
-        <w:rPr>
-          <w:rFonts w:ascii="Times New Roman" w:eastAsia="ＭＳ Ｐゴシック" w:hAnsi="Times New Roman" w:cs="Times New Roman"/>
-          <w:kern w:val="0"/>
-          <w:szCs w:val="21"/>
-        </w:rPr>
-        <w:t xml:space="preserve"> Oka, </w:t>
+        <w:t xml:space="preserve">Riku Togashi, Tatsushi Oka, </w:t>
       </w:r>
       <w:r>
         <w:rPr>
@@ -10083,11 +9889,35 @@
       </w:r>
       <w:r>
         <w:rPr>
-          <w:rFonts w:ascii="Times New Roman" w:eastAsia="ＭＳ Ｐゴシック" w:hAnsi="Times New Roman" w:cs="Times New Roman"/>
-          <w:kern w:val="0"/>
-          <w:szCs w:val="21"/>
-        </w:rPr>
-        <w:t>to appear</w:t>
+          <w:rFonts w:ascii="Times New Roman" w:eastAsia="ＭＳ Ｐゴシック" w:hAnsi="Times New Roman" w:cs="Times New Roman" w:hint="eastAsia"/>
+          <w:kern w:val="0"/>
+          <w:szCs w:val="21"/>
+        </w:rPr>
+        <w:t xml:space="preserve">pp. </w:t>
+      </w:r>
+      <w:r>
+        <w:rPr>
+          <w:rFonts w:ascii="Times New Roman" w:eastAsia="ＭＳ Ｐゴシック" w:hAnsi="Times New Roman" w:cs="Times New Roman"/>
+          <w:kern w:val="0"/>
+          <w:szCs w:val="21"/>
+        </w:rPr>
+        <w:t>267</w:t>
+      </w:r>
+      <w:r>
+        <w:rPr>
+          <w:rFonts w:ascii="Times New Roman" w:eastAsia="ＭＳ Ｐゴシック" w:hAnsi="Times New Roman" w:cs="Times New Roman"/>
+          <w:kern w:val="0"/>
+          <w:szCs w:val="21"/>
+        </w:rPr>
+        <w:t>–</w:t>
+      </w:r>
+      <w:r>
+        <w:rPr>
+          <w:rFonts w:ascii="Times New Roman" w:eastAsia="ＭＳ Ｐゴシック" w:hAnsi="Times New Roman" w:cs="Times New Roman"/>
+          <w:kern w:val="0"/>
+          <w:szCs w:val="21"/>
+        </w:rPr>
+        <w:t>276</w:t>
       </w:r>
       <w:r>
         <w:rPr>
@@ -10097,6 +9927,25 @@
         </w:rPr>
         <w:t>, 2025.</w:t>
       </w:r>
+      <w:r>
+        <w:rPr>
+          <w:rFonts w:ascii="Times New Roman" w:eastAsia="ＭＳ Ｐゴシック" w:hAnsi="Times New Roman" w:cs="Times New Roman" w:hint="eastAsia"/>
+          <w:kern w:val="0"/>
+          <w:szCs w:val="21"/>
+        </w:rPr>
+        <w:t xml:space="preserve"> DOI: </w:t>
+      </w:r>
+      <w:hyperlink r:id="rId54" w:history="1">
+        <w:r>
+          <w:rPr>
+            <w:rStyle w:val="a4"/>
+            <w:rFonts w:ascii="Times New Roman" w:eastAsia="ＭＳ Ｐゴシック" w:hAnsi="Times New Roman" w:cs="Times New Roman"/>
+            <w:kern w:val="0"/>
+            <w:szCs w:val="21"/>
+          </w:rPr>
+          <w:t>https://doi.org/10.1109/FOCS63196.2025.00018</w:t>
+        </w:r>
+      </w:hyperlink>
     </w:p>
     <w:p>
       <w:pPr>
@@ -10269,7 +10118,23 @@
           <w:kern w:val="0"/>
           <w:szCs w:val="21"/>
         </w:rPr>
-        <w:t>39:1-39:20</w:t>
+        <w:t>39:1</w:t>
+      </w:r>
+      <w:r>
+        <w:rPr>
+          <w:rFonts w:ascii="Times New Roman" w:eastAsia="ＭＳ Ｐゴシック" w:hAnsi="Times New Roman" w:cs="Times New Roman"/>
+          <w:kern w:val="0"/>
+          <w:szCs w:val="21"/>
+        </w:rPr>
+        <w:t>–</w:t>
+      </w:r>
+      <w:r>
+        <w:rPr>
+          <w:rFonts w:ascii="Times New Roman" w:eastAsia="ＭＳ Ｐゴシック" w:hAnsi="Times New Roman" w:cs="Times New Roman"/>
+          <w:kern w:val="0"/>
+          <w:szCs w:val="21"/>
+        </w:rPr>
+        <w:t>39:20</w:t>
       </w:r>
       <w:r>
         <w:rPr>
@@ -10295,7 +10160,7 @@
         </w:rPr>
         <w:t xml:space="preserve"> DOI: </w:t>
       </w:r>
-      <w:hyperlink r:id="rId54" w:history="1">
+      <w:hyperlink r:id="rId55" w:history="1">
         <w:r>
           <w:rPr>
             <w:rStyle w:val="a4"/>
@@ -10483,7 +10348,7 @@
         </w:rPr>
         <w:t xml:space="preserve">DOI: </w:t>
       </w:r>
-      <w:hyperlink r:id="rId55" w:history="1">
+      <w:hyperlink r:id="rId56" w:history="1">
         <w:r>
           <w:rPr>
             <w:rStyle w:val="a4"/>
@@ -10734,7 +10599,7 @@
       <w:r>
         <w:t xml:space="preserve"> </w:t>
       </w:r>
-      <w:hyperlink r:id="rId56" w:history="1">
+      <w:hyperlink r:id="rId57" w:history="1">
         <w:r>
           <w:rPr>
             <w:rStyle w:val="a4"/>
@@ -10856,25 +10721,7 @@
           <w:kern w:val="0"/>
           <w:szCs w:val="21"/>
         </w:rPr>
-        <w:t xml:space="preserve">Antonio Tejero-de-Pablos, </w:t>
-      </w:r>
-      <w:proofErr w:type="spellStart"/>
-      <w:r>
-        <w:rPr>
-          <w:rFonts w:ascii="Times New Roman" w:eastAsia="ＭＳ Ｐゴシック" w:hAnsi="Times New Roman" w:cs="Times New Roman"/>
-          <w:kern w:val="0"/>
-          <w:szCs w:val="21"/>
-        </w:rPr>
-        <w:t>Sichao</w:t>
-      </w:r>
-      <w:proofErr w:type="spellEnd"/>
-      <w:r>
-        <w:rPr>
-          <w:rFonts w:ascii="Times New Roman" w:eastAsia="ＭＳ Ｐゴシック" w:hAnsi="Times New Roman" w:cs="Times New Roman"/>
-          <w:kern w:val="0"/>
-          <w:szCs w:val="21"/>
-        </w:rPr>
-        <w:t xml:space="preserve"> Song, </w:t>
+        <w:t xml:space="preserve">Antonio Tejero-de-Pablos, Sichao Song, </w:t>
       </w:r>
       <w:r>
         <w:rPr>
@@ -10893,23 +10740,21 @@
         </w:rPr>
         <w:t xml:space="preserve">, Mayu Otani, </w:t>
       </w:r>
-      <w:proofErr w:type="spellStart"/>
-      <w:r>
-        <w:rPr>
-          <w:rFonts w:ascii="Times New Roman" w:eastAsia="ＭＳ Ｐゴシック" w:hAnsi="Times New Roman" w:cs="Times New Roman"/>
-          <w:kern w:val="0"/>
-          <w:szCs w:val="21"/>
-        </w:rPr>
-        <w:t>Shin'ichi</w:t>
-      </w:r>
-      <w:proofErr w:type="spellEnd"/>
-      <w:r>
-        <w:rPr>
-          <w:rFonts w:ascii="Times New Roman" w:eastAsia="ＭＳ Ｐゴシック" w:hAnsi="Times New Roman" w:cs="Times New Roman"/>
-          <w:kern w:val="0"/>
-          <w:szCs w:val="21"/>
-        </w:rPr>
-        <w:t xml:space="preserve"> Satoh. </w:t>
+      <w:r>
+        <w:rPr>
+          <w:rFonts w:ascii="Times New Roman" w:eastAsia="ＭＳ Ｐゴシック" w:hAnsi="Times New Roman" w:cs="Times New Roman" w:hint="eastAsia"/>
+          <w:kern w:val="0"/>
+          <w:szCs w:val="21"/>
+        </w:rPr>
+        <w:t xml:space="preserve">and </w:t>
+      </w:r>
+      <w:r>
+        <w:rPr>
+          <w:rFonts w:ascii="Times New Roman" w:eastAsia="ＭＳ Ｐゴシック" w:hAnsi="Times New Roman" w:cs="Times New Roman"/>
+          <w:kern w:val="0"/>
+          <w:szCs w:val="21"/>
+        </w:rPr>
+        <w:t xml:space="preserve">Shin'ichi Satoh. </w:t>
       </w:r>
       <w:r>
         <w:rPr>
@@ -10920,23 +10765,13 @@
         </w:rPr>
         <w:t>“</w:t>
       </w:r>
-      <w:proofErr w:type="spellStart"/>
-      <w:r>
-        <w:rPr>
-          <w:rFonts w:ascii="Times New Roman" w:eastAsia="ＭＳ Ｐゴシック" w:hAnsi="Times New Roman" w:cs="Times New Roman"/>
-          <w:kern w:val="0"/>
-          <w:szCs w:val="21"/>
-        </w:rPr>
-        <w:t>DiverXplorer</w:t>
-      </w:r>
-      <w:proofErr w:type="spellEnd"/>
-      <w:r>
-        <w:rPr>
-          <w:rFonts w:ascii="Times New Roman" w:eastAsia="ＭＳ Ｐゴシック" w:hAnsi="Times New Roman" w:cs="Times New Roman"/>
-          <w:kern w:val="0"/>
-          <w:szCs w:val="21"/>
-        </w:rPr>
-        <w:t>: Stock Image Exploration via Diversity Adjustment for Graphic Design</w:t>
+      <w:r>
+        <w:rPr>
+          <w:rFonts w:ascii="Times New Roman" w:eastAsia="ＭＳ Ｐゴシック" w:hAnsi="Times New Roman" w:cs="Times New Roman"/>
+          <w:kern w:val="0"/>
+          <w:szCs w:val="21"/>
+        </w:rPr>
+        <w:t>DiverXplorer: Stock Image Exploration via Diversity Adjustment for Graphic Design</w:t>
       </w:r>
       <w:r>
         <w:rPr>
@@ -11019,7 +10854,212 @@
           <w:kern w:val="0"/>
           <w:szCs w:val="21"/>
         </w:rPr>
-        <w:t>, to appear.</w:t>
+        <w:t xml:space="preserve">, </w:t>
+      </w:r>
+      <w:r>
+        <w:rPr>
+          <w:rFonts w:ascii="Times New Roman" w:eastAsia="ＭＳ Ｐゴシック" w:hAnsi="Times New Roman" w:cs="Times New Roman" w:hint="eastAsia"/>
+          <w:kern w:val="0"/>
+          <w:szCs w:val="21"/>
+        </w:rPr>
+        <w:t xml:space="preserve">2026, </w:t>
+      </w:r>
+      <w:r>
+        <w:rPr>
+          <w:rFonts w:ascii="Times New Roman" w:eastAsia="ＭＳ Ｐゴシック" w:hAnsi="Times New Roman" w:cs="Times New Roman" w:hint="eastAsia"/>
+          <w:kern w:val="0"/>
+          <w:szCs w:val="21"/>
+        </w:rPr>
+        <w:t>to appear.</w:t>
+      </w:r>
+    </w:p>
+    <w:p>
+      <w:pPr>
+        <w:pStyle w:val="a3"/>
+        <w:widowControl/>
+        <w:numPr>
+          <w:ilvl w:val="0"/>
+          <w:numId w:val="14"/>
+        </w:numPr>
+        <w:tabs>
+          <w:tab w:val="left" w:pos="2520"/>
+          <w:tab w:val="left" w:pos="3119"/>
+        </w:tabs>
+        <w:ind w:leftChars="0"/>
+        <w:jc w:val="left"/>
+        <w:rPr>
+          <w:rFonts w:ascii="Times New Roman" w:eastAsia="ＭＳ Ｐゴシック" w:hAnsi="Times New Roman" w:cs="Times New Roman"/>
+          <w:kern w:val="0"/>
+          <w:szCs w:val="21"/>
+        </w:rPr>
+      </w:pPr>
+      <w:r>
+        <w:rPr>
+          <w:rFonts w:ascii="Times New Roman" w:eastAsia="ＭＳ Ｐゴシック" w:hAnsi="Times New Roman" w:cs="Times New Roman"/>
+          <w:kern w:val="0"/>
+          <w:szCs w:val="21"/>
+        </w:rPr>
+        <w:lastRenderedPageBreak/>
+        <w:t xml:space="preserve">Hung Hoang, </w:t>
+      </w:r>
+      <w:r>
+        <w:rPr>
+          <w:rFonts w:ascii="Times New Roman" w:eastAsia="ＭＳ Ｐゴシック" w:hAnsi="Times New Roman" w:cs="Times New Roman"/>
+          <w:kern w:val="0"/>
+          <w:szCs w:val="21"/>
+          <w:u w:val="single"/>
+        </w:rPr>
+        <w:t>Naoto Ohsaka</w:t>
+      </w:r>
+      <w:r>
+        <w:rPr>
+          <w:rFonts w:ascii="Times New Roman" w:eastAsia="ＭＳ Ｐゴシック" w:hAnsi="Times New Roman" w:cs="Times New Roman"/>
+          <w:kern w:val="0"/>
+          <w:szCs w:val="21"/>
+        </w:rPr>
+        <w:t xml:space="preserve">, Rin Saito, </w:t>
+      </w:r>
+      <w:r>
+        <w:rPr>
+          <w:rFonts w:ascii="Times New Roman" w:eastAsia="ＭＳ Ｐゴシック" w:hAnsi="Times New Roman" w:cs="Times New Roman" w:hint="eastAsia"/>
+          <w:kern w:val="0"/>
+          <w:szCs w:val="21"/>
+        </w:rPr>
+        <w:t xml:space="preserve">and </w:t>
+      </w:r>
+      <w:r>
+        <w:rPr>
+          <w:rFonts w:ascii="Times New Roman" w:eastAsia="ＭＳ Ｐゴシック" w:hAnsi="Times New Roman" w:cs="Times New Roman"/>
+          <w:kern w:val="0"/>
+          <w:szCs w:val="21"/>
+        </w:rPr>
+        <w:t>Yuma Tamura</w:t>
+      </w:r>
+      <w:r>
+        <w:rPr>
+          <w:rFonts w:ascii="Times New Roman" w:eastAsia="ＭＳ Ｐゴシック" w:hAnsi="Times New Roman" w:cs="Times New Roman"/>
+          <w:kern w:val="0"/>
+          <w:szCs w:val="21"/>
+        </w:rPr>
+        <w:t xml:space="preserve">. </w:t>
+      </w:r>
+      <w:r>
+        <w:rPr>
+          <w:rFonts w:ascii="Times New Roman" w:eastAsia="ＭＳ Ｐゴシック" w:hAnsi="Times New Roman" w:cs="Times New Roman"/>
+          <w:color w:val="000000"/>
+          <w:kern w:val="0"/>
+          <w:szCs w:val="21"/>
+        </w:rPr>
+        <w:t>“</w:t>
+      </w:r>
+      <w:r>
+        <w:rPr>
+          <w:rFonts w:ascii="Times New Roman" w:eastAsia="ＭＳ Ｐゴシック" w:hAnsi="Times New Roman" w:cs="Times New Roman"/>
+          <w:kern w:val="0"/>
+          <w:szCs w:val="21"/>
+        </w:rPr>
+        <w:t>On (In)approximability of MaxMin Independent Set Reconfiguration</w:t>
+      </w:r>
+      <w:r>
+        <w:rPr>
+          <w:rFonts w:ascii="Times New Roman" w:eastAsia="ＭＳ Ｐゴシック" w:hAnsi="Times New Roman" w:cs="Times New Roman"/>
+          <w:color w:val="000000"/>
+          <w:kern w:val="0"/>
+          <w:szCs w:val="21"/>
+        </w:rPr>
+        <w:t>”</w:t>
+      </w:r>
+      <w:r>
+        <w:rPr>
+          <w:rFonts w:ascii="Times New Roman" w:eastAsia="ＭＳ Ｐゴシック" w:hAnsi="Times New Roman" w:cs="Times New Roman"/>
+          <w:kern w:val="0"/>
+          <w:szCs w:val="21"/>
+        </w:rPr>
+        <w:t>.</w:t>
+      </w:r>
+      <w:r>
+        <w:rPr>
+          <w:rFonts w:ascii="Times New Roman" w:eastAsia="ＭＳ Ｐゴシック" w:hAnsi="Times New Roman" w:cs="Times New Roman" w:hint="eastAsia"/>
+          <w:kern w:val="0"/>
+          <w:szCs w:val="21"/>
+        </w:rPr>
+        <w:t xml:space="preserve"> </w:t>
+      </w:r>
+      <w:r>
+        <w:rPr>
+          <w:rFonts w:ascii="Times New Roman" w:eastAsia="ＭＳ Ｐゴシック" w:hAnsi="Times New Roman" w:cs="Times New Roman" w:hint="eastAsia"/>
+          <w:i/>
+          <w:iCs/>
+          <w:kern w:val="0"/>
+          <w:szCs w:val="21"/>
+        </w:rPr>
+        <w:t xml:space="preserve">Proceedings of the </w:t>
+      </w:r>
+      <w:r>
+        <w:rPr>
+          <w:rFonts w:ascii="Times New Roman" w:eastAsia="ＭＳ Ｐゴシック" w:hAnsi="Times New Roman" w:cs="Times New Roman"/>
+          <w:i/>
+          <w:iCs/>
+          <w:kern w:val="0"/>
+          <w:szCs w:val="21"/>
+        </w:rPr>
+        <w:t xml:space="preserve">53rd EATCS International Colloquium on Automata, Languages, and Programming </w:t>
+      </w:r>
+      <w:r>
+        <w:rPr>
+          <w:rFonts w:ascii="Times New Roman" w:eastAsia="ＭＳ Ｐゴシック" w:hAnsi="Times New Roman" w:cs="Times New Roman"/>
+          <w:i/>
+          <w:iCs/>
+          <w:kern w:val="0"/>
+          <w:szCs w:val="21"/>
+        </w:rPr>
+        <w:t>(</w:t>
+      </w:r>
+      <w:r>
+        <w:rPr>
+          <w:rFonts w:ascii="Times New Roman" w:eastAsia="ＭＳ Ｐゴシック" w:hAnsi="Times New Roman" w:cs="Times New Roman" w:hint="eastAsia"/>
+          <w:b/>
+          <w:bCs/>
+          <w:i/>
+          <w:iCs/>
+          <w:kern w:val="0"/>
+          <w:szCs w:val="21"/>
+        </w:rPr>
+        <w:t>ICALP</w:t>
+      </w:r>
+      <w:r>
+        <w:rPr>
+          <w:rFonts w:ascii="Times New Roman" w:eastAsia="ＭＳ Ｐゴシック" w:hAnsi="Times New Roman" w:cs="Times New Roman"/>
+          <w:i/>
+          <w:iCs/>
+          <w:kern w:val="0"/>
+          <w:szCs w:val="21"/>
+        </w:rPr>
+        <w:t>)</w:t>
+      </w:r>
+      <w:r>
+        <w:rPr>
+          <w:rFonts w:ascii="Times New Roman" w:eastAsia="ＭＳ Ｐゴシック" w:hAnsi="Times New Roman" w:cs="Times New Roman" w:hint="eastAsia"/>
+          <w:kern w:val="0"/>
+          <w:szCs w:val="21"/>
+        </w:rPr>
+        <w:t xml:space="preserve">, </w:t>
+      </w:r>
+      <w:r>
+        <w:rPr>
+          <w:rFonts w:ascii="Times New Roman" w:eastAsia="ＭＳ Ｐゴシック" w:hAnsi="Times New Roman" w:cs="Times New Roman" w:hint="eastAsia"/>
+          <w:kern w:val="0"/>
+          <w:szCs w:val="21"/>
+        </w:rPr>
+        <w:t xml:space="preserve">2026, </w:t>
+      </w:r>
+      <w:r>
+        <w:rPr>
+          <w:rFonts w:ascii="Times New Roman" w:eastAsia="ＭＳ Ｐゴシック" w:hAnsi="Times New Roman" w:cs="Times New Roman" w:hint="eastAsia"/>
+          <w:kern w:val="0"/>
+          <w:szCs w:val="21"/>
+        </w:rPr>
+        <w:t>to appear.</w:t>
       </w:r>
     </w:p>
     <w:p>
@@ -11097,7 +11137,6 @@
           <w:kern w:val="0"/>
           <w:szCs w:val="21"/>
         </w:rPr>
-        <w:lastRenderedPageBreak/>
         <w:t>20</w:t>
       </w:r>
       <w:r>
@@ -11121,31 +11160,7 @@
           <w:kern w:val="0"/>
           <w:szCs w:val="21"/>
         </w:rPr>
-        <w:t xml:space="preserve"> </w:t>
-      </w:r>
-      <w:proofErr w:type="spellStart"/>
-      <w:r>
-        <w:rPr>
-          <w:rFonts w:ascii="Times New Roman" w:eastAsia="ＭＳ Ｐゴシック" w:hAnsi="Times New Roman" w:cs="Times New Roman"/>
-          <w:i/>
-          <w:iCs/>
-          <w:color w:val="000000"/>
-          <w:kern w:val="0"/>
-          <w:szCs w:val="21"/>
-        </w:rPr>
-        <w:t>CoRe</w:t>
-      </w:r>
-      <w:proofErr w:type="spellEnd"/>
-      <w:r>
-        <w:rPr>
-          <w:rFonts w:ascii="Times New Roman" w:eastAsia="ＭＳ Ｐゴシック" w:hAnsi="Times New Roman" w:cs="Times New Roman"/>
-          <w:i/>
-          <w:iCs/>
-          <w:color w:val="000000"/>
-          <w:kern w:val="0"/>
-          <w:szCs w:val="21"/>
-        </w:rPr>
-        <w:t xml:space="preserve"> Seminar</w:t>
+        <w:t xml:space="preserve"> CoRe Seminar</w:t>
       </w:r>
       <w:r>
         <w:rPr>
@@ -11595,47 +11610,7 @@
           <w:kern w:val="0"/>
           <w:szCs w:val="21"/>
         </w:rPr>
-        <w:t xml:space="preserve">Conferences: AAAI 2016, </w:t>
-      </w:r>
-      <w:proofErr w:type="spellStart"/>
-      <w:r>
-        <w:rPr>
-          <w:rFonts w:ascii="Times New Roman" w:eastAsia="ＭＳ Ｐゴシック" w:hAnsi="Times New Roman" w:cs="Times New Roman"/>
-          <w:color w:val="000000"/>
-          <w:kern w:val="0"/>
-          <w:szCs w:val="21"/>
-        </w:rPr>
-        <w:t>NeurIPS</w:t>
-      </w:r>
-      <w:proofErr w:type="spellEnd"/>
-      <w:r>
-        <w:rPr>
-          <w:rFonts w:ascii="Times New Roman" w:eastAsia="ＭＳ Ｐゴシック" w:hAnsi="Times New Roman" w:cs="Times New Roman"/>
-          <w:color w:val="000000"/>
-          <w:kern w:val="0"/>
-          <w:szCs w:val="21"/>
-        </w:rPr>
-        <w:t xml:space="preserve"> 2019, ICML 2020, </w:t>
-      </w:r>
-      <w:proofErr w:type="spellStart"/>
-      <w:r>
-        <w:rPr>
-          <w:rFonts w:ascii="Times New Roman" w:eastAsia="ＭＳ Ｐゴシック" w:hAnsi="Times New Roman" w:cs="Times New Roman"/>
-          <w:color w:val="000000"/>
-          <w:kern w:val="0"/>
-          <w:szCs w:val="21"/>
-        </w:rPr>
-        <w:t>NeurIPS</w:t>
-      </w:r>
-      <w:proofErr w:type="spellEnd"/>
-      <w:r>
-        <w:rPr>
-          <w:rFonts w:ascii="Times New Roman" w:eastAsia="ＭＳ Ｐゴシック" w:hAnsi="Times New Roman" w:cs="Times New Roman"/>
-          <w:color w:val="000000"/>
-          <w:kern w:val="0"/>
-          <w:szCs w:val="21"/>
-        </w:rPr>
-        <w:t xml:space="preserve"> 2020, AAAI 2021, AISTATS 2021, ICML 2021, ICML 2022, MFCS 2023, ISAAC 2023, CCC 2024, ICALP 2025, ESA 2025</w:t>
+        <w:t>Conferences: AAAI 2016, NeurIPS 2019, ICML 2020, NeurIPS 2020, AAAI 2021, AISTATS 2021, ICML 2021, ICML 2022, MFCS 2023, ISAAC 2023, CCC 2024, ICALP 2025, ESA 2025</w:t>
       </w:r>
       <w:r>
         <w:rPr>
@@ -11653,27 +11628,7 @@
           <w:kern w:val="0"/>
           <w:szCs w:val="21"/>
         </w:rPr>
-        <w:t xml:space="preserve">, </w:t>
-      </w:r>
-      <w:proofErr w:type="spellStart"/>
-      <w:r>
-        <w:rPr>
-          <w:rFonts w:ascii="Times New Roman" w:eastAsia="ＭＳ Ｐゴシック" w:hAnsi="Times New Roman" w:cs="Times New Roman" w:hint="eastAsia"/>
-          <w:color w:val="000000"/>
-          <w:kern w:val="0"/>
-          <w:szCs w:val="21"/>
-        </w:rPr>
-        <w:t>SoCG</w:t>
-      </w:r>
-      <w:proofErr w:type="spellEnd"/>
-      <w:r>
-        <w:rPr>
-          <w:rFonts w:ascii="Times New Roman" w:eastAsia="ＭＳ Ｐゴシック" w:hAnsi="Times New Roman" w:cs="Times New Roman" w:hint="eastAsia"/>
-          <w:color w:val="000000"/>
-          <w:kern w:val="0"/>
-          <w:szCs w:val="21"/>
-        </w:rPr>
-        <w:t xml:space="preserve"> 2026</w:t>
+        <w:t>, SoCG 2026</w:t>
       </w:r>
     </w:p>
     <w:p>
@@ -11714,6 +11669,33 @@
         </w:rPr>
         <w:t>, Theory of Computing (2025)</w:t>
       </w:r>
+      <w:r>
+        <w:rPr>
+          <w:rFonts w:ascii="Times New Roman" w:eastAsia="ＭＳ Ｐゴシック" w:hAnsi="Times New Roman" w:cs="Times New Roman" w:hint="eastAsia"/>
+          <w:color w:val="000000"/>
+          <w:kern w:val="0"/>
+          <w:szCs w:val="21"/>
+        </w:rPr>
+        <w:t xml:space="preserve">, </w:t>
+      </w:r>
+      <w:r>
+        <w:rPr>
+          <w:rFonts w:ascii="Times New Roman" w:eastAsia="ＭＳ Ｐゴシック" w:hAnsi="Times New Roman" w:cs="Times New Roman"/>
+          <w:color w:val="000000"/>
+          <w:kern w:val="0"/>
+          <w:szCs w:val="21"/>
+        </w:rPr>
+        <w:t>ACM Transactions on Computation Theory</w:t>
+      </w:r>
+      <w:r>
+        <w:rPr>
+          <w:rFonts w:ascii="Times New Roman" w:eastAsia="ＭＳ Ｐゴシック" w:hAnsi="Times New Roman" w:cs="Times New Roman" w:hint="eastAsia"/>
+          <w:color w:val="000000"/>
+          <w:kern w:val="0"/>
+          <w:szCs w:val="21"/>
+        </w:rPr>
+        <w:t xml:space="preserve"> (2025)</w:t>
+      </w:r>
     </w:p>
     <w:p>
       <w:pPr>
@@ -11880,27 +11862,7 @@
           <w:kern w:val="0"/>
           <w:szCs w:val="21"/>
         </w:rPr>
-        <w:t xml:space="preserve"> Ken-</w:t>
-      </w:r>
-      <w:proofErr w:type="spellStart"/>
-      <w:r>
-        <w:rPr>
-          <w:rFonts w:ascii="Times New Roman" w:eastAsia="ＭＳ Ｐゴシック" w:hAnsi="Times New Roman" w:cs="Times New Roman" w:hint="eastAsia"/>
-          <w:color w:val="000000"/>
-          <w:kern w:val="0"/>
-          <w:szCs w:val="21"/>
-        </w:rPr>
-        <w:t>ichi</w:t>
-      </w:r>
-      <w:proofErr w:type="spellEnd"/>
-      <w:r>
-        <w:rPr>
-          <w:rFonts w:ascii="Times New Roman" w:eastAsia="ＭＳ Ｐゴシック" w:hAnsi="Times New Roman" w:cs="Times New Roman" w:hint="eastAsia"/>
-          <w:color w:val="000000"/>
-          <w:kern w:val="0"/>
-          <w:szCs w:val="21"/>
-        </w:rPr>
-        <w:t xml:space="preserve"> Kawarabayashi,</w:t>
+        <w:t xml:space="preserve"> Ken-ichi Kawarabayashi,</w:t>
       </w:r>
       <w:r>
         <w:rPr>
@@ -12443,6 +12405,7 @@
           <w:rFonts w:ascii="Times New Roman" w:hAnsi="Times New Roman" w:cs="Times New Roman"/>
           <w:szCs w:val="21"/>
         </w:rPr>
+        <w:lastRenderedPageBreak/>
         <w:t xml:space="preserve">Tatsuya Matsuoka and </w:t>
       </w:r>
       <w:r>
@@ -12674,7 +12637,6 @@
           <w:szCs w:val="21"/>
           <w:u w:val="single"/>
         </w:rPr>
-        <w:lastRenderedPageBreak/>
         <w:t>Naoto Ohsaka</w:t>
       </w:r>
       <w:r>
@@ -13016,11 +12978,11 @@
       </w:r>
       <w:r>
         <w:rPr>
-          <w:rFonts w:ascii="Times New Roman" w:hAnsi="Times New Roman" w:cs="Times New Roman"/>
+          <w:rFonts w:ascii="Times New Roman" w:hAnsi="Times New Roman" w:cs="Times New Roman" w:hint="eastAsia"/>
           <w:szCs w:val="21"/>
           <w:vertAlign w:val="superscript"/>
         </w:rPr>
-        <w:t>h</w:t>
+        <w:t>th</w:t>
       </w:r>
       <w:r>
         <w:rPr>
@@ -13108,27 +13070,7 @@
           <w:szCs w:val="21"/>
         </w:rPr>
         <w:tab/>
-        <w:t xml:space="preserve">3rd Place (with </w:t>
-      </w:r>
-      <w:proofErr w:type="spellStart"/>
-      <w:r>
-        <w:rPr>
-          <w:rFonts w:ascii="Times New Roman" w:eastAsia="ＭＳ Ｐゴシック" w:hAnsi="Times New Roman" w:cs="Times New Roman"/>
-          <w:color w:val="000000"/>
-          <w:kern w:val="0"/>
-          <w:szCs w:val="21"/>
-        </w:rPr>
-        <w:t>Izuru</w:t>
-      </w:r>
-      <w:proofErr w:type="spellEnd"/>
-      <w:r>
-        <w:rPr>
-          <w:rFonts w:ascii="Times New Roman" w:eastAsia="ＭＳ Ｐゴシック" w:hAnsi="Times New Roman" w:cs="Times New Roman"/>
-          <w:color w:val="000000"/>
-          <w:kern w:val="0"/>
-          <w:szCs w:val="21"/>
-        </w:rPr>
-        <w:t xml:space="preserve"> Matsuura and Masafumi Yabu), ACM International Collegiate Programming Contest Asia Regional Contest 2012 in Tokyo, Tokyo, Japan</w:t>
+        <w:t>3rd Place (with Izuru Matsuura and Masafumi Yabu), ACM International Collegiate Programming Contest Asia Regional Contest 2012 in Tokyo, Tokyo, Japan</w:t>
       </w:r>
     </w:p>
     <w:p>
@@ -13165,27 +13107,7 @@
           <w:szCs w:val="21"/>
         </w:rPr>
         <w:tab/>
-        <w:t xml:space="preserve">14th Place (with </w:t>
-      </w:r>
-      <w:proofErr w:type="spellStart"/>
-      <w:r>
-        <w:rPr>
-          <w:rFonts w:ascii="Times New Roman" w:eastAsia="ＭＳ Ｐゴシック" w:hAnsi="Times New Roman" w:cs="Times New Roman"/>
-          <w:color w:val="000000"/>
-          <w:kern w:val="0"/>
-          <w:szCs w:val="21"/>
-        </w:rPr>
-        <w:t>Izuru</w:t>
-      </w:r>
-      <w:proofErr w:type="spellEnd"/>
-      <w:r>
-        <w:rPr>
-          <w:rFonts w:ascii="Times New Roman" w:eastAsia="ＭＳ Ｐゴシック" w:hAnsi="Times New Roman" w:cs="Times New Roman"/>
-          <w:color w:val="000000"/>
-          <w:kern w:val="0"/>
-          <w:szCs w:val="21"/>
-        </w:rPr>
-        <w:t xml:space="preserve"> Matsuura and Masafumi Yabu), ACM International Collegiate Programming Contest World Finals 2013, St. Petersburg, Russia</w:t>
+        <w:t>14th Place (with Izuru Matsuura and Masafumi Yabu), ACM International Collegiate Programming Contest World Finals 2013, St. Petersburg, Russia</w:t>
       </w:r>
     </w:p>
     <w:p>
@@ -13230,27 +13152,7 @@
           <w:kern w:val="0"/>
           <w:szCs w:val="21"/>
         </w:rPr>
-        <w:t xml:space="preserve">DBSJ </w:t>
-      </w:r>
-      <w:proofErr w:type="spellStart"/>
-      <w:r>
-        <w:rPr>
-          <w:rFonts w:ascii="Times New Roman" w:eastAsia="ＭＳ Ｐゴシック" w:hAnsi="Times New Roman" w:cs="Times New Roman"/>
-          <w:color w:val="000000"/>
-          <w:kern w:val="0"/>
-          <w:szCs w:val="21"/>
-        </w:rPr>
-        <w:t>Kambayashi</w:t>
-      </w:r>
-      <w:proofErr w:type="spellEnd"/>
-      <w:r>
-        <w:rPr>
-          <w:rFonts w:ascii="Times New Roman" w:eastAsia="ＭＳ Ｐゴシック" w:hAnsi="Times New Roman" w:cs="Times New Roman"/>
-          <w:color w:val="000000"/>
-          <w:kern w:val="0"/>
-          <w:szCs w:val="21"/>
-        </w:rPr>
-        <w:t xml:space="preserve"> Young Researcher Award</w:t>
+        <w:t>DBSJ Kambayashi Young Researcher Award</w:t>
       </w:r>
       <w:r>
         <w:rPr>
@@ -13287,7 +13189,7 @@
       </w:pPr>
     </w:p>
     <w:sectPr>
-      <w:footerReference w:type="default" r:id="rId57"/>
+      <w:footerReference w:type="default" r:id="rId58"/>
       <w:pgSz w:w="12240" w:h="15840" w:code="1"/>
       <w:pgMar w:top="1440" w:right="1080" w:bottom="1440" w:left="1080" w:header="851" w:footer="992" w:gutter="0"/>
       <w:cols w:space="425"/>
@@ -13335,7 +13237,7 @@
         <w:i/>
         <w:iCs/>
       </w:rPr>
-      <w:t>January</w:t>
+      <w:t>April</w:t>
     </w:r>
     <w:r>
       <w:rPr>
@@ -13351,7 +13253,7 @@
         <w:i/>
         <w:iCs/>
       </w:rPr>
-      <w:t>19</w:t>
+      <w:t>21</w:t>
     </w:r>
     <w:r>
       <w:rPr>
@@ -13360,7 +13262,7 @@
         <w:iCs/>
         <w:vertAlign w:val="superscript"/>
       </w:rPr>
-      <w:t>th</w:t>
+      <w:t>st</w:t>
     </w:r>
     <w:r>
       <w:rPr>

--- a/cv.docx
+++ b/cv.docx
@@ -1480,7 +1480,79 @@
           <w:kern w:val="0"/>
           <w:szCs w:val="21"/>
         </w:rPr>
-        <w:t xml:space="preserve"> STOC, FOCS, SODA, and ICALP)</w:t>
+        <w:t xml:space="preserve"> </w:t>
+      </w:r>
+      <w:r>
+        <w:rPr>
+          <w:rFonts w:ascii="Times New Roman" w:eastAsia="ＭＳ Ｐゴシック" w:hAnsi="Times New Roman" w:cs="Times New Roman"/>
+          <w:b/>
+          <w:bCs/>
+          <w:kern w:val="0"/>
+          <w:szCs w:val="21"/>
+        </w:rPr>
+        <w:t>STOC</w:t>
+      </w:r>
+      <w:r>
+        <w:rPr>
+          <w:rFonts w:ascii="Times New Roman" w:eastAsia="ＭＳ Ｐゴシック" w:hAnsi="Times New Roman" w:cs="Times New Roman"/>
+          <w:kern w:val="0"/>
+          <w:szCs w:val="21"/>
+        </w:rPr>
+        <w:t xml:space="preserve">, </w:t>
+      </w:r>
+      <w:r>
+        <w:rPr>
+          <w:rFonts w:ascii="Times New Roman" w:eastAsia="ＭＳ Ｐゴシック" w:hAnsi="Times New Roman" w:cs="Times New Roman"/>
+          <w:b/>
+          <w:bCs/>
+          <w:kern w:val="0"/>
+          <w:szCs w:val="21"/>
+        </w:rPr>
+        <w:t>FOCS</w:t>
+      </w:r>
+      <w:r>
+        <w:rPr>
+          <w:rFonts w:ascii="Times New Roman" w:eastAsia="ＭＳ Ｐゴシック" w:hAnsi="Times New Roman" w:cs="Times New Roman"/>
+          <w:kern w:val="0"/>
+          <w:szCs w:val="21"/>
+        </w:rPr>
+        <w:t xml:space="preserve">, </w:t>
+      </w:r>
+      <w:r>
+        <w:rPr>
+          <w:rFonts w:ascii="Times New Roman" w:eastAsia="ＭＳ Ｐゴシック" w:hAnsi="Times New Roman" w:cs="Times New Roman"/>
+          <w:b/>
+          <w:bCs/>
+          <w:kern w:val="0"/>
+          <w:szCs w:val="21"/>
+        </w:rPr>
+        <w:t>SODA</w:t>
+      </w:r>
+      <w:r>
+        <w:rPr>
+          <w:rFonts w:ascii="Times New Roman" w:eastAsia="ＭＳ Ｐゴシック" w:hAnsi="Times New Roman" w:cs="Times New Roman"/>
+          <w:kern w:val="0"/>
+          <w:szCs w:val="21"/>
+        </w:rPr>
+        <w:t xml:space="preserve">, and </w:t>
+      </w:r>
+      <w:r>
+        <w:rPr>
+          <w:rFonts w:ascii="Times New Roman" w:eastAsia="ＭＳ Ｐゴシック" w:hAnsi="Times New Roman" w:cs="Times New Roman"/>
+          <w:b/>
+          <w:bCs/>
+          <w:kern w:val="0"/>
+          <w:szCs w:val="21"/>
+        </w:rPr>
+        <w:t>ICALP</w:t>
+      </w:r>
+      <w:r>
+        <w:rPr>
+          <w:rFonts w:ascii="Times New Roman" w:eastAsia="ＭＳ Ｐゴシック" w:hAnsi="Times New Roman" w:cs="Times New Roman"/>
+          <w:kern w:val="0"/>
+          <w:szCs w:val="21"/>
+        </w:rPr>
+        <w:t>)</w:t>
       </w:r>
       <w:r>
         <w:rPr>
@@ -1690,6 +1762,7 @@
         </w:rPr>
         <w:t>Proceedings of the 2011 IEEE International Conference on Granular Computing (</w:t>
       </w:r>
+      <w:proofErr w:type="spellStart"/>
       <w:r>
         <w:rPr>
           <w:rFonts w:ascii="Times New Roman" w:eastAsia="ＭＳ Ｐゴシック" w:hAnsi="Times New Roman" w:cs="Times New Roman"/>
@@ -1702,6 +1775,7 @@
         </w:rPr>
         <w:t>GrC</w:t>
       </w:r>
+      <w:proofErr w:type="spellEnd"/>
       <w:r>
         <w:rPr>
           <w:rFonts w:ascii="Times New Roman" w:eastAsia="ＭＳ Ｐゴシック" w:hAnsi="Times New Roman" w:cs="Times New Roman"/>
@@ -1806,7 +1880,27 @@
           <w:kern w:val="0"/>
           <w:szCs w:val="21"/>
         </w:rPr>
-        <w:t>, Takuya Akiba, Yuichi Yoshida, and Ken-ichi Kawarabayashi.</w:t>
+        <w:t>, Takuya Akiba, Yuichi Yoshida, and Ken-</w:t>
+      </w:r>
+      <w:proofErr w:type="spellStart"/>
+      <w:r>
+        <w:rPr>
+          <w:rFonts w:ascii="Times New Roman" w:eastAsia="ＭＳ Ｐゴシック" w:hAnsi="Times New Roman" w:cs="Times New Roman"/>
+          <w:color w:val="000000"/>
+          <w:kern w:val="0"/>
+          <w:szCs w:val="21"/>
+        </w:rPr>
+        <w:t>ichi</w:t>
+      </w:r>
+      <w:proofErr w:type="spellEnd"/>
+      <w:r>
+        <w:rPr>
+          <w:rFonts w:ascii="Times New Roman" w:eastAsia="ＭＳ Ｐゴシック" w:hAnsi="Times New Roman" w:cs="Times New Roman"/>
+          <w:color w:val="000000"/>
+          <w:kern w:val="0"/>
+          <w:szCs w:val="21"/>
+        </w:rPr>
+        <w:t xml:space="preserve"> Kawarabayashi.</w:t>
       </w:r>
       <w:r>
         <w:rPr>
@@ -1979,7 +2073,27 @@
           <w:kern w:val="0"/>
           <w:szCs w:val="21"/>
         </w:rPr>
-        <w:t>, Takanori Maehara, and Ken-ichi Kawarabayashi.</w:t>
+        <w:t>, Takanori Maehara, and Ken-</w:t>
+      </w:r>
+      <w:proofErr w:type="spellStart"/>
+      <w:r>
+        <w:rPr>
+          <w:rFonts w:ascii="Times New Roman" w:eastAsia="ＭＳ Ｐゴシック" w:hAnsi="Times New Roman" w:cs="Times New Roman"/>
+          <w:color w:val="000000"/>
+          <w:kern w:val="0"/>
+          <w:szCs w:val="21"/>
+        </w:rPr>
+        <w:t>ichi</w:t>
+      </w:r>
+      <w:proofErr w:type="spellEnd"/>
+      <w:r>
+        <w:rPr>
+          <w:rFonts w:ascii="Times New Roman" w:eastAsia="ＭＳ Ｐゴシック" w:hAnsi="Times New Roman" w:cs="Times New Roman"/>
+          <w:color w:val="000000"/>
+          <w:kern w:val="0"/>
+          <w:szCs w:val="21"/>
+        </w:rPr>
+        <w:t xml:space="preserve"> Kawarabayashi.</w:t>
       </w:r>
       <w:r>
         <w:rPr>
@@ -2325,7 +2439,27 @@
           <w:kern w:val="0"/>
           <w:szCs w:val="21"/>
         </w:rPr>
-        <w:t>, Takuya Akiba, Yuichi Yoshida, and Ken-ichi Kawarabayashi.</w:t>
+        <w:t>, Takuya Akiba, Yuichi Yoshida, and Ken-</w:t>
+      </w:r>
+      <w:proofErr w:type="spellStart"/>
+      <w:r>
+        <w:rPr>
+          <w:rFonts w:ascii="Times New Roman" w:eastAsia="ＭＳ Ｐゴシック" w:hAnsi="Times New Roman" w:cs="Times New Roman"/>
+          <w:color w:val="000000"/>
+          <w:kern w:val="0"/>
+          <w:szCs w:val="21"/>
+        </w:rPr>
+        <w:t>ichi</w:t>
+      </w:r>
+      <w:proofErr w:type="spellEnd"/>
+      <w:r>
+        <w:rPr>
+          <w:rFonts w:ascii="Times New Roman" w:eastAsia="ＭＳ Ｐゴシック" w:hAnsi="Times New Roman" w:cs="Times New Roman"/>
+          <w:color w:val="000000"/>
+          <w:kern w:val="0"/>
+          <w:szCs w:val="21"/>
+        </w:rPr>
+        <w:t xml:space="preserve"> Kawarabayashi.</w:t>
       </w:r>
       <w:r>
         <w:rPr>
@@ -2489,7 +2623,27 @@
           <w:kern w:val="0"/>
           <w:szCs w:val="21"/>
         </w:rPr>
-        <w:t>, Yutaro Yamaguchi, Naonori Kakimura, and Ken-ichi Kawarabayashi.</w:t>
+        <w:t>, Yutaro Yamaguchi, Naonori Kakimura, and Ken-</w:t>
+      </w:r>
+      <w:proofErr w:type="spellStart"/>
+      <w:r>
+        <w:rPr>
+          <w:rFonts w:ascii="Times New Roman" w:eastAsia="ＭＳ Ｐゴシック" w:hAnsi="Times New Roman" w:cs="Times New Roman"/>
+          <w:color w:val="000000"/>
+          <w:kern w:val="0"/>
+          <w:szCs w:val="21"/>
+        </w:rPr>
+        <w:t>ichi</w:t>
+      </w:r>
+      <w:proofErr w:type="spellEnd"/>
+      <w:r>
+        <w:rPr>
+          <w:rFonts w:ascii="Times New Roman" w:eastAsia="ＭＳ Ｐゴシック" w:hAnsi="Times New Roman" w:cs="Times New Roman"/>
+          <w:color w:val="000000"/>
+          <w:kern w:val="0"/>
+          <w:szCs w:val="21"/>
+        </w:rPr>
+        <w:t xml:space="preserve"> Kawarabayashi.</w:t>
       </w:r>
       <w:r>
         <w:rPr>
@@ -2831,7 +2985,25 @@
           <w:kern w:val="0"/>
           <w:szCs w:val="21"/>
         </w:rPr>
-        <w:t>, Tomohiro Sonobe, Sumio Fujita, and Ken-ichi Kawarabayashi.</w:t>
+        <w:t>, Tomohiro Sonobe, Sumio Fujita, and Ken-</w:t>
+      </w:r>
+      <w:proofErr w:type="spellStart"/>
+      <w:r>
+        <w:rPr>
+          <w:rFonts w:ascii="Times New Roman" w:eastAsia="ＭＳ Ｐゴシック" w:hAnsi="Times New Roman" w:cs="Times New Roman"/>
+          <w:kern w:val="0"/>
+          <w:szCs w:val="21"/>
+        </w:rPr>
+        <w:t>ichi</w:t>
+      </w:r>
+      <w:proofErr w:type="spellEnd"/>
+      <w:r>
+        <w:rPr>
+          <w:rFonts w:ascii="Times New Roman" w:eastAsia="ＭＳ Ｐゴシック" w:hAnsi="Times New Roman" w:cs="Times New Roman"/>
+          <w:kern w:val="0"/>
+          <w:szCs w:val="21"/>
+        </w:rPr>
+        <w:t xml:space="preserve"> Kawarabayashi.</w:t>
       </w:r>
       <w:r>
         <w:rPr>
@@ -3174,7 +3346,25 @@
           <w:kern w:val="0"/>
           <w:szCs w:val="21"/>
         </w:rPr>
-        <w:t>, Ken-ichi Kawarabayashi, and Alex Thomo.</w:t>
+        <w:t>, Ken-</w:t>
+      </w:r>
+      <w:proofErr w:type="spellStart"/>
+      <w:r>
+        <w:rPr>
+          <w:rFonts w:ascii="Times New Roman" w:eastAsia="ＭＳ Ｐゴシック" w:hAnsi="Times New Roman" w:cs="Times New Roman"/>
+          <w:kern w:val="0"/>
+          <w:szCs w:val="21"/>
+        </w:rPr>
+        <w:t>ichi</w:t>
+      </w:r>
+      <w:proofErr w:type="spellEnd"/>
+      <w:r>
+        <w:rPr>
+          <w:rFonts w:ascii="Times New Roman" w:eastAsia="ＭＳ Ｐゴシック" w:hAnsi="Times New Roman" w:cs="Times New Roman"/>
+          <w:kern w:val="0"/>
+          <w:szCs w:val="21"/>
+        </w:rPr>
+        <w:t xml:space="preserve"> Kawarabayashi, and Alex Thomo.</w:t>
       </w:r>
       <w:r>
         <w:rPr>
@@ -3193,13 +3383,23 @@
         </w:rPr>
         <w:t>“</w:t>
       </w:r>
-      <w:r>
-        <w:rPr>
-          <w:rFonts w:ascii="Times New Roman" w:eastAsia="ＭＳ Ｐゴシック" w:hAnsi="Times New Roman" w:cs="Times New Roman"/>
-          <w:kern w:val="0"/>
-          <w:szCs w:val="21"/>
-        </w:rPr>
-        <w:t xml:space="preserve">NoSingles: </w:t>
+      <w:proofErr w:type="spellStart"/>
+      <w:r>
+        <w:rPr>
+          <w:rFonts w:ascii="Times New Roman" w:eastAsia="ＭＳ Ｐゴシック" w:hAnsi="Times New Roman" w:cs="Times New Roman"/>
+          <w:kern w:val="0"/>
+          <w:szCs w:val="21"/>
+        </w:rPr>
+        <w:t>NoSingles</w:t>
+      </w:r>
+      <w:proofErr w:type="spellEnd"/>
+      <w:r>
+        <w:rPr>
+          <w:rFonts w:ascii="Times New Roman" w:eastAsia="ＭＳ Ｐゴシック" w:hAnsi="Times New Roman" w:cs="Times New Roman"/>
+          <w:kern w:val="0"/>
+          <w:szCs w:val="21"/>
+        </w:rPr>
+        <w:t xml:space="preserve">: </w:t>
       </w:r>
       <w:r>
         <w:rPr>
@@ -3370,7 +3570,43 @@
           <w:kern w:val="0"/>
           <w:szCs w:val="21"/>
         </w:rPr>
-        <w:t>, Tomohiro Sonobe, Naonori Kakimura, Takuro Fukunaga, Sumio Fujita, and Ken-ichi Kawarabayashi.</w:t>
+        <w:t xml:space="preserve">, Tomohiro Sonobe, Naonori Kakimura, </w:t>
+      </w:r>
+      <w:proofErr w:type="spellStart"/>
+      <w:r>
+        <w:rPr>
+          <w:rFonts w:ascii="Times New Roman" w:eastAsia="ＭＳ Ｐゴシック" w:hAnsi="Times New Roman" w:cs="Times New Roman"/>
+          <w:kern w:val="0"/>
+          <w:szCs w:val="21"/>
+        </w:rPr>
+        <w:t>Takuro</w:t>
+      </w:r>
+      <w:proofErr w:type="spellEnd"/>
+      <w:r>
+        <w:rPr>
+          <w:rFonts w:ascii="Times New Roman" w:eastAsia="ＭＳ Ｐゴシック" w:hAnsi="Times New Roman" w:cs="Times New Roman"/>
+          <w:kern w:val="0"/>
+          <w:szCs w:val="21"/>
+        </w:rPr>
+        <w:t xml:space="preserve"> Fukunaga, Sumio Fujita, and Ken-</w:t>
+      </w:r>
+      <w:proofErr w:type="spellStart"/>
+      <w:r>
+        <w:rPr>
+          <w:rFonts w:ascii="Times New Roman" w:eastAsia="ＭＳ Ｐゴシック" w:hAnsi="Times New Roman" w:cs="Times New Roman"/>
+          <w:kern w:val="0"/>
+          <w:szCs w:val="21"/>
+        </w:rPr>
+        <w:t>ichi</w:t>
+      </w:r>
+      <w:proofErr w:type="spellEnd"/>
+      <w:r>
+        <w:rPr>
+          <w:rFonts w:ascii="Times New Roman" w:eastAsia="ＭＳ Ｐゴシック" w:hAnsi="Times New Roman" w:cs="Times New Roman"/>
+          <w:kern w:val="0"/>
+          <w:szCs w:val="21"/>
+        </w:rPr>
+        <w:t xml:space="preserve"> Kawarabayashi.</w:t>
       </w:r>
       <w:r>
         <w:rPr>
@@ -6307,6 +6543,7 @@
         </w:rPr>
         <w:t xml:space="preserve"> </w:t>
       </w:r>
+      <w:proofErr w:type="gramStart"/>
       <w:r>
         <w:rPr>
           <w:rFonts w:ascii="Times New Roman" w:eastAsia="ＭＳ Ｐゴシック" w:hAnsi="Times New Roman" w:cs="Times New Roman"/>
@@ -6322,7 +6559,16 @@
           <w:kern w:val="0"/>
           <w:szCs w:val="21"/>
         </w:rPr>
-        <w:t>On the Parameterized Intractability of Determinant Maximization</w:t>
+        <w:t>On</w:t>
+      </w:r>
+      <w:proofErr w:type="gramEnd"/>
+      <w:r>
+        <w:rPr>
+          <w:rFonts w:ascii="Times New Roman" w:eastAsia="ＭＳ Ｐゴシック" w:hAnsi="Times New Roman" w:cs="Times New Roman"/>
+          <w:kern w:val="0"/>
+          <w:szCs w:val="21"/>
+        </w:rPr>
+        <w:t xml:space="preserve"> the Parameterized Intractability of Determinant Maximization</w:t>
       </w:r>
       <w:r>
         <w:rPr>
@@ -7396,6 +7642,7 @@
         </w:rPr>
         <w:t>Proceedings of the 17th ACM Conference on Recommender Systems (</w:t>
       </w:r>
+      <w:proofErr w:type="spellStart"/>
       <w:r>
         <w:rPr>
           <w:rFonts w:ascii="Times New Roman" w:eastAsia="ＭＳ Ｐゴシック" w:hAnsi="Times New Roman" w:cs="Times New Roman"/>
@@ -7408,6 +7655,7 @@
         </w:rPr>
         <w:t>RecSys</w:t>
       </w:r>
+      <w:proofErr w:type="spellEnd"/>
       <w:r>
         <w:rPr>
           <w:rFonts w:ascii="Times New Roman" w:eastAsia="ＭＳ Ｐゴシック" w:hAnsi="Times New Roman" w:cs="Times New Roman"/>
@@ -7901,7 +8149,25 @@
           <w:kern w:val="0"/>
           <w:szCs w:val="21"/>
         </w:rPr>
-        <w:t xml:space="preserve">Riku Togashi, Tatsushi Oka, </w:t>
+        <w:t xml:space="preserve">Riku Togashi, </w:t>
+      </w:r>
+      <w:proofErr w:type="spellStart"/>
+      <w:r>
+        <w:rPr>
+          <w:rFonts w:ascii="Times New Roman" w:eastAsia="ＭＳ Ｐゴシック" w:hAnsi="Times New Roman" w:cs="Times New Roman"/>
+          <w:kern w:val="0"/>
+          <w:szCs w:val="21"/>
+        </w:rPr>
+        <w:t>Tatsushi</w:t>
+      </w:r>
+      <w:proofErr w:type="spellEnd"/>
+      <w:r>
+        <w:rPr>
+          <w:rFonts w:ascii="Times New Roman" w:eastAsia="ＭＳ Ｐゴシック" w:hAnsi="Times New Roman" w:cs="Times New Roman"/>
+          <w:kern w:val="0"/>
+          <w:szCs w:val="21"/>
+        </w:rPr>
+        <w:t xml:space="preserve"> Oka, </w:t>
       </w:r>
       <w:r>
         <w:rPr>
@@ -10721,7 +10987,25 @@
           <w:kern w:val="0"/>
           <w:szCs w:val="21"/>
         </w:rPr>
-        <w:t xml:space="preserve">Antonio Tejero-de-Pablos, Sichao Song, </w:t>
+        <w:t xml:space="preserve">Antonio Tejero-de-Pablos, </w:t>
+      </w:r>
+      <w:proofErr w:type="spellStart"/>
+      <w:r>
+        <w:rPr>
+          <w:rFonts w:ascii="Times New Roman" w:eastAsia="ＭＳ Ｐゴシック" w:hAnsi="Times New Roman" w:cs="Times New Roman"/>
+          <w:kern w:val="0"/>
+          <w:szCs w:val="21"/>
+        </w:rPr>
+        <w:t>Sichao</w:t>
+      </w:r>
+      <w:proofErr w:type="spellEnd"/>
+      <w:r>
+        <w:rPr>
+          <w:rFonts w:ascii="Times New Roman" w:eastAsia="ＭＳ Ｐゴシック" w:hAnsi="Times New Roman" w:cs="Times New Roman"/>
+          <w:kern w:val="0"/>
+          <w:szCs w:val="21"/>
+        </w:rPr>
+        <w:t xml:space="preserve"> Song, </w:t>
       </w:r>
       <w:r>
         <w:rPr>
@@ -10748,13 +11032,23 @@
         </w:rPr>
         <w:t xml:space="preserve">and </w:t>
       </w:r>
-      <w:r>
-        <w:rPr>
-          <w:rFonts w:ascii="Times New Roman" w:eastAsia="ＭＳ Ｐゴシック" w:hAnsi="Times New Roman" w:cs="Times New Roman"/>
-          <w:kern w:val="0"/>
-          <w:szCs w:val="21"/>
-        </w:rPr>
-        <w:t xml:space="preserve">Shin'ichi Satoh. </w:t>
+      <w:proofErr w:type="spellStart"/>
+      <w:r>
+        <w:rPr>
+          <w:rFonts w:ascii="Times New Roman" w:eastAsia="ＭＳ Ｐゴシック" w:hAnsi="Times New Roman" w:cs="Times New Roman"/>
+          <w:kern w:val="0"/>
+          <w:szCs w:val="21"/>
+        </w:rPr>
+        <w:t>Shin'ichi</w:t>
+      </w:r>
+      <w:proofErr w:type="spellEnd"/>
+      <w:r>
+        <w:rPr>
+          <w:rFonts w:ascii="Times New Roman" w:eastAsia="ＭＳ Ｐゴシック" w:hAnsi="Times New Roman" w:cs="Times New Roman"/>
+          <w:kern w:val="0"/>
+          <w:szCs w:val="21"/>
+        </w:rPr>
+        <w:t xml:space="preserve"> Satoh. </w:t>
       </w:r>
       <w:r>
         <w:rPr>
@@ -10765,13 +11059,23 @@
         </w:rPr>
         <w:t>“</w:t>
       </w:r>
-      <w:r>
-        <w:rPr>
-          <w:rFonts w:ascii="Times New Roman" w:eastAsia="ＭＳ Ｐゴシック" w:hAnsi="Times New Roman" w:cs="Times New Roman"/>
-          <w:kern w:val="0"/>
-          <w:szCs w:val="21"/>
-        </w:rPr>
-        <w:t>DiverXplorer: Stock Image Exploration via Diversity Adjustment for Graphic Design</w:t>
+      <w:proofErr w:type="spellStart"/>
+      <w:r>
+        <w:rPr>
+          <w:rFonts w:ascii="Times New Roman" w:eastAsia="ＭＳ Ｐゴシック" w:hAnsi="Times New Roman" w:cs="Times New Roman"/>
+          <w:kern w:val="0"/>
+          <w:szCs w:val="21"/>
+        </w:rPr>
+        <w:t>DiverXplorer</w:t>
+      </w:r>
+      <w:proofErr w:type="spellEnd"/>
+      <w:r>
+        <w:rPr>
+          <w:rFonts w:ascii="Times New Roman" w:eastAsia="ＭＳ Ｐゴシック" w:hAnsi="Times New Roman" w:cs="Times New Roman"/>
+          <w:kern w:val="0"/>
+          <w:szCs w:val="21"/>
+        </w:rPr>
+        <w:t>: Stock Image Exploration via Diversity Adjustment for Graphic Design</w:t>
       </w:r>
       <w:r>
         <w:rPr>
@@ -10806,7 +11110,37 @@
           <w:kern w:val="0"/>
           <w:szCs w:val="21"/>
         </w:rPr>
-        <w:t xml:space="preserve">Proceedings of the </w:t>
+        <w:t>Proceedings of</w:t>
+      </w:r>
+      <w:r>
+        <w:rPr>
+          <w:rFonts w:ascii="Times New Roman" w:eastAsia="ＭＳ Ｐゴシック" w:hAnsi="Times New Roman" w:cs="Times New Roman"/>
+          <w:i/>
+          <w:iCs/>
+          <w:kern w:val="0"/>
+          <w:szCs w:val="21"/>
+        </w:rPr>
+        <w:t xml:space="preserve"> </w:t>
+      </w:r>
+      <w:r>
+        <w:rPr>
+          <w:rFonts w:ascii="Times New Roman" w:eastAsia="ＭＳ Ｐゴシック" w:hAnsi="Times New Roman" w:cs="Times New Roman"/>
+          <w:i/>
+          <w:iCs/>
+          <w:kern w:val="0"/>
+          <w:szCs w:val="21"/>
+        </w:rPr>
+        <w:t>the Extended Abstracts of</w:t>
+      </w:r>
+      <w:r>
+        <w:rPr>
+          <w:rFonts w:ascii="Times New Roman" w:eastAsia="ＭＳ Ｐゴシック" w:hAnsi="Times New Roman" w:cs="Times New Roman" w:hint="eastAsia"/>
+          <w:i/>
+          <w:iCs/>
+          <w:kern w:val="0"/>
+          <w:szCs w:val="21"/>
+        </w:rPr>
+        <w:t xml:space="preserve"> the </w:t>
       </w:r>
       <w:r>
         <w:rPr>
@@ -10832,6 +11166,18 @@
       </w:r>
       <w:r>
         <w:rPr>
+          <w:rFonts w:ascii="Times New Roman" w:eastAsia="ＭＳ Ｐゴシック" w:hAnsi="Times New Roman" w:cs="Times New Roman" w:hint="eastAsia"/>
+          <w:b/>
+          <w:bCs/>
+          <w:i/>
+          <w:iCs/>
+          <w:kern w:val="0"/>
+          <w:szCs w:val="21"/>
+        </w:rPr>
+        <w:t xml:space="preserve"> EA</w:t>
+      </w:r>
+      <w:r>
+        <w:rPr>
           <w:rFonts w:ascii="Times New Roman" w:eastAsia="ＭＳ Ｐゴシック" w:hAnsi="Times New Roman" w:cs="Times New Roman"/>
           <w:i/>
           <w:iCs/>
@@ -10842,11 +11188,43 @@
       </w:r>
       <w:r>
         <w:rPr>
-          <w:rFonts w:ascii="Times New Roman" w:eastAsia="ＭＳ Ｐゴシック" w:hAnsi="Times New Roman" w:cs="Times New Roman"/>
-          <w:kern w:val="0"/>
-          <w:szCs w:val="21"/>
-        </w:rPr>
-        <w:t xml:space="preserve"> (Posters Track)</w:t>
+          <w:rFonts w:ascii="Times New Roman" w:eastAsia="ＭＳ Ｐゴシック" w:hAnsi="Times New Roman" w:cs="Times New Roman" w:hint="eastAsia"/>
+          <w:kern w:val="0"/>
+          <w:szCs w:val="21"/>
+        </w:rPr>
+        <w:t>,</w:t>
+      </w:r>
+      <w:r>
+        <w:rPr>
+          <w:rFonts w:ascii="Times New Roman" w:eastAsia="ＭＳ Ｐゴシック" w:hAnsi="Times New Roman" w:cs="Times New Roman"/>
+          <w:kern w:val="0"/>
+          <w:szCs w:val="21"/>
+        </w:rPr>
+        <w:t xml:space="preserve"> </w:t>
+      </w:r>
+      <w:r>
+        <w:rPr>
+          <w:rFonts w:ascii="Times New Roman" w:eastAsia="ＭＳ Ｐゴシック" w:hAnsi="Times New Roman" w:cs="Times New Roman" w:hint="eastAsia"/>
+          <w:kern w:val="0"/>
+          <w:szCs w:val="21"/>
+        </w:rPr>
+        <w:t>pp. 236:1</w:t>
+      </w:r>
+      <w:r>
+        <w:rPr>
+          <w:rFonts w:ascii="Times New Roman" w:eastAsia="ＭＳ Ｐゴシック" w:hAnsi="Times New Roman" w:cs="Times New Roman"/>
+          <w:kern w:val="0"/>
+          <w:szCs w:val="21"/>
+        </w:rPr>
+        <w:t>–</w:t>
+      </w:r>
+      <w:r>
+        <w:rPr>
+          <w:rFonts w:ascii="Times New Roman" w:eastAsia="ＭＳ Ｐゴシック" w:hAnsi="Times New Roman" w:cs="Times New Roman" w:hint="eastAsia"/>
+          <w:kern w:val="0"/>
+          <w:szCs w:val="21"/>
+        </w:rPr>
+        <w:t>236:12</w:t>
       </w:r>
       <w:r>
         <w:rPr>
@@ -10870,8 +11248,19 @@
           <w:kern w:val="0"/>
           <w:szCs w:val="21"/>
         </w:rPr>
-        <w:t>to appear.</w:t>
-      </w:r>
+        <w:t xml:space="preserve">DOI: </w:t>
+      </w:r>
+      <w:hyperlink r:id="rId58" w:history="1">
+        <w:r>
+          <w:rPr>
+            <w:rStyle w:val="a4"/>
+            <w:rFonts w:ascii="Times New Roman" w:eastAsia="ＭＳ Ｐゴシック" w:hAnsi="Times New Roman" w:cs="Times New Roman"/>
+            <w:kern w:val="0"/>
+            <w:szCs w:val="21"/>
+          </w:rPr>
+          <w:t>https://doi.org/10.1145/3772363.3799327</w:t>
+        </w:r>
+      </w:hyperlink>
     </w:p>
     <w:p>
       <w:pPr>
@@ -10900,7 +11289,23 @@
           <w:szCs w:val="21"/>
         </w:rPr>
         <w:lastRenderedPageBreak/>
-        <w:t xml:space="preserve">Hung Hoang, </w:t>
+        <w:t xml:space="preserve">Hung </w:t>
+      </w:r>
+      <w:r>
+        <w:rPr>
+          <w:rFonts w:ascii="Times New Roman" w:eastAsia="ＭＳ Ｐゴシック" w:hAnsi="Times New Roman" w:cs="Times New Roman" w:hint="eastAsia"/>
+          <w:kern w:val="0"/>
+          <w:szCs w:val="21"/>
+        </w:rPr>
+        <w:t xml:space="preserve">P. </w:t>
+      </w:r>
+      <w:r>
+        <w:rPr>
+          <w:rFonts w:ascii="Times New Roman" w:eastAsia="ＭＳ Ｐゴシック" w:hAnsi="Times New Roman" w:cs="Times New Roman"/>
+          <w:kern w:val="0"/>
+          <w:szCs w:val="21"/>
+        </w:rPr>
+        <w:t xml:space="preserve">Hoang, </w:t>
       </w:r>
       <w:r>
         <w:rPr>
@@ -10958,7 +11363,25 @@
           <w:kern w:val="0"/>
           <w:szCs w:val="21"/>
         </w:rPr>
-        <w:t>On (In)approximability of MaxMin Independent Set Reconfiguration</w:t>
+        <w:t xml:space="preserve">On (In)approximability of </w:t>
+      </w:r>
+      <w:proofErr w:type="spellStart"/>
+      <w:r>
+        <w:rPr>
+          <w:rFonts w:ascii="Times New Roman" w:eastAsia="ＭＳ Ｐゴシック" w:hAnsi="Times New Roman" w:cs="Times New Roman"/>
+          <w:kern w:val="0"/>
+          <w:szCs w:val="21"/>
+        </w:rPr>
+        <w:t>MaxMin</w:t>
+      </w:r>
+      <w:proofErr w:type="spellEnd"/>
+      <w:r>
+        <w:rPr>
+          <w:rFonts w:ascii="Times New Roman" w:eastAsia="ＭＳ Ｐゴシック" w:hAnsi="Times New Roman" w:cs="Times New Roman"/>
+          <w:kern w:val="0"/>
+          <w:szCs w:val="21"/>
+        </w:rPr>
+        <w:t xml:space="preserve"> Independent Set Reconfiguration</w:t>
       </w:r>
       <w:r>
         <w:rPr>
@@ -11160,7 +11583,31 @@
           <w:kern w:val="0"/>
           <w:szCs w:val="21"/>
         </w:rPr>
-        <w:t xml:space="preserve"> CoRe Seminar</w:t>
+        <w:t xml:space="preserve"> </w:t>
+      </w:r>
+      <w:proofErr w:type="spellStart"/>
+      <w:r>
+        <w:rPr>
+          <w:rFonts w:ascii="Times New Roman" w:eastAsia="ＭＳ Ｐゴシック" w:hAnsi="Times New Roman" w:cs="Times New Roman"/>
+          <w:i/>
+          <w:iCs/>
+          <w:color w:val="000000"/>
+          <w:kern w:val="0"/>
+          <w:szCs w:val="21"/>
+        </w:rPr>
+        <w:t>CoRe</w:t>
+      </w:r>
+      <w:proofErr w:type="spellEnd"/>
+      <w:r>
+        <w:rPr>
+          <w:rFonts w:ascii="Times New Roman" w:eastAsia="ＭＳ Ｐゴシック" w:hAnsi="Times New Roman" w:cs="Times New Roman"/>
+          <w:i/>
+          <w:iCs/>
+          <w:color w:val="000000"/>
+          <w:kern w:val="0"/>
+          <w:szCs w:val="21"/>
+        </w:rPr>
+        <w:t xml:space="preserve"> Seminar</w:t>
       </w:r>
       <w:r>
         <w:rPr>
@@ -11610,7 +12057,47 @@
           <w:kern w:val="0"/>
           <w:szCs w:val="21"/>
         </w:rPr>
-        <w:t>Conferences: AAAI 2016, NeurIPS 2019, ICML 2020, NeurIPS 2020, AAAI 2021, AISTATS 2021, ICML 2021, ICML 2022, MFCS 2023, ISAAC 2023, CCC 2024, ICALP 2025, ESA 2025</w:t>
+        <w:t xml:space="preserve">Conferences: AAAI 2016, </w:t>
+      </w:r>
+      <w:proofErr w:type="spellStart"/>
+      <w:r>
+        <w:rPr>
+          <w:rFonts w:ascii="Times New Roman" w:eastAsia="ＭＳ Ｐゴシック" w:hAnsi="Times New Roman" w:cs="Times New Roman"/>
+          <w:color w:val="000000"/>
+          <w:kern w:val="0"/>
+          <w:szCs w:val="21"/>
+        </w:rPr>
+        <w:t>NeurIPS</w:t>
+      </w:r>
+      <w:proofErr w:type="spellEnd"/>
+      <w:r>
+        <w:rPr>
+          <w:rFonts w:ascii="Times New Roman" w:eastAsia="ＭＳ Ｐゴシック" w:hAnsi="Times New Roman" w:cs="Times New Roman"/>
+          <w:color w:val="000000"/>
+          <w:kern w:val="0"/>
+          <w:szCs w:val="21"/>
+        </w:rPr>
+        <w:t xml:space="preserve"> 2019, ICML 2020, </w:t>
+      </w:r>
+      <w:proofErr w:type="spellStart"/>
+      <w:r>
+        <w:rPr>
+          <w:rFonts w:ascii="Times New Roman" w:eastAsia="ＭＳ Ｐゴシック" w:hAnsi="Times New Roman" w:cs="Times New Roman"/>
+          <w:color w:val="000000"/>
+          <w:kern w:val="0"/>
+          <w:szCs w:val="21"/>
+        </w:rPr>
+        <w:t>NeurIPS</w:t>
+      </w:r>
+      <w:proofErr w:type="spellEnd"/>
+      <w:r>
+        <w:rPr>
+          <w:rFonts w:ascii="Times New Roman" w:eastAsia="ＭＳ Ｐゴシック" w:hAnsi="Times New Roman" w:cs="Times New Roman"/>
+          <w:color w:val="000000"/>
+          <w:kern w:val="0"/>
+          <w:szCs w:val="21"/>
+        </w:rPr>
+        <w:t xml:space="preserve"> 2020, AAAI 2021, AISTATS 2021, ICML 2021, ICML 2022, MFCS 2023, ISAAC 2023, CCC 2024, ICALP 2025, ESA 2025</w:t>
       </w:r>
       <w:r>
         <w:rPr>
@@ -11628,7 +12115,27 @@
           <w:kern w:val="0"/>
           <w:szCs w:val="21"/>
         </w:rPr>
-        <w:t>, SoCG 2026</w:t>
+        <w:t xml:space="preserve">, </w:t>
+      </w:r>
+      <w:proofErr w:type="spellStart"/>
+      <w:r>
+        <w:rPr>
+          <w:rFonts w:ascii="Times New Roman" w:eastAsia="ＭＳ Ｐゴシック" w:hAnsi="Times New Roman" w:cs="Times New Roman" w:hint="eastAsia"/>
+          <w:color w:val="000000"/>
+          <w:kern w:val="0"/>
+          <w:szCs w:val="21"/>
+        </w:rPr>
+        <w:t>SoCG</w:t>
+      </w:r>
+      <w:proofErr w:type="spellEnd"/>
+      <w:r>
+        <w:rPr>
+          <w:rFonts w:ascii="Times New Roman" w:eastAsia="ＭＳ Ｐゴシック" w:hAnsi="Times New Roman" w:cs="Times New Roman" w:hint="eastAsia"/>
+          <w:color w:val="000000"/>
+          <w:kern w:val="0"/>
+          <w:szCs w:val="21"/>
+        </w:rPr>
+        <w:t xml:space="preserve"> 2026</w:t>
       </w:r>
     </w:p>
     <w:p>
@@ -11862,7 +12369,27 @@
           <w:kern w:val="0"/>
           <w:szCs w:val="21"/>
         </w:rPr>
-        <w:t xml:space="preserve"> Ken-ichi Kawarabayashi,</w:t>
+        <w:t xml:space="preserve"> Ken-</w:t>
+      </w:r>
+      <w:proofErr w:type="spellStart"/>
+      <w:r>
+        <w:rPr>
+          <w:rFonts w:ascii="Times New Roman" w:eastAsia="ＭＳ Ｐゴシック" w:hAnsi="Times New Roman" w:cs="Times New Roman" w:hint="eastAsia"/>
+          <w:color w:val="000000"/>
+          <w:kern w:val="0"/>
+          <w:szCs w:val="21"/>
+        </w:rPr>
+        <w:t>ichi</w:t>
+      </w:r>
+      <w:proofErr w:type="spellEnd"/>
+      <w:r>
+        <w:rPr>
+          <w:rFonts w:ascii="Times New Roman" w:eastAsia="ＭＳ Ｐゴシック" w:hAnsi="Times New Roman" w:cs="Times New Roman" w:hint="eastAsia"/>
+          <w:color w:val="000000"/>
+          <w:kern w:val="0"/>
+          <w:szCs w:val="21"/>
+        </w:rPr>
+        <w:t xml:space="preserve"> Kawarabayashi,</w:t>
       </w:r>
       <w:r>
         <w:rPr>
@@ -13070,7 +13597,27 @@
           <w:szCs w:val="21"/>
         </w:rPr>
         <w:tab/>
-        <w:t>3rd Place (with Izuru Matsuura and Masafumi Yabu), ACM International Collegiate Programming Contest Asia Regional Contest 2012 in Tokyo, Tokyo, Japan</w:t>
+        <w:t xml:space="preserve">3rd Place (with </w:t>
+      </w:r>
+      <w:proofErr w:type="spellStart"/>
+      <w:r>
+        <w:rPr>
+          <w:rFonts w:ascii="Times New Roman" w:eastAsia="ＭＳ Ｐゴシック" w:hAnsi="Times New Roman" w:cs="Times New Roman"/>
+          <w:color w:val="000000"/>
+          <w:kern w:val="0"/>
+          <w:szCs w:val="21"/>
+        </w:rPr>
+        <w:t>Izuru</w:t>
+      </w:r>
+      <w:proofErr w:type="spellEnd"/>
+      <w:r>
+        <w:rPr>
+          <w:rFonts w:ascii="Times New Roman" w:eastAsia="ＭＳ Ｐゴシック" w:hAnsi="Times New Roman" w:cs="Times New Roman"/>
+          <w:color w:val="000000"/>
+          <w:kern w:val="0"/>
+          <w:szCs w:val="21"/>
+        </w:rPr>
+        <w:t xml:space="preserve"> Matsuura and Masafumi Yabu), ACM International Collegiate Programming Contest Asia Regional Contest 2012 in Tokyo, Tokyo, Japan</w:t>
       </w:r>
     </w:p>
     <w:p>
@@ -13107,7 +13654,27 @@
           <w:szCs w:val="21"/>
         </w:rPr>
         <w:tab/>
-        <w:t>14th Place (with Izuru Matsuura and Masafumi Yabu), ACM International Collegiate Programming Contest World Finals 2013, St. Petersburg, Russia</w:t>
+        <w:t xml:space="preserve">14th Place (with </w:t>
+      </w:r>
+      <w:proofErr w:type="spellStart"/>
+      <w:r>
+        <w:rPr>
+          <w:rFonts w:ascii="Times New Roman" w:eastAsia="ＭＳ Ｐゴシック" w:hAnsi="Times New Roman" w:cs="Times New Roman"/>
+          <w:color w:val="000000"/>
+          <w:kern w:val="0"/>
+          <w:szCs w:val="21"/>
+        </w:rPr>
+        <w:t>Izuru</w:t>
+      </w:r>
+      <w:proofErr w:type="spellEnd"/>
+      <w:r>
+        <w:rPr>
+          <w:rFonts w:ascii="Times New Roman" w:eastAsia="ＭＳ Ｐゴシック" w:hAnsi="Times New Roman" w:cs="Times New Roman"/>
+          <w:color w:val="000000"/>
+          <w:kern w:val="0"/>
+          <w:szCs w:val="21"/>
+        </w:rPr>
+        <w:t xml:space="preserve"> Matsuura and Masafumi Yabu), ACM International Collegiate Programming Contest World Finals 2013, St. Petersburg, Russia</w:t>
       </w:r>
     </w:p>
     <w:p>
@@ -13152,7 +13719,27 @@
           <w:kern w:val="0"/>
           <w:szCs w:val="21"/>
         </w:rPr>
-        <w:t>DBSJ Kambayashi Young Researcher Award</w:t>
+        <w:t xml:space="preserve">DBSJ </w:t>
+      </w:r>
+      <w:proofErr w:type="spellStart"/>
+      <w:r>
+        <w:rPr>
+          <w:rFonts w:ascii="Times New Roman" w:eastAsia="ＭＳ Ｐゴシック" w:hAnsi="Times New Roman" w:cs="Times New Roman"/>
+          <w:color w:val="000000"/>
+          <w:kern w:val="0"/>
+          <w:szCs w:val="21"/>
+        </w:rPr>
+        <w:t>Kambayashi</w:t>
+      </w:r>
+      <w:proofErr w:type="spellEnd"/>
+      <w:r>
+        <w:rPr>
+          <w:rFonts w:ascii="Times New Roman" w:eastAsia="ＭＳ Ｐゴシック" w:hAnsi="Times New Roman" w:cs="Times New Roman"/>
+          <w:color w:val="000000"/>
+          <w:kern w:val="0"/>
+          <w:szCs w:val="21"/>
+        </w:rPr>
+        <w:t xml:space="preserve"> Young Researcher Award</w:t>
       </w:r>
       <w:r>
         <w:rPr>
@@ -13189,7 +13776,7 @@
       </w:pPr>
     </w:p>
     <w:sectPr>
-      <w:footerReference w:type="default" r:id="rId58"/>
+      <w:footerReference w:type="default" r:id="rId59"/>
       <w:pgSz w:w="12240" w:h="15840" w:code="1"/>
       <w:pgMar w:top="1440" w:right="1080" w:bottom="1440" w:left="1080" w:header="851" w:footer="992" w:gutter="0"/>
       <w:cols w:space="425"/>
@@ -13237,7 +13824,7 @@
         <w:i/>
         <w:iCs/>
       </w:rPr>
-      <w:t>April</w:t>
+      <w:t>May</w:t>
     </w:r>
     <w:r>
       <w:rPr>
@@ -13253,7 +13840,7 @@
         <w:i/>
         <w:iCs/>
       </w:rPr>
-      <w:t>21</w:t>
+      <w:t>1</w:t>
     </w:r>
     <w:r>
       <w:rPr>

--- a/cv.docx
+++ b/cv.docx
@@ -1762,7 +1762,6 @@
         </w:rPr>
         <w:t>Proceedings of the 2011 IEEE International Conference on Granular Computing (</w:t>
       </w:r>
-      <w:proofErr w:type="spellStart"/>
       <w:r>
         <w:rPr>
           <w:rFonts w:ascii="Times New Roman" w:eastAsia="ＭＳ Ｐゴシック" w:hAnsi="Times New Roman" w:cs="Times New Roman"/>
@@ -1775,7 +1774,6 @@
         </w:rPr>
         <w:t>GrC</w:t>
       </w:r>
-      <w:proofErr w:type="spellEnd"/>
       <w:r>
         <w:rPr>
           <w:rFonts w:ascii="Times New Roman" w:eastAsia="ＭＳ Ｐゴシック" w:hAnsi="Times New Roman" w:cs="Times New Roman"/>
@@ -1880,27 +1878,7 @@
           <w:kern w:val="0"/>
           <w:szCs w:val="21"/>
         </w:rPr>
-        <w:t>, Takuya Akiba, Yuichi Yoshida, and Ken-</w:t>
-      </w:r>
-      <w:proofErr w:type="spellStart"/>
-      <w:r>
-        <w:rPr>
-          <w:rFonts w:ascii="Times New Roman" w:eastAsia="ＭＳ Ｐゴシック" w:hAnsi="Times New Roman" w:cs="Times New Roman"/>
-          <w:color w:val="000000"/>
-          <w:kern w:val="0"/>
-          <w:szCs w:val="21"/>
-        </w:rPr>
-        <w:t>ichi</w:t>
-      </w:r>
-      <w:proofErr w:type="spellEnd"/>
-      <w:r>
-        <w:rPr>
-          <w:rFonts w:ascii="Times New Roman" w:eastAsia="ＭＳ Ｐゴシック" w:hAnsi="Times New Roman" w:cs="Times New Roman"/>
-          <w:color w:val="000000"/>
-          <w:kern w:val="0"/>
-          <w:szCs w:val="21"/>
-        </w:rPr>
-        <w:t xml:space="preserve"> Kawarabayashi.</w:t>
+        <w:t>, Takuya Akiba, Yuichi Yoshida, and Ken-ichi Kawarabayashi.</w:t>
       </w:r>
       <w:r>
         <w:rPr>
@@ -2073,27 +2051,7 @@
           <w:kern w:val="0"/>
           <w:szCs w:val="21"/>
         </w:rPr>
-        <w:t>, Takanori Maehara, and Ken-</w:t>
-      </w:r>
-      <w:proofErr w:type="spellStart"/>
-      <w:r>
-        <w:rPr>
-          <w:rFonts w:ascii="Times New Roman" w:eastAsia="ＭＳ Ｐゴシック" w:hAnsi="Times New Roman" w:cs="Times New Roman"/>
-          <w:color w:val="000000"/>
-          <w:kern w:val="0"/>
-          <w:szCs w:val="21"/>
-        </w:rPr>
-        <w:t>ichi</w:t>
-      </w:r>
-      <w:proofErr w:type="spellEnd"/>
-      <w:r>
-        <w:rPr>
-          <w:rFonts w:ascii="Times New Roman" w:eastAsia="ＭＳ Ｐゴシック" w:hAnsi="Times New Roman" w:cs="Times New Roman"/>
-          <w:color w:val="000000"/>
-          <w:kern w:val="0"/>
-          <w:szCs w:val="21"/>
-        </w:rPr>
-        <w:t xml:space="preserve"> Kawarabayashi.</w:t>
+        <w:t>, Takanori Maehara, and Ken-ichi Kawarabayashi.</w:t>
       </w:r>
       <w:r>
         <w:rPr>
@@ -2439,27 +2397,7 @@
           <w:kern w:val="0"/>
           <w:szCs w:val="21"/>
         </w:rPr>
-        <w:t>, Takuya Akiba, Yuichi Yoshida, and Ken-</w:t>
-      </w:r>
-      <w:proofErr w:type="spellStart"/>
-      <w:r>
-        <w:rPr>
-          <w:rFonts w:ascii="Times New Roman" w:eastAsia="ＭＳ Ｐゴシック" w:hAnsi="Times New Roman" w:cs="Times New Roman"/>
-          <w:color w:val="000000"/>
-          <w:kern w:val="0"/>
-          <w:szCs w:val="21"/>
-        </w:rPr>
-        <w:t>ichi</w:t>
-      </w:r>
-      <w:proofErr w:type="spellEnd"/>
-      <w:r>
-        <w:rPr>
-          <w:rFonts w:ascii="Times New Roman" w:eastAsia="ＭＳ Ｐゴシック" w:hAnsi="Times New Roman" w:cs="Times New Roman"/>
-          <w:color w:val="000000"/>
-          <w:kern w:val="0"/>
-          <w:szCs w:val="21"/>
-        </w:rPr>
-        <w:t xml:space="preserve"> Kawarabayashi.</w:t>
+        <w:t>, Takuya Akiba, Yuichi Yoshida, and Ken-ichi Kawarabayashi.</w:t>
       </w:r>
       <w:r>
         <w:rPr>
@@ -2623,27 +2561,7 @@
           <w:kern w:val="0"/>
           <w:szCs w:val="21"/>
         </w:rPr>
-        <w:t>, Yutaro Yamaguchi, Naonori Kakimura, and Ken-</w:t>
-      </w:r>
-      <w:proofErr w:type="spellStart"/>
-      <w:r>
-        <w:rPr>
-          <w:rFonts w:ascii="Times New Roman" w:eastAsia="ＭＳ Ｐゴシック" w:hAnsi="Times New Roman" w:cs="Times New Roman"/>
-          <w:color w:val="000000"/>
-          <w:kern w:val="0"/>
-          <w:szCs w:val="21"/>
-        </w:rPr>
-        <w:t>ichi</w:t>
-      </w:r>
-      <w:proofErr w:type="spellEnd"/>
-      <w:r>
-        <w:rPr>
-          <w:rFonts w:ascii="Times New Roman" w:eastAsia="ＭＳ Ｐゴシック" w:hAnsi="Times New Roman" w:cs="Times New Roman"/>
-          <w:color w:val="000000"/>
-          <w:kern w:val="0"/>
-          <w:szCs w:val="21"/>
-        </w:rPr>
-        <w:t xml:space="preserve"> Kawarabayashi.</w:t>
+        <w:t>, Yutaro Yamaguchi, Naonori Kakimura, and Ken-ichi Kawarabayashi.</w:t>
       </w:r>
       <w:r>
         <w:rPr>
@@ -2985,25 +2903,7 @@
           <w:kern w:val="0"/>
           <w:szCs w:val="21"/>
         </w:rPr>
-        <w:t>, Tomohiro Sonobe, Sumio Fujita, and Ken-</w:t>
-      </w:r>
-      <w:proofErr w:type="spellStart"/>
-      <w:r>
-        <w:rPr>
-          <w:rFonts w:ascii="Times New Roman" w:eastAsia="ＭＳ Ｐゴシック" w:hAnsi="Times New Roman" w:cs="Times New Roman"/>
-          <w:kern w:val="0"/>
-          <w:szCs w:val="21"/>
-        </w:rPr>
-        <w:t>ichi</w:t>
-      </w:r>
-      <w:proofErr w:type="spellEnd"/>
-      <w:r>
-        <w:rPr>
-          <w:rFonts w:ascii="Times New Roman" w:eastAsia="ＭＳ Ｐゴシック" w:hAnsi="Times New Roman" w:cs="Times New Roman"/>
-          <w:kern w:val="0"/>
-          <w:szCs w:val="21"/>
-        </w:rPr>
-        <w:t xml:space="preserve"> Kawarabayashi.</w:t>
+        <w:t>, Tomohiro Sonobe, Sumio Fujita, and Ken-ichi Kawarabayashi.</w:t>
       </w:r>
       <w:r>
         <w:rPr>
@@ -3346,25 +3246,7 @@
           <w:kern w:val="0"/>
           <w:szCs w:val="21"/>
         </w:rPr>
-        <w:t>, Ken-</w:t>
-      </w:r>
-      <w:proofErr w:type="spellStart"/>
-      <w:r>
-        <w:rPr>
-          <w:rFonts w:ascii="Times New Roman" w:eastAsia="ＭＳ Ｐゴシック" w:hAnsi="Times New Roman" w:cs="Times New Roman"/>
-          <w:kern w:val="0"/>
-          <w:szCs w:val="21"/>
-        </w:rPr>
-        <w:t>ichi</w:t>
-      </w:r>
-      <w:proofErr w:type="spellEnd"/>
-      <w:r>
-        <w:rPr>
-          <w:rFonts w:ascii="Times New Roman" w:eastAsia="ＭＳ Ｐゴシック" w:hAnsi="Times New Roman" w:cs="Times New Roman"/>
-          <w:kern w:val="0"/>
-          <w:szCs w:val="21"/>
-        </w:rPr>
-        <w:t xml:space="preserve"> Kawarabayashi, and Alex Thomo.</w:t>
+        <w:t>, Ken-ichi Kawarabayashi, and Alex Thomo.</w:t>
       </w:r>
       <w:r>
         <w:rPr>
@@ -3383,23 +3265,13 @@
         </w:rPr>
         <w:t>“</w:t>
       </w:r>
-      <w:proofErr w:type="spellStart"/>
-      <w:r>
-        <w:rPr>
-          <w:rFonts w:ascii="Times New Roman" w:eastAsia="ＭＳ Ｐゴシック" w:hAnsi="Times New Roman" w:cs="Times New Roman"/>
-          <w:kern w:val="0"/>
-          <w:szCs w:val="21"/>
-        </w:rPr>
-        <w:t>NoSingles</w:t>
-      </w:r>
-      <w:proofErr w:type="spellEnd"/>
-      <w:r>
-        <w:rPr>
-          <w:rFonts w:ascii="Times New Roman" w:eastAsia="ＭＳ Ｐゴシック" w:hAnsi="Times New Roman" w:cs="Times New Roman"/>
-          <w:kern w:val="0"/>
-          <w:szCs w:val="21"/>
-        </w:rPr>
-        <w:t xml:space="preserve">: </w:t>
+      <w:r>
+        <w:rPr>
+          <w:rFonts w:ascii="Times New Roman" w:eastAsia="ＭＳ Ｐゴシック" w:hAnsi="Times New Roman" w:cs="Times New Roman"/>
+          <w:kern w:val="0"/>
+          <w:szCs w:val="21"/>
+        </w:rPr>
+        <w:t xml:space="preserve">NoSingles: </w:t>
       </w:r>
       <w:r>
         <w:rPr>
@@ -3570,43 +3442,7 @@
           <w:kern w:val="0"/>
           <w:szCs w:val="21"/>
         </w:rPr>
-        <w:t xml:space="preserve">, Tomohiro Sonobe, Naonori Kakimura, </w:t>
-      </w:r>
-      <w:proofErr w:type="spellStart"/>
-      <w:r>
-        <w:rPr>
-          <w:rFonts w:ascii="Times New Roman" w:eastAsia="ＭＳ Ｐゴシック" w:hAnsi="Times New Roman" w:cs="Times New Roman"/>
-          <w:kern w:val="0"/>
-          <w:szCs w:val="21"/>
-        </w:rPr>
-        <w:t>Takuro</w:t>
-      </w:r>
-      <w:proofErr w:type="spellEnd"/>
-      <w:r>
-        <w:rPr>
-          <w:rFonts w:ascii="Times New Roman" w:eastAsia="ＭＳ Ｐゴシック" w:hAnsi="Times New Roman" w:cs="Times New Roman"/>
-          <w:kern w:val="0"/>
-          <w:szCs w:val="21"/>
-        </w:rPr>
-        <w:t xml:space="preserve"> Fukunaga, Sumio Fujita, and Ken-</w:t>
-      </w:r>
-      <w:proofErr w:type="spellStart"/>
-      <w:r>
-        <w:rPr>
-          <w:rFonts w:ascii="Times New Roman" w:eastAsia="ＭＳ Ｐゴシック" w:hAnsi="Times New Roman" w:cs="Times New Roman"/>
-          <w:kern w:val="0"/>
-          <w:szCs w:val="21"/>
-        </w:rPr>
-        <w:t>ichi</w:t>
-      </w:r>
-      <w:proofErr w:type="spellEnd"/>
-      <w:r>
-        <w:rPr>
-          <w:rFonts w:ascii="Times New Roman" w:eastAsia="ＭＳ Ｐゴシック" w:hAnsi="Times New Roman" w:cs="Times New Roman"/>
-          <w:kern w:val="0"/>
-          <w:szCs w:val="21"/>
-        </w:rPr>
-        <w:t xml:space="preserve"> Kawarabayashi.</w:t>
+        <w:t>, Tomohiro Sonobe, Naonori Kakimura, Takuro Fukunaga, Sumio Fujita, and Ken-ichi Kawarabayashi.</w:t>
       </w:r>
       <w:r>
         <w:rPr>
@@ -6543,7 +6379,6 @@
         </w:rPr>
         <w:t xml:space="preserve"> </w:t>
       </w:r>
-      <w:proofErr w:type="gramStart"/>
       <w:r>
         <w:rPr>
           <w:rFonts w:ascii="Times New Roman" w:eastAsia="ＭＳ Ｐゴシック" w:hAnsi="Times New Roman" w:cs="Times New Roman"/>
@@ -6559,16 +6394,7 @@
           <w:kern w:val="0"/>
           <w:szCs w:val="21"/>
         </w:rPr>
-        <w:t>On</w:t>
-      </w:r>
-      <w:proofErr w:type="gramEnd"/>
-      <w:r>
-        <w:rPr>
-          <w:rFonts w:ascii="Times New Roman" w:eastAsia="ＭＳ Ｐゴシック" w:hAnsi="Times New Roman" w:cs="Times New Roman"/>
-          <w:kern w:val="0"/>
-          <w:szCs w:val="21"/>
-        </w:rPr>
-        <w:t xml:space="preserve"> the Parameterized Intractability of Determinant Maximization</w:t>
+        <w:t>On the Parameterized Intractability of Determinant Maximization</w:t>
       </w:r>
       <w:r>
         <w:rPr>
@@ -7642,7 +7468,6 @@
         </w:rPr>
         <w:t>Proceedings of the 17th ACM Conference on Recommender Systems (</w:t>
       </w:r>
-      <w:proofErr w:type="spellStart"/>
       <w:r>
         <w:rPr>
           <w:rFonts w:ascii="Times New Roman" w:eastAsia="ＭＳ Ｐゴシック" w:hAnsi="Times New Roman" w:cs="Times New Roman"/>
@@ -7655,7 +7480,6 @@
         </w:rPr>
         <w:t>RecSys</w:t>
       </w:r>
-      <w:proofErr w:type="spellEnd"/>
       <w:r>
         <w:rPr>
           <w:rFonts w:ascii="Times New Roman" w:eastAsia="ＭＳ Ｐゴシック" w:hAnsi="Times New Roman" w:cs="Times New Roman"/>
@@ -8149,25 +7973,7 @@
           <w:kern w:val="0"/>
           <w:szCs w:val="21"/>
         </w:rPr>
-        <w:t xml:space="preserve">Riku Togashi, </w:t>
-      </w:r>
-      <w:proofErr w:type="spellStart"/>
-      <w:r>
-        <w:rPr>
-          <w:rFonts w:ascii="Times New Roman" w:eastAsia="ＭＳ Ｐゴシック" w:hAnsi="Times New Roman" w:cs="Times New Roman"/>
-          <w:kern w:val="0"/>
-          <w:szCs w:val="21"/>
-        </w:rPr>
-        <w:t>Tatsushi</w:t>
-      </w:r>
-      <w:proofErr w:type="spellEnd"/>
-      <w:r>
-        <w:rPr>
-          <w:rFonts w:ascii="Times New Roman" w:eastAsia="ＭＳ Ｐゴシック" w:hAnsi="Times New Roman" w:cs="Times New Roman"/>
-          <w:kern w:val="0"/>
-          <w:szCs w:val="21"/>
-        </w:rPr>
-        <w:t xml:space="preserve"> Oka, </w:t>
+        <w:t xml:space="preserve">Riku Togashi, Tatsushi Oka, </w:t>
       </w:r>
       <w:r>
         <w:rPr>
@@ -10987,25 +10793,7 @@
           <w:kern w:val="0"/>
           <w:szCs w:val="21"/>
         </w:rPr>
-        <w:t xml:space="preserve">Antonio Tejero-de-Pablos, </w:t>
-      </w:r>
-      <w:proofErr w:type="spellStart"/>
-      <w:r>
-        <w:rPr>
-          <w:rFonts w:ascii="Times New Roman" w:eastAsia="ＭＳ Ｐゴシック" w:hAnsi="Times New Roman" w:cs="Times New Roman"/>
-          <w:kern w:val="0"/>
-          <w:szCs w:val="21"/>
-        </w:rPr>
-        <w:t>Sichao</w:t>
-      </w:r>
-      <w:proofErr w:type="spellEnd"/>
-      <w:r>
-        <w:rPr>
-          <w:rFonts w:ascii="Times New Roman" w:eastAsia="ＭＳ Ｐゴシック" w:hAnsi="Times New Roman" w:cs="Times New Roman"/>
-          <w:kern w:val="0"/>
-          <w:szCs w:val="21"/>
-        </w:rPr>
-        <w:t xml:space="preserve"> Song, </w:t>
+        <w:t xml:space="preserve">Antonio Tejero-de-Pablos, Sichao Song, </w:t>
       </w:r>
       <w:r>
         <w:rPr>
@@ -11032,23 +10820,13 @@
         </w:rPr>
         <w:t xml:space="preserve">and </w:t>
       </w:r>
-      <w:proofErr w:type="spellStart"/>
-      <w:r>
-        <w:rPr>
-          <w:rFonts w:ascii="Times New Roman" w:eastAsia="ＭＳ Ｐゴシック" w:hAnsi="Times New Roman" w:cs="Times New Roman"/>
-          <w:kern w:val="0"/>
-          <w:szCs w:val="21"/>
-        </w:rPr>
-        <w:t>Shin'ichi</w:t>
-      </w:r>
-      <w:proofErr w:type="spellEnd"/>
-      <w:r>
-        <w:rPr>
-          <w:rFonts w:ascii="Times New Roman" w:eastAsia="ＭＳ Ｐゴシック" w:hAnsi="Times New Roman" w:cs="Times New Roman"/>
-          <w:kern w:val="0"/>
-          <w:szCs w:val="21"/>
-        </w:rPr>
-        <w:t xml:space="preserve"> Satoh. </w:t>
+      <w:r>
+        <w:rPr>
+          <w:rFonts w:ascii="Times New Roman" w:eastAsia="ＭＳ Ｐゴシック" w:hAnsi="Times New Roman" w:cs="Times New Roman"/>
+          <w:kern w:val="0"/>
+          <w:szCs w:val="21"/>
+        </w:rPr>
+        <w:t xml:space="preserve">Shin'ichi Satoh. </w:t>
       </w:r>
       <w:r>
         <w:rPr>
@@ -11059,23 +10837,13 @@
         </w:rPr>
         <w:t>“</w:t>
       </w:r>
-      <w:proofErr w:type="spellStart"/>
-      <w:r>
-        <w:rPr>
-          <w:rFonts w:ascii="Times New Roman" w:eastAsia="ＭＳ Ｐゴシック" w:hAnsi="Times New Roman" w:cs="Times New Roman"/>
-          <w:kern w:val="0"/>
-          <w:szCs w:val="21"/>
-        </w:rPr>
-        <w:t>DiverXplorer</w:t>
-      </w:r>
-      <w:proofErr w:type="spellEnd"/>
-      <w:r>
-        <w:rPr>
-          <w:rFonts w:ascii="Times New Roman" w:eastAsia="ＭＳ Ｐゴシック" w:hAnsi="Times New Roman" w:cs="Times New Roman"/>
-          <w:kern w:val="0"/>
-          <w:szCs w:val="21"/>
-        </w:rPr>
-        <w:t>: Stock Image Exploration via Diversity Adjustment for Graphic Design</w:t>
+      <w:r>
+        <w:rPr>
+          <w:rFonts w:ascii="Times New Roman" w:eastAsia="ＭＳ Ｐゴシック" w:hAnsi="Times New Roman" w:cs="Times New Roman"/>
+          <w:kern w:val="0"/>
+          <w:szCs w:val="21"/>
+        </w:rPr>
+        <w:t>DiverXplorer: Stock Image Exploration via Diversity Adjustment for Graphic Design</w:t>
       </w:r>
       <w:r>
         <w:rPr>
@@ -11120,17 +10888,7 @@
           <w:kern w:val="0"/>
           <w:szCs w:val="21"/>
         </w:rPr>
-        <w:t xml:space="preserve"> </w:t>
-      </w:r>
-      <w:r>
-        <w:rPr>
-          <w:rFonts w:ascii="Times New Roman" w:eastAsia="ＭＳ Ｐゴシック" w:hAnsi="Times New Roman" w:cs="Times New Roman"/>
-          <w:i/>
-          <w:iCs/>
-          <w:kern w:val="0"/>
-          <w:szCs w:val="21"/>
-        </w:rPr>
-        <w:t>the Extended Abstracts of</w:t>
+        <w:t xml:space="preserve"> the Extended Abstracts of</w:t>
       </w:r>
       <w:r>
         <w:rPr>
@@ -11363,25 +11121,7 @@
           <w:kern w:val="0"/>
           <w:szCs w:val="21"/>
         </w:rPr>
-        <w:t xml:space="preserve">On (In)approximability of </w:t>
-      </w:r>
-      <w:proofErr w:type="spellStart"/>
-      <w:r>
-        <w:rPr>
-          <w:rFonts w:ascii="Times New Roman" w:eastAsia="ＭＳ Ｐゴシック" w:hAnsi="Times New Roman" w:cs="Times New Roman"/>
-          <w:kern w:val="0"/>
-          <w:szCs w:val="21"/>
-        </w:rPr>
-        <w:t>MaxMin</w:t>
-      </w:r>
-      <w:proofErr w:type="spellEnd"/>
-      <w:r>
-        <w:rPr>
-          <w:rFonts w:ascii="Times New Roman" w:eastAsia="ＭＳ Ｐゴシック" w:hAnsi="Times New Roman" w:cs="Times New Roman"/>
-          <w:kern w:val="0"/>
-          <w:szCs w:val="21"/>
-        </w:rPr>
-        <w:t xml:space="preserve"> Independent Set Reconfiguration</w:t>
+        <w:t>On (In)approximability of MaxMin Independent Set Reconfiguration</w:t>
       </w:r>
       <w:r>
         <w:rPr>
@@ -11474,15 +11214,281 @@
           <w:kern w:val="0"/>
           <w:szCs w:val="21"/>
         </w:rPr>
-        <w:t xml:space="preserve">2026, </w:t>
-      </w:r>
-      <w:r>
-        <w:rPr>
-          <w:rFonts w:ascii="Times New Roman" w:eastAsia="ＭＳ Ｐゴシック" w:hAnsi="Times New Roman" w:cs="Times New Roman" w:hint="eastAsia"/>
-          <w:kern w:val="0"/>
-          <w:szCs w:val="21"/>
-        </w:rPr>
-        <w:t>to appear.</w:t>
+        <w:t xml:space="preserve">pp. </w:t>
+      </w:r>
+      <w:r>
+        <w:rPr>
+          <w:rFonts w:ascii="Times New Roman" w:eastAsia="ＭＳ Ｐゴシック" w:hAnsi="Times New Roman" w:cs="Times New Roman"/>
+          <w:kern w:val="0"/>
+          <w:szCs w:val="21"/>
+        </w:rPr>
+        <w:t>108:1</w:t>
+      </w:r>
+      <w:r>
+        <w:rPr>
+          <w:rFonts w:ascii="Times New Roman" w:eastAsia="ＭＳ Ｐゴシック" w:hAnsi="Times New Roman" w:cs="Times New Roman"/>
+          <w:kern w:val="0"/>
+          <w:szCs w:val="21"/>
+        </w:rPr>
+        <w:t>–</w:t>
+      </w:r>
+      <w:r>
+        <w:rPr>
+          <w:rFonts w:ascii="Times New Roman" w:eastAsia="ＭＳ Ｐゴシック" w:hAnsi="Times New Roman" w:cs="Times New Roman"/>
+          <w:kern w:val="0"/>
+          <w:szCs w:val="21"/>
+        </w:rPr>
+        <w:t>108:16</w:t>
+      </w:r>
+      <w:r>
+        <w:rPr>
+          <w:rFonts w:ascii="Times New Roman" w:eastAsia="ＭＳ Ｐゴシック" w:hAnsi="Times New Roman" w:cs="Times New Roman" w:hint="eastAsia"/>
+          <w:kern w:val="0"/>
+          <w:szCs w:val="21"/>
+        </w:rPr>
+        <w:t xml:space="preserve">, </w:t>
+      </w:r>
+      <w:r>
+        <w:rPr>
+          <w:rFonts w:ascii="Times New Roman" w:eastAsia="ＭＳ Ｐゴシック" w:hAnsi="Times New Roman" w:cs="Times New Roman" w:hint="eastAsia"/>
+          <w:kern w:val="0"/>
+          <w:szCs w:val="21"/>
+        </w:rPr>
+        <w:t>2026</w:t>
+      </w:r>
+      <w:r>
+        <w:rPr>
+          <w:rFonts w:ascii="Times New Roman" w:eastAsia="ＭＳ Ｐゴシック" w:hAnsi="Times New Roman" w:cs="Times New Roman" w:hint="eastAsia"/>
+          <w:kern w:val="0"/>
+          <w:szCs w:val="21"/>
+        </w:rPr>
+        <w:t>,</w:t>
+      </w:r>
+      <w:r>
+        <w:rPr>
+          <w:rFonts w:ascii="Times New Roman" w:eastAsia="ＭＳ Ｐゴシック" w:hAnsi="Times New Roman" w:cs="Times New Roman" w:hint="eastAsia"/>
+          <w:kern w:val="0"/>
+          <w:szCs w:val="21"/>
+        </w:rPr>
+        <w:t xml:space="preserve"> DOI: </w:t>
+      </w:r>
+      <w:hyperlink r:id="rId59" w:history="1">
+        <w:r>
+          <w:rPr>
+            <w:rStyle w:val="a4"/>
+            <w:rFonts w:ascii="Times New Roman" w:eastAsia="ＭＳ Ｐゴシック" w:hAnsi="Times New Roman" w:cs="Times New Roman"/>
+            <w:kern w:val="0"/>
+            <w:szCs w:val="21"/>
+          </w:rPr>
+          <w:t>https://doi.org/10.4230/LIPIcs.ICALP.2026.108</w:t>
+        </w:r>
+      </w:hyperlink>
+    </w:p>
+    <w:p>
+      <w:pPr>
+        <w:pStyle w:val="a3"/>
+        <w:widowControl/>
+        <w:numPr>
+          <w:ilvl w:val="0"/>
+          <w:numId w:val="14"/>
+        </w:numPr>
+        <w:tabs>
+          <w:tab w:val="left" w:pos="2520"/>
+          <w:tab w:val="left" w:pos="3119"/>
+        </w:tabs>
+        <w:ind w:leftChars="0"/>
+        <w:jc w:val="left"/>
+        <w:rPr>
+          <w:rFonts w:ascii="Times New Roman" w:eastAsia="ＭＳ Ｐゴシック" w:hAnsi="Times New Roman" w:cs="Times New Roman"/>
+          <w:kern w:val="0"/>
+          <w:szCs w:val="21"/>
+        </w:rPr>
+      </w:pPr>
+      <w:r>
+        <w:rPr>
+          <w:rFonts w:ascii="Times New Roman" w:eastAsia="ＭＳ Ｐゴシック" w:hAnsi="Times New Roman" w:cs="Times New Roman"/>
+          <w:kern w:val="0"/>
+          <w:szCs w:val="21"/>
+        </w:rPr>
+        <w:t xml:space="preserve">Shuichi Hirahara and </w:t>
+      </w:r>
+      <w:r>
+        <w:rPr>
+          <w:rFonts w:ascii="Times New Roman" w:eastAsia="ＭＳ Ｐゴシック" w:hAnsi="Times New Roman" w:cs="Times New Roman"/>
+          <w:kern w:val="0"/>
+          <w:szCs w:val="21"/>
+          <w:u w:val="single"/>
+        </w:rPr>
+        <w:t>Naoto Ohsaka</w:t>
+      </w:r>
+      <w:r>
+        <w:rPr>
+          <w:rFonts w:ascii="Times New Roman" w:eastAsia="ＭＳ Ｐゴシック" w:hAnsi="Times New Roman" w:cs="Times New Roman"/>
+          <w:kern w:val="0"/>
+          <w:szCs w:val="21"/>
+        </w:rPr>
+        <w:t>.</w:t>
+      </w:r>
+      <w:r>
+        <w:rPr>
+          <w:rFonts w:ascii="Times New Roman" w:eastAsia="ＭＳ Ｐゴシック" w:hAnsi="Times New Roman" w:cs="Times New Roman" w:hint="eastAsia"/>
+          <w:kern w:val="0"/>
+          <w:szCs w:val="21"/>
+        </w:rPr>
+        <w:t xml:space="preserve"> </w:t>
+      </w:r>
+      <w:r>
+        <w:rPr>
+          <w:rFonts w:ascii="Times New Roman" w:eastAsia="ＭＳ Ｐゴシック" w:hAnsi="Times New Roman" w:cs="Times New Roman"/>
+          <w:color w:val="000000"/>
+          <w:kern w:val="0"/>
+          <w:szCs w:val="21"/>
+        </w:rPr>
+        <w:t>“</w:t>
+      </w:r>
+      <w:r>
+        <w:rPr>
+          <w:rFonts w:ascii="Times New Roman" w:eastAsia="ＭＳ Ｐゴシック" w:hAnsi="Times New Roman" w:cs="Times New Roman"/>
+          <w:kern w:val="0"/>
+          <w:szCs w:val="21"/>
+        </w:rPr>
+        <w:t xml:space="preserve">Optimal PSPACE-hardness of Approximating </w:t>
+      </w:r>
+      <w:r>
+        <w:rPr>
+          <w:rFonts w:ascii="Times New Roman" w:eastAsia="ＭＳ Ｐゴシック" w:hAnsi="Times New Roman" w:cs="Times New Roman"/>
+          <w:i/>
+          <w:iCs/>
+          <w:kern w:val="0"/>
+          <w:szCs w:val="21"/>
+        </w:rPr>
+        <w:t>q</w:t>
+      </w:r>
+      <w:r>
+        <w:rPr>
+          <w:rFonts w:ascii="Times New Roman" w:eastAsia="ＭＳ Ｐゴシック" w:hAnsi="Times New Roman" w:cs="Times New Roman"/>
+          <w:kern w:val="0"/>
+          <w:szCs w:val="21"/>
+        </w:rPr>
+        <w:t>-CSP Reconfiguration</w:t>
+      </w:r>
+      <w:r>
+        <w:rPr>
+          <w:rFonts w:ascii="Times New Roman" w:eastAsia="ＭＳ Ｐゴシック" w:hAnsi="Times New Roman" w:cs="Times New Roman"/>
+          <w:color w:val="000000"/>
+          <w:kern w:val="0"/>
+          <w:szCs w:val="21"/>
+        </w:rPr>
+        <w:t>”.</w:t>
+      </w:r>
+      <w:r>
+        <w:rPr>
+          <w:rFonts w:ascii="Times New Roman" w:eastAsia="ＭＳ Ｐゴシック" w:hAnsi="Times New Roman" w:cs="Times New Roman" w:hint="eastAsia"/>
+          <w:color w:val="000000"/>
+          <w:kern w:val="0"/>
+          <w:szCs w:val="21"/>
+        </w:rPr>
+        <w:t xml:space="preserve"> </w:t>
+      </w:r>
+      <w:r>
+        <w:rPr>
+          <w:rFonts w:ascii="Times New Roman" w:eastAsia="ＭＳ Ｐゴシック" w:hAnsi="Times New Roman" w:cs="Times New Roman"/>
+          <w:i/>
+          <w:iCs/>
+          <w:kern w:val="0"/>
+          <w:szCs w:val="21"/>
+        </w:rPr>
+        <w:t>Proceedings of the 6</w:t>
+      </w:r>
+      <w:r>
+        <w:rPr>
+          <w:rFonts w:ascii="Times New Roman" w:eastAsia="ＭＳ Ｐゴシック" w:hAnsi="Times New Roman" w:cs="Times New Roman" w:hint="eastAsia"/>
+          <w:i/>
+          <w:iCs/>
+          <w:kern w:val="0"/>
+          <w:szCs w:val="21"/>
+        </w:rPr>
+        <w:t>7</w:t>
+      </w:r>
+      <w:r>
+        <w:rPr>
+          <w:rFonts w:ascii="Times New Roman" w:eastAsia="ＭＳ Ｐゴシック" w:hAnsi="Times New Roman" w:cs="Times New Roman"/>
+          <w:i/>
+          <w:iCs/>
+          <w:kern w:val="0"/>
+          <w:szCs w:val="21"/>
+        </w:rPr>
+        <w:t>th IEEE Symposium on Foundations of Computer Science (</w:t>
+      </w:r>
+      <w:r>
+        <w:rPr>
+          <w:rFonts w:ascii="Times New Roman" w:eastAsia="ＭＳ Ｐゴシック" w:hAnsi="Times New Roman" w:cs="Times New Roman"/>
+          <w:b/>
+          <w:bCs/>
+          <w:i/>
+          <w:iCs/>
+          <w:kern w:val="0"/>
+          <w:szCs w:val="21"/>
+        </w:rPr>
+        <w:t>FOCS</w:t>
+      </w:r>
+      <w:r>
+        <w:rPr>
+          <w:rFonts w:ascii="Times New Roman" w:eastAsia="ＭＳ Ｐゴシック" w:hAnsi="Times New Roman" w:cs="Times New Roman"/>
+          <w:i/>
+          <w:iCs/>
+          <w:kern w:val="0"/>
+          <w:szCs w:val="21"/>
+        </w:rPr>
+        <w:t>)</w:t>
+      </w:r>
+      <w:r>
+        <w:rPr>
+          <w:rFonts w:ascii="Times New Roman" w:eastAsia="ＭＳ Ｐゴシック" w:hAnsi="Times New Roman" w:cs="Times New Roman"/>
+          <w:kern w:val="0"/>
+          <w:szCs w:val="21"/>
+        </w:rPr>
+        <w:t>, 202</w:t>
+      </w:r>
+      <w:r>
+        <w:rPr>
+          <w:rFonts w:ascii="Times New Roman" w:eastAsia="ＭＳ Ｐゴシック" w:hAnsi="Times New Roman" w:cs="Times New Roman" w:hint="eastAsia"/>
+          <w:kern w:val="0"/>
+          <w:szCs w:val="21"/>
+        </w:rPr>
+        <w:t>6</w:t>
+      </w:r>
+      <w:r>
+        <w:rPr>
+          <w:rFonts w:ascii="Times New Roman" w:eastAsia="ＭＳ Ｐゴシック" w:hAnsi="Times New Roman" w:cs="Times New Roman"/>
+          <w:kern w:val="0"/>
+          <w:szCs w:val="21"/>
+        </w:rPr>
+        <w:t>.</w:t>
+      </w:r>
+      <w:r>
+        <w:rPr>
+          <w:rFonts w:ascii="Times New Roman" w:eastAsia="ＭＳ Ｐゴシック" w:hAnsi="Times New Roman" w:cs="Times New Roman" w:hint="eastAsia"/>
+          <w:kern w:val="0"/>
+          <w:szCs w:val="21"/>
+        </w:rPr>
+        <w:t xml:space="preserve"> </w:t>
+      </w:r>
+      <w:r>
+        <w:rPr>
+          <w:rFonts w:ascii="Times New Roman" w:eastAsia="ＭＳ Ｐゴシック" w:hAnsi="Times New Roman" w:cs="Times New Roman"/>
+          <w:kern w:val="0"/>
+          <w:szCs w:val="21"/>
+        </w:rPr>
+        <w:t>T</w:t>
+      </w:r>
+      <w:r>
+        <w:rPr>
+          <w:rFonts w:ascii="Times New Roman" w:eastAsia="ＭＳ Ｐゴシック" w:hAnsi="Times New Roman" w:cs="Times New Roman" w:hint="eastAsia"/>
+          <w:kern w:val="0"/>
+          <w:szCs w:val="21"/>
+        </w:rPr>
+        <w:t>o appear.</w:t>
       </w:r>
     </w:p>
     <w:p>
@@ -11583,31 +11589,7 @@
           <w:kern w:val="0"/>
           <w:szCs w:val="21"/>
         </w:rPr>
-        <w:t xml:space="preserve"> </w:t>
-      </w:r>
-      <w:proofErr w:type="spellStart"/>
-      <w:r>
-        <w:rPr>
-          <w:rFonts w:ascii="Times New Roman" w:eastAsia="ＭＳ Ｐゴシック" w:hAnsi="Times New Roman" w:cs="Times New Roman"/>
-          <w:i/>
-          <w:iCs/>
-          <w:color w:val="000000"/>
-          <w:kern w:val="0"/>
-          <w:szCs w:val="21"/>
-        </w:rPr>
-        <w:t>CoRe</w:t>
-      </w:r>
-      <w:proofErr w:type="spellEnd"/>
-      <w:r>
-        <w:rPr>
-          <w:rFonts w:ascii="Times New Roman" w:eastAsia="ＭＳ Ｐゴシック" w:hAnsi="Times New Roman" w:cs="Times New Roman"/>
-          <w:i/>
-          <w:iCs/>
-          <w:color w:val="000000"/>
-          <w:kern w:val="0"/>
-          <w:szCs w:val="21"/>
-        </w:rPr>
-        <w:t xml:space="preserve"> Seminar</w:t>
+        <w:t xml:space="preserve"> CoRe Seminar</w:t>
       </w:r>
       <w:r>
         <w:rPr>
@@ -12057,47 +12039,7 @@
           <w:kern w:val="0"/>
           <w:szCs w:val="21"/>
         </w:rPr>
-        <w:t xml:space="preserve">Conferences: AAAI 2016, </w:t>
-      </w:r>
-      <w:proofErr w:type="spellStart"/>
-      <w:r>
-        <w:rPr>
-          <w:rFonts w:ascii="Times New Roman" w:eastAsia="ＭＳ Ｐゴシック" w:hAnsi="Times New Roman" w:cs="Times New Roman"/>
-          <w:color w:val="000000"/>
-          <w:kern w:val="0"/>
-          <w:szCs w:val="21"/>
-        </w:rPr>
-        <w:t>NeurIPS</w:t>
-      </w:r>
-      <w:proofErr w:type="spellEnd"/>
-      <w:r>
-        <w:rPr>
-          <w:rFonts w:ascii="Times New Roman" w:eastAsia="ＭＳ Ｐゴシック" w:hAnsi="Times New Roman" w:cs="Times New Roman"/>
-          <w:color w:val="000000"/>
-          <w:kern w:val="0"/>
-          <w:szCs w:val="21"/>
-        </w:rPr>
-        <w:t xml:space="preserve"> 2019, ICML 2020, </w:t>
-      </w:r>
-      <w:proofErr w:type="spellStart"/>
-      <w:r>
-        <w:rPr>
-          <w:rFonts w:ascii="Times New Roman" w:eastAsia="ＭＳ Ｐゴシック" w:hAnsi="Times New Roman" w:cs="Times New Roman"/>
-          <w:color w:val="000000"/>
-          <w:kern w:val="0"/>
-          <w:szCs w:val="21"/>
-        </w:rPr>
-        <w:t>NeurIPS</w:t>
-      </w:r>
-      <w:proofErr w:type="spellEnd"/>
-      <w:r>
-        <w:rPr>
-          <w:rFonts w:ascii="Times New Roman" w:eastAsia="ＭＳ Ｐゴシック" w:hAnsi="Times New Roman" w:cs="Times New Roman"/>
-          <w:color w:val="000000"/>
-          <w:kern w:val="0"/>
-          <w:szCs w:val="21"/>
-        </w:rPr>
-        <w:t xml:space="preserve"> 2020, AAAI 2021, AISTATS 2021, ICML 2021, ICML 2022, MFCS 2023, ISAAC 2023, CCC 2024, ICALP 2025, ESA 2025</w:t>
+        <w:t>Conferences: AAAI 2016, NeurIPS 2019, ICML 2020, NeurIPS 2020, AAAI 2021, AISTATS 2021, ICML 2021, ICML 2022, MFCS 2023, ISAAC 2023, CCC 2024, ICALP 2025, ESA 2025</w:t>
       </w:r>
       <w:r>
         <w:rPr>
@@ -12115,27 +12057,16 @@
           <w:kern w:val="0"/>
           <w:szCs w:val="21"/>
         </w:rPr>
-        <w:t xml:space="preserve">, </w:t>
-      </w:r>
-      <w:proofErr w:type="spellStart"/>
-      <w:r>
-        <w:rPr>
-          <w:rFonts w:ascii="Times New Roman" w:eastAsia="ＭＳ Ｐゴシック" w:hAnsi="Times New Roman" w:cs="Times New Roman" w:hint="eastAsia"/>
-          <w:color w:val="000000"/>
-          <w:kern w:val="0"/>
-          <w:szCs w:val="21"/>
-        </w:rPr>
-        <w:t>SoCG</w:t>
-      </w:r>
-      <w:proofErr w:type="spellEnd"/>
-      <w:r>
-        <w:rPr>
-          <w:rFonts w:ascii="Times New Roman" w:eastAsia="ＭＳ Ｐゴシック" w:hAnsi="Times New Roman" w:cs="Times New Roman" w:hint="eastAsia"/>
-          <w:color w:val="000000"/>
-          <w:kern w:val="0"/>
-          <w:szCs w:val="21"/>
-        </w:rPr>
-        <w:t xml:space="preserve"> 2026</w:t>
+        <w:t>, SoCG 2026</w:t>
+      </w:r>
+      <w:r>
+        <w:rPr>
+          <w:rFonts w:ascii="Times New Roman" w:eastAsia="ＭＳ Ｐゴシック" w:hAnsi="Times New Roman" w:cs="Times New Roman" w:hint="eastAsia"/>
+          <w:color w:val="000000"/>
+          <w:kern w:val="0"/>
+          <w:szCs w:val="21"/>
+        </w:rPr>
+        <w:t>, MFCS 2026</w:t>
       </w:r>
     </w:p>
     <w:p>
@@ -12369,27 +12300,7 @@
           <w:kern w:val="0"/>
           <w:szCs w:val="21"/>
         </w:rPr>
-        <w:t xml:space="preserve"> Ken-</w:t>
-      </w:r>
-      <w:proofErr w:type="spellStart"/>
-      <w:r>
-        <w:rPr>
-          <w:rFonts w:ascii="Times New Roman" w:eastAsia="ＭＳ Ｐゴシック" w:hAnsi="Times New Roman" w:cs="Times New Roman" w:hint="eastAsia"/>
-          <w:color w:val="000000"/>
-          <w:kern w:val="0"/>
-          <w:szCs w:val="21"/>
-        </w:rPr>
-        <w:t>ichi</w:t>
-      </w:r>
-      <w:proofErr w:type="spellEnd"/>
-      <w:r>
-        <w:rPr>
-          <w:rFonts w:ascii="Times New Roman" w:eastAsia="ＭＳ Ｐゴシック" w:hAnsi="Times New Roman" w:cs="Times New Roman" w:hint="eastAsia"/>
-          <w:color w:val="000000"/>
-          <w:kern w:val="0"/>
-          <w:szCs w:val="21"/>
-        </w:rPr>
-        <w:t xml:space="preserve"> Kawarabayashi,</w:t>
+        <w:t xml:space="preserve"> Ken-ichi Kawarabayashi,</w:t>
       </w:r>
       <w:r>
         <w:rPr>
@@ -12847,6 +12758,7 @@
           <w:szCs w:val="21"/>
           <w:u w:val="single"/>
         </w:rPr>
+        <w:lastRenderedPageBreak/>
         <w:t>Naoto Ohsaka</w:t>
       </w:r>
       <w:r>
@@ -12932,7 +12844,6 @@
           <w:rFonts w:ascii="Times New Roman" w:hAnsi="Times New Roman" w:cs="Times New Roman"/>
           <w:szCs w:val="21"/>
         </w:rPr>
-        <w:lastRenderedPageBreak/>
         <w:t xml:space="preserve">Tatsuya Matsuoka and </w:t>
       </w:r>
       <w:r>
@@ -13597,27 +13508,7 @@
           <w:szCs w:val="21"/>
         </w:rPr>
         <w:tab/>
-        <w:t xml:space="preserve">3rd Place (with </w:t>
-      </w:r>
-      <w:proofErr w:type="spellStart"/>
-      <w:r>
-        <w:rPr>
-          <w:rFonts w:ascii="Times New Roman" w:eastAsia="ＭＳ Ｐゴシック" w:hAnsi="Times New Roman" w:cs="Times New Roman"/>
-          <w:color w:val="000000"/>
-          <w:kern w:val="0"/>
-          <w:szCs w:val="21"/>
-        </w:rPr>
-        <w:t>Izuru</w:t>
-      </w:r>
-      <w:proofErr w:type="spellEnd"/>
-      <w:r>
-        <w:rPr>
-          <w:rFonts w:ascii="Times New Roman" w:eastAsia="ＭＳ Ｐゴシック" w:hAnsi="Times New Roman" w:cs="Times New Roman"/>
-          <w:color w:val="000000"/>
-          <w:kern w:val="0"/>
-          <w:szCs w:val="21"/>
-        </w:rPr>
-        <w:t xml:space="preserve"> Matsuura and Masafumi Yabu), ACM International Collegiate Programming Contest Asia Regional Contest 2012 in Tokyo, Tokyo, Japan</w:t>
+        <w:t>3rd Place (with Izuru Matsuura and Masafumi Yabu), ACM International Collegiate Programming Contest Asia Regional Contest 2012 in Tokyo, Tokyo, Japan</w:t>
       </w:r>
     </w:p>
     <w:p>
@@ -13654,27 +13545,7 @@
           <w:szCs w:val="21"/>
         </w:rPr>
         <w:tab/>
-        <w:t xml:space="preserve">14th Place (with </w:t>
-      </w:r>
-      <w:proofErr w:type="spellStart"/>
-      <w:r>
-        <w:rPr>
-          <w:rFonts w:ascii="Times New Roman" w:eastAsia="ＭＳ Ｐゴシック" w:hAnsi="Times New Roman" w:cs="Times New Roman"/>
-          <w:color w:val="000000"/>
-          <w:kern w:val="0"/>
-          <w:szCs w:val="21"/>
-        </w:rPr>
-        <w:t>Izuru</w:t>
-      </w:r>
-      <w:proofErr w:type="spellEnd"/>
-      <w:r>
-        <w:rPr>
-          <w:rFonts w:ascii="Times New Roman" w:eastAsia="ＭＳ Ｐゴシック" w:hAnsi="Times New Roman" w:cs="Times New Roman"/>
-          <w:color w:val="000000"/>
-          <w:kern w:val="0"/>
-          <w:szCs w:val="21"/>
-        </w:rPr>
-        <w:t xml:space="preserve"> Matsuura and Masafumi Yabu), ACM International Collegiate Programming Contest World Finals 2013, St. Petersburg, Russia</w:t>
+        <w:t>14th Place (with Izuru Matsuura and Masafumi Yabu), ACM International Collegiate Programming Contest World Finals 2013, St. Petersburg, Russia</w:t>
       </w:r>
     </w:p>
     <w:p>
@@ -13719,27 +13590,7 @@
           <w:kern w:val="0"/>
           <w:szCs w:val="21"/>
         </w:rPr>
-        <w:t xml:space="preserve">DBSJ </w:t>
-      </w:r>
-      <w:proofErr w:type="spellStart"/>
-      <w:r>
-        <w:rPr>
-          <w:rFonts w:ascii="Times New Roman" w:eastAsia="ＭＳ Ｐゴシック" w:hAnsi="Times New Roman" w:cs="Times New Roman"/>
-          <w:color w:val="000000"/>
-          <w:kern w:val="0"/>
-          <w:szCs w:val="21"/>
-        </w:rPr>
-        <w:t>Kambayashi</w:t>
-      </w:r>
-      <w:proofErr w:type="spellEnd"/>
-      <w:r>
-        <w:rPr>
-          <w:rFonts w:ascii="Times New Roman" w:eastAsia="ＭＳ Ｐゴシック" w:hAnsi="Times New Roman" w:cs="Times New Roman"/>
-          <w:color w:val="000000"/>
-          <w:kern w:val="0"/>
-          <w:szCs w:val="21"/>
-        </w:rPr>
-        <w:t xml:space="preserve"> Young Researcher Award</w:t>
+        <w:t>DBSJ Kambayashi Young Researcher Award</w:t>
       </w:r>
       <w:r>
         <w:rPr>
@@ -13776,7 +13627,7 @@
       </w:pPr>
     </w:p>
     <w:sectPr>
-      <w:footerReference w:type="default" r:id="rId59"/>
+      <w:footerReference w:type="default" r:id="rId60"/>
       <w:pgSz w:w="12240" w:h="15840" w:code="1"/>
       <w:pgMar w:top="1440" w:right="1080" w:bottom="1440" w:left="1080" w:header="851" w:footer="992" w:gutter="0"/>
       <w:cols w:space="425"/>
@@ -13824,7 +13675,7 @@
         <w:i/>
         <w:iCs/>
       </w:rPr>
-      <w:t>May</w:t>
+      <w:t>July</w:t>
     </w:r>
     <w:r>
       <w:rPr>
@@ -13840,7 +13691,7 @@
         <w:i/>
         <w:iCs/>
       </w:rPr>
-      <w:t>1</w:t>
+      <w:t>4</w:t>
     </w:r>
     <w:r>
       <w:rPr>
@@ -13849,7 +13700,7 @@
         <w:iCs/>
         <w:vertAlign w:val="superscript"/>
       </w:rPr>
-      <w:t>st</w:t>
+      <w:t>th</w:t>
     </w:r>
     <w:r>
       <w:rPr>
